--- a/MultilayerAutomationFramework.docx
+++ b/MultilayerAutomationFramework.docx
@@ -100,6 +100,8 @@
         <w:rPr>
           <w:b/>
           <w:bCs/>
+          <w:sz w:val="28"/>
+          <w:szCs w:val="28"/>
           <w:u w:val="single"/>
         </w:rPr>
       </w:pPr>
@@ -107,6 +109,8 @@
         <w:rPr>
           <w:b/>
           <w:bCs/>
+          <w:sz w:val="28"/>
+          <w:szCs w:val="28"/>
           <w:u w:val="single"/>
         </w:rPr>
         <w:t xml:space="preserve">Purpose </w:t>
@@ -261,6 +265,10 @@
     <w:p>
       <w:pPr>
         <w:pStyle w:val="ListParagraph"/>
+        <w:rPr>
+          <w:sz w:val="28"/>
+          <w:szCs w:val="28"/>
+        </w:rPr>
       </w:pPr>
     </w:p>
     <w:p>
@@ -273,6 +281,8 @@
         <w:rPr>
           <w:b/>
           <w:bCs/>
+          <w:sz w:val="28"/>
+          <w:szCs w:val="28"/>
           <w:u w:val="single"/>
         </w:rPr>
       </w:pPr>
@@ -280,6 +290,8 @@
         <w:rPr>
           <w:b/>
           <w:bCs/>
+          <w:sz w:val="28"/>
+          <w:szCs w:val="28"/>
           <w:u w:val="single"/>
         </w:rPr>
         <w:t>Architectural Principles</w:t>
@@ -290,7 +302,13 @@
         <w:ind w:left="720"/>
       </w:pPr>
       <w:r>
-        <w:t>The framework is built o the following principles:</w:t>
+        <w:t>The framework is built o</w:t>
+      </w:r>
+      <w:r>
+        <w:t>n</w:t>
+      </w:r>
+      <w:r>
+        <w:t xml:space="preserve"> the following principles:</w:t>
       </w:r>
     </w:p>
     <w:p>
@@ -488,6 +506,8 @@
         <w:rPr>
           <w:b/>
           <w:bCs/>
+          <w:sz w:val="28"/>
+          <w:szCs w:val="28"/>
           <w:u w:val="single"/>
         </w:rPr>
       </w:pPr>
@@ -495,6 +515,8 @@
         <w:rPr>
           <w:b/>
           <w:bCs/>
+          <w:sz w:val="28"/>
+          <w:szCs w:val="28"/>
           <w:u w:val="single"/>
         </w:rPr>
         <w:lastRenderedPageBreak/>
@@ -547,211 +569,194 @@
     </w:p>
     <w:p>
       <w:pPr>
+        <w:pStyle w:val="Title"/>
+      </w:pPr>
+      <w:r>
+        <w:t>Framework structure</w:t>
+      </w:r>
+    </w:p>
+    <w:p>
+      <w:pPr>
         <w:pStyle w:val="ListParagraph"/>
         <w:numPr>
-          <w:ilvl w:val="0"/>
-          <w:numId w:val="4"/>
-        </w:numPr>
+          <w:ilvl w:val="1"/>
+          <w:numId w:val="4"/>
+        </w:numPr>
+      </w:pPr>
+      <w:r>
+        <w:t>CommissionMultilayerAutomationFramework</w:t>
+      </w:r>
+    </w:p>
+    <w:p>
+      <w:pPr>
+        <w:pStyle w:val="ListParagraph"/>
+        <w:numPr>
+          <w:ilvl w:val="2"/>
+          <w:numId w:val="3"/>
+        </w:numPr>
+      </w:pPr>
+      <w:r>
+        <w:t>s</w:t>
+      </w:r>
+      <w:r>
+        <w:t>rc</w:t>
+      </w:r>
+    </w:p>
+    <w:p>
+      <w:pPr>
+        <w:pStyle w:val="ListParagraph"/>
+        <w:numPr>
+          <w:ilvl w:val="3"/>
+          <w:numId w:val="3"/>
+        </w:numPr>
+      </w:pPr>
+      <w:r>
+        <w:t>Main</w:t>
+      </w:r>
+    </w:p>
+    <w:p>
+      <w:pPr>
+        <w:pStyle w:val="ListParagraph"/>
+        <w:numPr>
+          <w:ilvl w:val="3"/>
+          <w:numId w:val="3"/>
+        </w:numPr>
+      </w:pPr>
+      <w:r>
+        <w:t xml:space="preserve">API </w:t>
+      </w:r>
+    </w:p>
+    <w:p>
+      <w:pPr>
+        <w:pStyle w:val="ListParagraph"/>
+        <w:numPr>
+          <w:ilvl w:val="3"/>
+          <w:numId w:val="3"/>
+        </w:numPr>
+      </w:pPr>
+      <w:r>
+        <w:t>UI</w:t>
+      </w:r>
+    </w:p>
+    <w:p>
+      <w:pPr>
+        <w:pStyle w:val="ListParagraph"/>
+        <w:numPr>
+          <w:ilvl w:val="3"/>
+          <w:numId w:val="3"/>
+        </w:numPr>
+      </w:pPr>
+      <w:r>
+        <w:t>Database</w:t>
+      </w:r>
+    </w:p>
+    <w:p>
+      <w:pPr>
+        <w:pStyle w:val="ListParagraph"/>
+        <w:numPr>
+          <w:ilvl w:val="3"/>
+          <w:numId w:val="3"/>
+        </w:numPr>
+      </w:pPr>
+      <w:r>
+        <w:t>Reports</w:t>
+      </w:r>
+    </w:p>
+    <w:p>
+      <w:pPr>
+        <w:pStyle w:val="ListParagraph"/>
+        <w:numPr>
+          <w:ilvl w:val="3"/>
+          <w:numId w:val="3"/>
+        </w:numPr>
+      </w:pPr>
+      <w:r>
+        <w:t>DevOps</w:t>
+      </w:r>
+    </w:p>
+    <w:p>
+      <w:pPr>
+        <w:pStyle w:val="ListParagraph"/>
+        <w:numPr>
+          <w:ilvl w:val="3"/>
+          <w:numId w:val="3"/>
+        </w:numPr>
+      </w:pPr>
+      <w:r>
+        <w:t xml:space="preserve">TestData </w:t>
+      </w:r>
+    </w:p>
+    <w:p>
+      <w:pPr>
+        <w:pStyle w:val="ListParagraph"/>
+        <w:numPr>
+          <w:ilvl w:val="3"/>
+          <w:numId w:val="3"/>
+        </w:numPr>
+      </w:pPr>
+      <w:r>
+        <w:t>Tests</w:t>
+      </w:r>
+    </w:p>
+    <w:p>
+      <w:pPr>
+        <w:pStyle w:val="ListParagraph"/>
+        <w:numPr>
+          <w:ilvl w:val="3"/>
+          <w:numId w:val="3"/>
+        </w:numPr>
+      </w:pPr>
+      <w:r>
+        <w:t>Doc</w:t>
+      </w:r>
+      <w:r>
+        <w:t>umentation</w:t>
+      </w:r>
+    </w:p>
+    <w:p>
+      <w:pPr>
+        <w:pStyle w:val="Header"/>
+        <w:ind w:left="720"/>
         <w:rPr>
           <w:b/>
           <w:bCs/>
           <w:u w:val="single"/>
         </w:rPr>
       </w:pPr>
-      <w:r>
+    </w:p>
+    <w:p>
+      <w:pPr>
+        <w:pStyle w:val="Title"/>
+      </w:pPr>
+      <w:r>
+        <w:t>Main Layer</w:t>
+      </w:r>
+    </w:p>
+    <w:p>
+      <w:pPr>
+        <w:pStyle w:val="Header"/>
+      </w:pPr>
+      <w:r>
+        <w:t>The Main layer provides reusable framework components used throughout the solution</w:t>
+      </w:r>
+    </w:p>
+    <w:p>
+      <w:pPr>
+        <w:pStyle w:val="Header"/>
+        <w:numPr>
+          <w:ilvl w:val="1"/>
+          <w:numId w:val="4"/>
+        </w:numPr>
+        <w:ind w:left="360"/>
         <w:rPr>
           <w:b/>
           <w:bCs/>
-          <w:u w:val="single"/>
-        </w:rPr>
-        <w:t>Framework structure</w:t>
-      </w:r>
-    </w:p>
-    <w:p>
-      <w:pPr>
-        <w:pStyle w:val="ListParagraph"/>
-        <w:numPr>
-          <w:ilvl w:val="1"/>
-          <w:numId w:val="4"/>
-        </w:numPr>
-      </w:pPr>
-      <w:r>
-        <w:t>CommissionMultilayerAutomationFramework</w:t>
-      </w:r>
-    </w:p>
-    <w:p>
-      <w:pPr>
-        <w:pStyle w:val="ListParagraph"/>
-        <w:numPr>
-          <w:ilvl w:val="2"/>
-          <w:numId w:val="3"/>
-        </w:numPr>
-      </w:pPr>
-      <w:r>
-        <w:t>s</w:t>
-      </w:r>
-      <w:r>
-        <w:t>rc</w:t>
-      </w:r>
-    </w:p>
-    <w:p>
-      <w:pPr>
-        <w:pStyle w:val="ListParagraph"/>
-        <w:numPr>
-          <w:ilvl w:val="3"/>
-          <w:numId w:val="3"/>
-        </w:numPr>
-      </w:pPr>
-      <w:r>
-        <w:t>Main</w:t>
-      </w:r>
-    </w:p>
-    <w:p>
-      <w:pPr>
-        <w:pStyle w:val="ListParagraph"/>
-        <w:numPr>
-          <w:ilvl w:val="3"/>
-          <w:numId w:val="3"/>
-        </w:numPr>
-      </w:pPr>
-      <w:r>
-        <w:t xml:space="preserve">API </w:t>
-      </w:r>
-    </w:p>
-    <w:p>
-      <w:pPr>
-        <w:pStyle w:val="ListParagraph"/>
-        <w:numPr>
-          <w:ilvl w:val="3"/>
-          <w:numId w:val="3"/>
-        </w:numPr>
-      </w:pPr>
-      <w:r>
-        <w:t>UI</w:t>
-      </w:r>
-    </w:p>
-    <w:p>
-      <w:pPr>
-        <w:pStyle w:val="ListParagraph"/>
-        <w:numPr>
-          <w:ilvl w:val="3"/>
-          <w:numId w:val="3"/>
-        </w:numPr>
-      </w:pPr>
-      <w:r>
-        <w:t>Database</w:t>
-      </w:r>
-    </w:p>
-    <w:p>
-      <w:pPr>
-        <w:pStyle w:val="ListParagraph"/>
-        <w:numPr>
-          <w:ilvl w:val="3"/>
-          <w:numId w:val="3"/>
-        </w:numPr>
-      </w:pPr>
-      <w:r>
-        <w:t>Reports</w:t>
-      </w:r>
-    </w:p>
-    <w:p>
-      <w:pPr>
-        <w:pStyle w:val="ListParagraph"/>
-        <w:numPr>
-          <w:ilvl w:val="3"/>
-          <w:numId w:val="3"/>
-        </w:numPr>
-      </w:pPr>
-      <w:r>
-        <w:t>DevOps</w:t>
-      </w:r>
-    </w:p>
-    <w:p>
-      <w:pPr>
-        <w:pStyle w:val="ListParagraph"/>
-        <w:numPr>
-          <w:ilvl w:val="3"/>
-          <w:numId w:val="3"/>
-        </w:numPr>
-      </w:pPr>
-      <w:r>
-        <w:t xml:space="preserve">TestData </w:t>
-      </w:r>
-    </w:p>
-    <w:p>
-      <w:pPr>
-        <w:pStyle w:val="ListParagraph"/>
-        <w:numPr>
-          <w:ilvl w:val="3"/>
-          <w:numId w:val="3"/>
-        </w:numPr>
-      </w:pPr>
-      <w:r>
-        <w:t>Tests</w:t>
-      </w:r>
-    </w:p>
-    <w:p>
-      <w:pPr>
-        <w:pStyle w:val="ListParagraph"/>
-        <w:numPr>
-          <w:ilvl w:val="3"/>
-          <w:numId w:val="3"/>
-        </w:numPr>
-      </w:pPr>
-      <w:r>
-        <w:t>Doc</w:t>
-      </w:r>
-      <w:r>
-        <w:t>umentation</w:t>
-      </w:r>
-    </w:p>
-    <w:p>
-      <w:pPr>
-        <w:pStyle w:val="Header"/>
-        <w:numPr>
-          <w:ilvl w:val="0"/>
-          <w:numId w:val="4"/>
-        </w:numPr>
+        </w:rPr>
+      </w:pPr>
+      <w:r>
         <w:rPr>
           <w:b/>
           <w:bCs/>
-          <w:u w:val="single"/>
-        </w:rPr>
-      </w:pPr>
-      <w:r>
-        <w:rPr>
-          <w:b/>
-          <w:bCs/>
-          <w:u w:val="single"/>
-        </w:rPr>
-        <w:t>Main Layer</w:t>
-      </w:r>
-    </w:p>
-    <w:p>
-      <w:pPr>
-        <w:pStyle w:val="Header"/>
-        <w:ind w:left="720"/>
-      </w:pPr>
-      <w:r>
-        <w:t>The Main layer provides reusable framework components used throughout the solution</w:t>
-      </w:r>
-    </w:p>
-    <w:p>
-      <w:pPr>
-        <w:pStyle w:val="Header"/>
-        <w:numPr>
-          <w:ilvl w:val="1"/>
-          <w:numId w:val="4"/>
-        </w:numPr>
-        <w:rPr>
-          <w:b/>
-          <w:bCs/>
-        </w:rPr>
-      </w:pPr>
-      <w:r>
-        <w:rPr>
-          <w:b/>
-          <w:bCs/>
         </w:rPr>
         <w:t>Configuration</w:t>
       </w:r>
@@ -763,6 +768,7 @@
           <w:ilvl w:val="2"/>
           <w:numId w:val="4"/>
         </w:numPr>
+        <w:ind w:left="1080"/>
       </w:pPr>
       <w:r>
         <w:t>Responsible for environment configuration management</w:t>
@@ -772,7 +778,7 @@
       <w:tblPr>
         <w:tblStyle w:val="TableGrid"/>
         <w:tblW w:w="0" w:type="auto"/>
-        <w:tblInd w:w="2880" w:type="dxa"/>
+        <w:tblInd w:w="1800" w:type="dxa"/>
         <w:tblLook w:val="04A0" w:firstRow="1" w:lastRow="0" w:firstColumn="1" w:lastColumn="0" w:noHBand="0" w:noVBand="1"/>
       </w:tblPr>
       <w:tblGrid>
@@ -784,7 +790,7 @@
         </w:trPr>
         <w:tc>
           <w:tcPr>
-            <w:tcW w:w="9016" w:type="dxa"/>
+            <w:tcW w:w="6136" w:type="dxa"/>
           </w:tcPr>
           <w:p>
             <w:pPr>
@@ -906,6 +912,7 @@
               </w:numPr>
             </w:pPr>
             <w:r>
+              <w:lastRenderedPageBreak/>
               <w:t>appsettings.prod.json</w:t>
             </w:r>
           </w:p>
@@ -919,6 +926,7 @@
           <w:ilvl w:val="2"/>
           <w:numId w:val="8"/>
         </w:numPr>
+        <w:ind w:left="1080"/>
         <w:rPr>
           <w:u w:val="single"/>
         </w:rPr>
@@ -927,6 +935,7 @@
         <w:rPr>
           <w:u w:val="single"/>
         </w:rPr>
+        <w:lastRenderedPageBreak/>
         <w:t>Responsibilities</w:t>
       </w:r>
     </w:p>
@@ -937,6 +946,7 @@
           <w:ilvl w:val="3"/>
           <w:numId w:val="4"/>
         </w:numPr>
+        <w:ind w:left="1800"/>
       </w:pPr>
       <w:r>
         <w:t>Environment Selection</w:t>
@@ -949,6 +959,7 @@
           <w:ilvl w:val="3"/>
           <w:numId w:val="4"/>
         </w:numPr>
+        <w:ind w:left="1800"/>
       </w:pPr>
       <w:r>
         <w:t>API Base URLs</w:t>
@@ -961,9 +972,9 @@
           <w:ilvl w:val="3"/>
           <w:numId w:val="4"/>
         </w:numPr>
-      </w:pPr>
-      <w:r>
-        <w:lastRenderedPageBreak/>
+        <w:ind w:left="1800"/>
+      </w:pPr>
+      <w:r>
         <w:t>Database Configurations</w:t>
       </w:r>
     </w:p>
@@ -974,6 +985,7 @@
           <w:ilvl w:val="3"/>
           <w:numId w:val="4"/>
         </w:numPr>
+        <w:ind w:left="1800"/>
       </w:pPr>
       <w:r>
         <w:t>Authentication Settings</w:t>
@@ -986,6 +998,7 @@
           <w:ilvl w:val="3"/>
           <w:numId w:val="4"/>
         </w:numPr>
+        <w:ind w:left="1800"/>
       </w:pPr>
       <w:r>
         <w:t>Reporting Settings</w:t>
@@ -998,6 +1011,7 @@
           <w:ilvl w:val="3"/>
           <w:numId w:val="4"/>
         </w:numPr>
+        <w:ind w:left="1800"/>
       </w:pPr>
       <w:r>
         <w:t>CI/CD Parameters</w:t>
@@ -1010,6 +1024,7 @@
           <w:ilvl w:val="1"/>
           <w:numId w:val="4"/>
         </w:numPr>
+        <w:ind w:left="360"/>
         <w:rPr>
           <w:b/>
           <w:bCs/>
@@ -1030,6 +1045,7 @@
           <w:ilvl w:val="2"/>
           <w:numId w:val="4"/>
         </w:numPr>
+        <w:ind w:left="1080"/>
       </w:pPr>
       <w:r>
         <w:t>Contracts define the services available to the framework</w:t>
@@ -1072,6 +1088,7 @@
           <w:ilvl w:val="2"/>
           <w:numId w:val="4"/>
         </w:numPr>
+        <w:ind w:left="1080"/>
       </w:pPr>
       <w:r>
         <w:t>Only interfaces reside here</w:t>
@@ -1084,7 +1101,7 @@
       <w:tblPr>
         <w:tblStyle w:val="TableGrid"/>
         <w:tblW w:w="0" w:type="auto"/>
-        <w:tblInd w:w="2880" w:type="dxa"/>
+        <w:tblInd w:w="1800" w:type="dxa"/>
         <w:tblLook w:val="04A0" w:firstRow="1" w:lastRow="0" w:firstColumn="1" w:lastColumn="0" w:noHBand="0" w:noVBand="1"/>
       </w:tblPr>
       <w:tblGrid>
@@ -1093,7 +1110,7 @@
       <w:tr>
         <w:tc>
           <w:tcPr>
-            <w:tcW w:w="9016" w:type="dxa"/>
+            <w:tcW w:w="6136" w:type="dxa"/>
           </w:tcPr>
           <w:p>
             <w:pPr>
@@ -1129,6 +1146,7 @@
           <w:ilvl w:val="2"/>
           <w:numId w:val="4"/>
         </w:numPr>
+        <w:ind w:left="1080"/>
         <w:rPr>
           <w:u w:val="single"/>
         </w:rPr>
@@ -1147,14 +1165,10 @@
           <w:ilvl w:val="3"/>
           <w:numId w:val="4"/>
         </w:numPr>
-      </w:pPr>
-      <w:proofErr w:type="gramStart"/>
-      <w:r>
-        <w:t>Loose</w:t>
-      </w:r>
-      <w:proofErr w:type="gramEnd"/>
-      <w:r>
-        <w:t xml:space="preserve"> Coupling</w:t>
+        <w:ind w:left="1800"/>
+      </w:pPr>
+      <w:r>
+        <w:t>Loose Coupling</w:t>
       </w:r>
     </w:p>
     <w:p>
@@ -1164,6 +1178,7 @@
           <w:ilvl w:val="3"/>
           <w:numId w:val="4"/>
         </w:numPr>
+        <w:ind w:left="1800"/>
       </w:pPr>
       <w:r>
         <w:t>Dependency Injection</w:t>
@@ -1176,6 +1191,7 @@
           <w:ilvl w:val="3"/>
           <w:numId w:val="4"/>
         </w:numPr>
+        <w:ind w:left="1800"/>
       </w:pPr>
       <w:r>
         <w:t>Easier Maintenance</w:t>
@@ -1188,6 +1204,7 @@
           <w:ilvl w:val="3"/>
           <w:numId w:val="4"/>
         </w:numPr>
+        <w:ind w:left="1800"/>
       </w:pPr>
       <w:r>
         <w:t>Simplified Unit Testing</w:t>
@@ -1200,6 +1217,7 @@
           <w:ilvl w:val="1"/>
           <w:numId w:val="4"/>
         </w:numPr>
+        <w:ind w:left="360"/>
         <w:rPr>
           <w:b/>
           <w:bCs/>
@@ -1220,6 +1238,7 @@
           <w:ilvl w:val="2"/>
           <w:numId w:val="4"/>
         </w:numPr>
+        <w:ind w:left="1080"/>
       </w:pPr>
       <w:r>
         <w:t>Contains business workflows and orchestration logic</w:t>
@@ -1283,7 +1302,7 @@
       <w:tblPr>
         <w:tblStyle w:val="TableGrid"/>
         <w:tblW w:w="0" w:type="auto"/>
-        <w:tblInd w:w="2880" w:type="dxa"/>
+        <w:tblInd w:w="1800" w:type="dxa"/>
         <w:tblLook w:val="04A0" w:firstRow="1" w:lastRow="0" w:firstColumn="1" w:lastColumn="0" w:noHBand="0" w:noVBand="1"/>
       </w:tblPr>
       <w:tblGrid>
@@ -1292,7 +1311,7 @@
       <w:tr>
         <w:tc>
           <w:tcPr>
-            <w:tcW w:w="9016" w:type="dxa"/>
+            <w:tcW w:w="6136" w:type="dxa"/>
           </w:tcPr>
           <w:p>
             <w:pPr>
@@ -1328,6 +1347,7 @@
           <w:ilvl w:val="2"/>
           <w:numId w:val="4"/>
         </w:numPr>
+        <w:ind w:left="1080"/>
         <w:rPr>
           <w:u w:val="single"/>
         </w:rPr>
@@ -1346,6 +1366,7 @@
           <w:ilvl w:val="3"/>
           <w:numId w:val="4"/>
         </w:numPr>
+        <w:ind w:left="1800"/>
       </w:pPr>
       <w:r>
         <w:t>Business Logic</w:t>
@@ -1358,6 +1379,7 @@
           <w:ilvl w:val="3"/>
           <w:numId w:val="4"/>
         </w:numPr>
+        <w:ind w:left="1800"/>
       </w:pPr>
       <w:r>
         <w:t>Service Orchestration</w:t>
@@ -1370,6 +1392,7 @@
           <w:ilvl w:val="3"/>
           <w:numId w:val="4"/>
         </w:numPr>
+        <w:ind w:left="1800"/>
       </w:pPr>
       <w:r>
         <w:t>Workflow Management</w:t>
@@ -1382,6 +1405,7 @@
           <w:ilvl w:val="3"/>
           <w:numId w:val="4"/>
         </w:numPr>
+        <w:ind w:left="1800"/>
       </w:pPr>
       <w:r>
         <w:t>Validation Execution</w:t>
@@ -1394,6 +1418,7 @@
           <w:ilvl w:val="3"/>
           <w:numId w:val="4"/>
         </w:numPr>
+        <w:ind w:left="1800"/>
       </w:pPr>
       <w:r>
         <w:t>Client Coordination</w:t>
@@ -1406,6 +1431,7 @@
           <w:ilvl w:val="1"/>
           <w:numId w:val="4"/>
         </w:numPr>
+        <w:ind w:left="360"/>
         <w:rPr>
           <w:b/>
           <w:bCs/>
@@ -1426,6 +1452,7 @@
           <w:ilvl w:val="2"/>
           <w:numId w:val="4"/>
         </w:numPr>
+        <w:ind w:left="1080"/>
       </w:pPr>
       <w:r>
         <w:t>Centralized authentication framework</w:t>
@@ -1438,6 +1465,7 @@
           <w:ilvl w:val="3"/>
           <w:numId w:val="4"/>
         </w:numPr>
+        <w:ind w:left="1800"/>
       </w:pPr>
       <w:r>
         <w:t>Authorization verifies what an auth</w:t>
@@ -1507,7 +1535,7 @@
       <w:tblPr>
         <w:tblStyle w:val="TableGrid"/>
         <w:tblW w:w="0" w:type="auto"/>
-        <w:tblInd w:w="2880" w:type="dxa"/>
+        <w:tblInd w:w="1800" w:type="dxa"/>
         <w:tblLook w:val="04A0" w:firstRow="1" w:lastRow="0" w:firstColumn="1" w:lastColumn="0" w:noHBand="0" w:noVBand="1"/>
       </w:tblPr>
       <w:tblGrid>
@@ -1600,6 +1628,7 @@
           <w:ilvl w:val="2"/>
           <w:numId w:val="4"/>
         </w:numPr>
+        <w:ind w:left="1080"/>
         <w:rPr>
           <w:u w:val="single"/>
         </w:rPr>
@@ -1618,6 +1647,7 @@
           <w:ilvl w:val="3"/>
           <w:numId w:val="4"/>
         </w:numPr>
+        <w:ind w:left="1800"/>
       </w:pPr>
       <w:r>
         <w:t>OAuth2.0</w:t>
@@ -1630,8 +1660,10 @@
           <w:ilvl w:val="3"/>
           <w:numId w:val="4"/>
         </w:numPr>
-      </w:pPr>
-      <w:r>
+        <w:ind w:left="1800"/>
+      </w:pPr>
+      <w:r>
+        <w:lastRenderedPageBreak/>
         <w:t>JWT</w:t>
       </w:r>
     </w:p>
@@ -1642,6 +1674,7 @@
           <w:ilvl w:val="3"/>
           <w:numId w:val="4"/>
         </w:numPr>
+        <w:ind w:left="1800"/>
       </w:pPr>
       <w:r>
         <w:t>Azure AD</w:t>
@@ -1654,6 +1687,7 @@
           <w:ilvl w:val="3"/>
           <w:numId w:val="4"/>
         </w:numPr>
+        <w:ind w:left="1800"/>
       </w:pPr>
       <w:r>
         <w:t>Token Refresh</w:t>
@@ -1666,6 +1700,7 @@
           <w:ilvl w:val="3"/>
           <w:numId w:val="4"/>
         </w:numPr>
+        <w:ind w:left="1800"/>
       </w:pPr>
       <w:r>
         <w:t>Session Management</w:t>
@@ -1678,6 +1713,7 @@
           <w:ilvl w:val="1"/>
           <w:numId w:val="4"/>
         </w:numPr>
+        <w:ind w:left="360"/>
         <w:rPr>
           <w:b/>
           <w:bCs/>
@@ -1698,6 +1734,7 @@
           <w:ilvl w:val="2"/>
           <w:numId w:val="4"/>
         </w:numPr>
+        <w:ind w:left="1080"/>
       </w:pPr>
       <w:r>
         <w:t>Centralized validation layer</w:t>
@@ -1713,6 +1750,7 @@
           <w:ilvl w:val="3"/>
           <w:numId w:val="4"/>
         </w:numPr>
+        <w:ind w:left="1800"/>
       </w:pPr>
       <w:r>
         <w:t>This will compose of validation check</w:t>
@@ -1725,7 +1763,7 @@
       <w:tblPr>
         <w:tblStyle w:val="TableGrid"/>
         <w:tblW w:w="0" w:type="auto"/>
-        <w:tblInd w:w="2880" w:type="dxa"/>
+        <w:tblInd w:w="1800" w:type="dxa"/>
         <w:tblLook w:val="04A0" w:firstRow="1" w:lastRow="0" w:firstColumn="1" w:lastColumn="0" w:noHBand="0" w:noVBand="1"/>
       </w:tblPr>
       <w:tblGrid>
@@ -1734,7 +1772,7 @@
       <w:tr>
         <w:tc>
           <w:tcPr>
-            <w:tcW w:w="9016" w:type="dxa"/>
+            <w:tcW w:w="6136" w:type="dxa"/>
           </w:tcPr>
           <w:p>
             <w:pPr>
@@ -1745,7 +1783,6 @@
               </w:numPr>
             </w:pPr>
             <w:r>
-              <w:lastRenderedPageBreak/>
               <w:t>Validation</w:t>
             </w:r>
           </w:p>
@@ -1795,6 +1832,7 @@
           <w:ilvl w:val="2"/>
           <w:numId w:val="4"/>
         </w:numPr>
+        <w:ind w:left="1080"/>
         <w:rPr>
           <w:u w:val="single"/>
         </w:rPr>
@@ -1813,6 +1851,7 @@
           <w:ilvl w:val="3"/>
           <w:numId w:val="4"/>
         </w:numPr>
+        <w:ind w:left="1800"/>
       </w:pPr>
       <w:r>
         <w:t>Contract Validation</w:t>
@@ -1825,6 +1864,7 @@
           <w:ilvl w:val="3"/>
           <w:numId w:val="4"/>
         </w:numPr>
+        <w:ind w:left="1800"/>
       </w:pPr>
       <w:r>
         <w:t>API Response Validation</w:t>
@@ -1837,6 +1877,7 @@
           <w:ilvl w:val="3"/>
           <w:numId w:val="4"/>
         </w:numPr>
+        <w:ind w:left="1800"/>
       </w:pPr>
       <w:r>
         <w:t>Schema Validation</w:t>
@@ -1849,6 +1890,7 @@
           <w:ilvl w:val="3"/>
           <w:numId w:val="4"/>
         </w:numPr>
+        <w:ind w:left="1800"/>
       </w:pPr>
       <w:r>
         <w:t>Business Rule Validation</w:t>
@@ -1861,6 +1903,7 @@
           <w:ilvl w:val="1"/>
           <w:numId w:val="4"/>
         </w:numPr>
+        <w:ind w:left="360"/>
         <w:rPr>
           <w:b/>
           <w:bCs/>
@@ -1881,6 +1924,7 @@
           <w:ilvl w:val="2"/>
           <w:numId w:val="4"/>
         </w:numPr>
+        <w:ind w:left="1080"/>
         <w:rPr>
           <w:u w:val="single"/>
         </w:rPr>
@@ -1896,7 +1940,7 @@
       <w:tblPr>
         <w:tblStyle w:val="TableGrid"/>
         <w:tblW w:w="7474" w:type="dxa"/>
-        <w:tblInd w:w="2160" w:type="dxa"/>
+        <w:tblInd w:w="1080" w:type="dxa"/>
         <w:tblLook w:val="04A0" w:firstRow="1" w:lastRow="0" w:firstColumn="1" w:lastColumn="0" w:noHBand="0" w:noVBand="1"/>
       </w:tblPr>
       <w:tblGrid>
@@ -1997,29 +2041,41 @@
     <w:p>
       <w:pPr>
         <w:pStyle w:val="Header"/>
-        <w:numPr>
-          <w:ilvl w:val="0"/>
-          <w:numId w:val="4"/>
-        </w:numPr>
+        <w:ind w:left="720"/>
         <w:rPr>
           <w:b/>
           <w:bCs/>
           <w:u w:val="single"/>
         </w:rPr>
       </w:pPr>
-      <w:r>
-        <w:rPr>
+    </w:p>
+    <w:p>
+      <w:pPr>
+        <w:rPr>
+          <w:rFonts w:asciiTheme="majorHAnsi" w:eastAsiaTheme="majorEastAsia" w:hAnsiTheme="majorHAnsi" w:cstheme="majorBidi"/>
           <w:b/>
-          <w:bCs/>
-          <w:u w:val="single"/>
-        </w:rPr>
+          <w:spacing w:val="-10"/>
+          <w:kern w:val="28"/>
+          <w:sz w:val="44"/>
+          <w:szCs w:val="56"/>
+        </w:rPr>
+      </w:pPr>
+      <w:r>
+        <w:br w:type="page"/>
+      </w:r>
+    </w:p>
+    <w:p>
+      <w:pPr>
+        <w:pStyle w:val="Title"/>
+      </w:pPr>
+      <w:r>
+        <w:lastRenderedPageBreak/>
         <w:t>API Layer</w:t>
       </w:r>
     </w:p>
     <w:p>
       <w:pPr>
         <w:pStyle w:val="Header"/>
-        <w:ind w:left="720"/>
       </w:pPr>
       <w:r>
         <w:t>The API Handles all API communication.</w:t>
@@ -2029,7 +2085,7 @@
       <w:tblPr>
         <w:tblStyle w:val="TableGrid"/>
         <w:tblW w:w="7474" w:type="dxa"/>
-        <w:tblInd w:w="2160" w:type="dxa"/>
+        <w:tblInd w:w="607" w:type="dxa"/>
         <w:tblLook w:val="04A0" w:firstRow="1" w:lastRow="0" w:firstColumn="1" w:lastColumn="0" w:noHBand="0" w:noVBand="1"/>
       </w:tblPr>
       <w:tblGrid>
@@ -2113,6 +2169,7 @@
           <w:ilvl w:val="2"/>
           <w:numId w:val="4"/>
         </w:numPr>
+        <w:ind w:left="607"/>
         <w:rPr>
           <w:b/>
           <w:bCs/>
@@ -2133,6 +2190,7 @@
           <w:ilvl w:val="3"/>
           <w:numId w:val="4"/>
         </w:numPr>
+        <w:ind w:left="1327"/>
       </w:pPr>
       <w:r>
         <w:t>Keep API routes centralized</w:t>
@@ -2142,7 +2200,7 @@
       <w:tblPr>
         <w:tblStyle w:val="TableGrid"/>
         <w:tblW w:w="6034" w:type="dxa"/>
-        <w:tblInd w:w="3600" w:type="dxa"/>
+        <w:tblInd w:w="2047" w:type="dxa"/>
         <w:tblLook w:val="04A0" w:firstRow="1" w:lastRow="0" w:firstColumn="1" w:lastColumn="0" w:noHBand="0" w:noVBand="1"/>
       </w:tblPr>
       <w:tblGrid>
@@ -2360,11 +2418,7 @@
         </w:tc>
       </w:tr>
     </w:tbl>
-    <w:p>
-      <w:r>
-        <w:br w:type="page"/>
-      </w:r>
-    </w:p>
+    <w:p/>
     <w:p>
       <w:pPr>
         <w:pStyle w:val="Header"/>
@@ -2372,6 +2426,7 @@
           <w:ilvl w:val="2"/>
           <w:numId w:val="4"/>
         </w:numPr>
+        <w:ind w:left="607"/>
         <w:rPr>
           <w:b/>
           <w:bCs/>
@@ -2382,7 +2437,6 @@
           <w:b/>
           <w:bCs/>
         </w:rPr>
-        <w:lastRenderedPageBreak/>
         <w:t>BaseClient</w:t>
       </w:r>
     </w:p>
@@ -2393,6 +2447,7 @@
           <w:ilvl w:val="3"/>
           <w:numId w:val="4"/>
         </w:numPr>
+        <w:ind w:left="1327"/>
       </w:pPr>
       <w:r>
         <w:t>Providers reusable</w:t>
@@ -2416,7 +2471,7 @@
         <w:t xml:space="preserve">de </w:t>
       </w:r>
       <w:r>
-        <w:t>on place</w:t>
+        <w:t>a single location</w:t>
       </w:r>
       <w:r>
         <w:t>. All-consuming</w:t>
@@ -2462,7 +2517,7 @@
       <w:tblPr>
         <w:tblStyle w:val="TableGrid"/>
         <w:tblW w:w="6034" w:type="dxa"/>
-        <w:tblInd w:w="3600" w:type="dxa"/>
+        <w:tblInd w:w="2047" w:type="dxa"/>
         <w:tblLook w:val="04A0" w:firstRow="1" w:lastRow="0" w:firstColumn="1" w:lastColumn="0" w:noHBand="0" w:noVBand="1"/>
       </w:tblPr>
       <w:tblGrid>
@@ -2534,6 +2589,7 @@
           <w:ilvl w:val="3"/>
           <w:numId w:val="4"/>
         </w:numPr>
+        <w:ind w:left="1327"/>
       </w:pPr>
       <w:r>
         <w:t>Common Headers</w:t>
@@ -2546,6 +2602,7 @@
           <w:ilvl w:val="3"/>
           <w:numId w:val="4"/>
         </w:numPr>
+        <w:ind w:left="1327"/>
       </w:pPr>
       <w:r>
         <w:t>Authentication</w:t>
@@ -2558,6 +2615,7 @@
           <w:ilvl w:val="3"/>
           <w:numId w:val="4"/>
         </w:numPr>
+        <w:ind w:left="1327"/>
       </w:pPr>
       <w:r>
         <w:t>H</w:t>
@@ -2576,6 +2634,7 @@
           <w:ilvl w:val="3"/>
           <w:numId w:val="4"/>
         </w:numPr>
+        <w:ind w:left="1327"/>
       </w:pPr>
       <w:r>
         <w:t>Retry Handling</w:t>
@@ -2588,6 +2647,7 @@
           <w:ilvl w:val="3"/>
           <w:numId w:val="4"/>
         </w:numPr>
+        <w:ind w:left="1327"/>
       </w:pPr>
       <w:r>
         <w:t>Logging</w:t>
@@ -2615,6 +2675,7 @@
           <w:ilvl w:val="2"/>
           <w:numId w:val="4"/>
         </w:numPr>
+        <w:ind w:left="607"/>
         <w:rPr>
           <w:b/>
           <w:bCs/>
@@ -2635,6 +2696,7 @@
           <w:ilvl w:val="3"/>
           <w:numId w:val="4"/>
         </w:numPr>
+        <w:ind w:left="1327"/>
       </w:pPr>
       <w:r>
         <w:t>Interacts directly with APIs</w:t>
@@ -2698,7 +2760,7 @@
       <w:tblPr>
         <w:tblStyle w:val="TableGrid"/>
         <w:tblW w:w="0" w:type="auto"/>
-        <w:tblInd w:w="3600" w:type="dxa"/>
+        <w:tblInd w:w="2047" w:type="dxa"/>
         <w:tblLook w:val="04A0" w:firstRow="1" w:lastRow="0" w:firstColumn="1" w:lastColumn="0" w:noHBand="0" w:noVBand="1"/>
       </w:tblPr>
       <w:tblGrid>
@@ -2707,7 +2769,7 @@
       <w:tr>
         <w:tc>
           <w:tcPr>
-            <w:tcW w:w="9016" w:type="dxa"/>
+            <w:tcW w:w="5416" w:type="dxa"/>
           </w:tcPr>
           <w:p>
             <w:pPr>
@@ -2718,6 +2780,7 @@
               </w:numPr>
             </w:pPr>
             <w:r>
+              <w:lastRenderedPageBreak/>
               <w:t>ApprovalValidationTest</w:t>
             </w:r>
           </w:p>
@@ -3030,7 +3093,6 @@
               </w:numPr>
             </w:pPr>
             <w:r>
-              <w:lastRenderedPageBreak/>
               <w:t xml:space="preserve">Response </w:t>
             </w:r>
           </w:p>
@@ -3261,74 +3323,98 @@
           <w:ilvl w:val="3"/>
           <w:numId w:val="4"/>
         </w:numPr>
-      </w:pPr>
-      <w:r>
+        <w:ind w:left="1327"/>
+      </w:pPr>
+      <w:r>
+        <w:t>Responsibilities</w:t>
+      </w:r>
+    </w:p>
+    <w:p>
+      <w:pPr>
+        <w:pStyle w:val="Header"/>
+        <w:numPr>
+          <w:ilvl w:val="4"/>
+          <w:numId w:val="4"/>
+        </w:numPr>
+        <w:ind w:left="2047"/>
+      </w:pPr>
+      <w:r>
+        <w:t>API Calls</w:t>
+      </w:r>
+    </w:p>
+    <w:p>
+      <w:pPr>
+        <w:pStyle w:val="Header"/>
+        <w:numPr>
+          <w:ilvl w:val="4"/>
+          <w:numId w:val="4"/>
+        </w:numPr>
+        <w:ind w:left="2047"/>
+      </w:pPr>
+      <w:r>
+        <w:t>Request Mapping</w:t>
+      </w:r>
+    </w:p>
+    <w:p>
+      <w:pPr>
+        <w:pStyle w:val="Header"/>
+        <w:numPr>
+          <w:ilvl w:val="4"/>
+          <w:numId w:val="4"/>
+        </w:numPr>
+        <w:ind w:left="2047"/>
+      </w:pPr>
+      <w:r>
+        <w:t>Response Mapping</w:t>
+      </w:r>
+    </w:p>
+    <w:p>
+      <w:pPr>
+        <w:pStyle w:val="Header"/>
+      </w:pPr>
+    </w:p>
+    <w:p>
+      <w:pPr>
+        <w:rPr>
+          <w:rFonts w:asciiTheme="majorHAnsi" w:eastAsiaTheme="majorEastAsia" w:hAnsiTheme="majorHAnsi" w:cstheme="majorBidi"/>
+          <w:b/>
+          <w:spacing w:val="-10"/>
+          <w:kern w:val="28"/>
+          <w:sz w:val="44"/>
+          <w:szCs w:val="56"/>
+        </w:rPr>
+      </w:pPr>
+      <w:r>
+        <w:rPr>
+          <w:rStyle w:val="TitleChar"/>
+        </w:rPr>
+        <w:br w:type="page"/>
+      </w:r>
+      <w:r>
+        <w:rPr>
+          <w:rStyle w:val="TitleChar"/>
+        </w:rPr>
         <w:lastRenderedPageBreak/>
-        <w:t>Responsibilities</w:t>
-      </w:r>
-    </w:p>
-    <w:p>
-      <w:pPr>
-        <w:pStyle w:val="Header"/>
-        <w:numPr>
-          <w:ilvl w:val="4"/>
-          <w:numId w:val="4"/>
-        </w:numPr>
-      </w:pPr>
-      <w:r>
-        <w:t>API Calls</w:t>
-      </w:r>
-    </w:p>
-    <w:p>
-      <w:pPr>
-        <w:pStyle w:val="Header"/>
-        <w:numPr>
-          <w:ilvl w:val="4"/>
-          <w:numId w:val="4"/>
-        </w:numPr>
-      </w:pPr>
-      <w:r>
-        <w:t>Request Mapping</w:t>
-      </w:r>
-    </w:p>
-    <w:p>
-      <w:pPr>
-        <w:pStyle w:val="Header"/>
-        <w:numPr>
-          <w:ilvl w:val="4"/>
-          <w:numId w:val="4"/>
-        </w:numPr>
-      </w:pPr>
-      <w:r>
-        <w:t>Response Mapping</w:t>
-      </w:r>
-    </w:p>
-    <w:p>
-      <w:pPr>
-        <w:pStyle w:val="Header"/>
-        <w:numPr>
-          <w:ilvl w:val="0"/>
-          <w:numId w:val="4"/>
-        </w:numPr>
+        <w:t>UI</w:t>
+      </w:r>
+      <w:r>
         <w:rPr>
           <w:b/>
           <w:bCs/>
           <w:u w:val="single"/>
         </w:rPr>
-      </w:pPr>
-      <w:r>
-        <w:rPr>
-          <w:b/>
-          <w:bCs/>
-          <w:u w:val="single"/>
-        </w:rPr>
-        <w:t>UI Layer</w:t>
-      </w:r>
-    </w:p>
-    <w:p>
-      <w:pPr>
-        <w:pStyle w:val="Header"/>
-        <w:ind w:left="720"/>
+        <w:t xml:space="preserve"> </w:t>
+      </w:r>
+      <w:r>
+        <w:rPr>
+          <w:rStyle w:val="TitleChar"/>
+        </w:rPr>
+        <w:t>Layer</w:t>
+      </w:r>
+    </w:p>
+    <w:p>
+      <w:pPr>
+        <w:pStyle w:val="Header"/>
       </w:pPr>
       <w:r>
         <w:t>Built using the Page Object Model Design pattern</w:t>
@@ -3341,82 +3427,88 @@
       <w:pPr>
         <w:pStyle w:val="Header"/>
         <w:numPr>
+          <w:ilvl w:val="0"/>
+          <w:numId w:val="4"/>
+        </w:numPr>
+      </w:pPr>
+      <w:r>
+        <w:t>A design pattern that s</w:t>
+      </w:r>
+      <w:r>
+        <w:t>t</w:t>
+      </w:r>
+      <w:r>
+        <w:t>ruct</w:t>
+      </w:r>
+      <w:r>
+        <w:t>ur</w:t>
+      </w:r>
+      <w:r>
+        <w:t xml:space="preserve">es </w:t>
+      </w:r>
+      <w:r>
+        <w:t>comp</w:t>
+      </w:r>
+      <w:r>
+        <w:t>lex</w:t>
+      </w:r>
+      <w:r>
+        <w:t xml:space="preserve"> test suit</w:t>
+      </w:r>
+      <w:r>
+        <w:t>e</w:t>
+      </w:r>
+      <w:r>
+        <w:t xml:space="preserve">s by </w:t>
+      </w:r>
+      <w:r>
+        <w:t>representing</w:t>
+      </w:r>
+      <w:r>
+        <w:t xml:space="preserve"> web</w:t>
+      </w:r>
+      <w:r>
+        <w:t xml:space="preserve"> application pages </w:t>
+      </w:r>
+      <w:r>
+        <w:t>as classes</w:t>
+      </w:r>
+      <w:r>
+        <w:t>.</w:t>
+      </w:r>
+      <w:r>
+        <w:t xml:space="preserve"> Th</w:t>
+      </w:r>
+      <w:r>
+        <w:t>e</w:t>
+      </w:r>
+      <w:r>
+        <w:t xml:space="preserve"> </w:t>
+      </w:r>
+      <w:r>
+        <w:t>approach provides</w:t>
+      </w:r>
+      <w:r>
+        <w:t xml:space="preserve"> a clean separation of concern </w:t>
+      </w:r>
+      <w:r>
+        <w:t>and maintainability</w:t>
+      </w:r>
+      <w:r>
+        <w:t>. Abstraction of components</w:t>
+      </w:r>
+      <w:r>
+        <w:t xml:space="preserve"> encapsulation </w:t>
+      </w:r>
+      <w:r>
+        <w:t xml:space="preserve"> </w:t>
+      </w:r>
+    </w:p>
+    <w:p>
+      <w:pPr>
+        <w:pStyle w:val="Header"/>
+        <w:numPr>
           <w:ilvl w:val="1"/>
-          <w:numId w:val="4"/>
-        </w:numPr>
-      </w:pPr>
-      <w:r>
-        <w:t>A design pattern that s</w:t>
-      </w:r>
-      <w:r>
-        <w:t>t</w:t>
-      </w:r>
-      <w:r>
-        <w:t>ruct</w:t>
-      </w:r>
-      <w:r>
-        <w:t>ur</w:t>
-      </w:r>
-      <w:r>
-        <w:t xml:space="preserve">es </w:t>
-      </w:r>
-      <w:r>
-        <w:t>comp</w:t>
-      </w:r>
-      <w:r>
-        <w:t>lex</w:t>
-      </w:r>
-      <w:r>
-        <w:t xml:space="preserve"> test suits by </w:t>
-      </w:r>
-      <w:r>
-        <w:t>representing</w:t>
-      </w:r>
-      <w:r>
-        <w:t xml:space="preserve"> web</w:t>
-      </w:r>
-      <w:r>
-        <w:t xml:space="preserve"> application pages </w:t>
-      </w:r>
-      <w:r>
-        <w:t>as classes</w:t>
-      </w:r>
-      <w:r>
-        <w:t>.</w:t>
-      </w:r>
-      <w:r>
-        <w:t xml:space="preserve"> Th</w:t>
-      </w:r>
-      <w:r>
-        <w:t>e</w:t>
-      </w:r>
-      <w:r>
-        <w:t xml:space="preserve"> </w:t>
-      </w:r>
-      <w:r>
-        <w:t>approach provides</w:t>
-      </w:r>
-      <w:r>
-        <w:t xml:space="preserve"> a clean separation of concern </w:t>
-      </w:r>
-      <w:r>
-        <w:t>and maintainability</w:t>
-      </w:r>
-      <w:r>
-        <w:t>. Abstraction of components</w:t>
-      </w:r>
-      <w:r>
-        <w:t xml:space="preserve"> encapsulation </w:t>
-      </w:r>
-      <w:r>
-        <w:t xml:space="preserve"> </w:t>
-      </w:r>
-    </w:p>
-    <w:p>
-      <w:pPr>
-        <w:pStyle w:val="Header"/>
-        <w:numPr>
-          <w:ilvl w:val="2"/>
           <w:numId w:val="4"/>
         </w:numPr>
         <w:rPr>
@@ -3436,7 +3528,7 @@
       <w:tblPr>
         <w:tblStyle w:val="TableGrid"/>
         <w:tblW w:w="0" w:type="auto"/>
-        <w:tblInd w:w="2880" w:type="dxa"/>
+        <w:tblInd w:w="2160" w:type="dxa"/>
         <w:tblLook w:val="04A0" w:firstRow="1" w:lastRow="0" w:firstColumn="1" w:lastColumn="0" w:noHBand="0" w:noVBand="1"/>
       </w:tblPr>
       <w:tblGrid>
@@ -3445,7 +3537,7 @@
       <w:tr>
         <w:tc>
           <w:tcPr>
-            <w:tcW w:w="9016" w:type="dxa"/>
+            <w:tcW w:w="6136" w:type="dxa"/>
           </w:tcPr>
           <w:p>
             <w:pPr>
@@ -3463,7 +3555,7 @@
             <w:pPr>
               <w:pStyle w:val="Header"/>
               <w:numPr>
-                <w:ilvl w:val="1"/>
+                <w:ilvl w:val="0"/>
                 <w:numId w:val="4"/>
               </w:numPr>
             </w:pPr>
@@ -3475,7 +3567,7 @@
             <w:pPr>
               <w:pStyle w:val="Header"/>
               <w:numPr>
-                <w:ilvl w:val="1"/>
+                <w:ilvl w:val="0"/>
                 <w:numId w:val="4"/>
               </w:numPr>
             </w:pPr>
@@ -3487,7 +3579,7 @@
             <w:pPr>
               <w:pStyle w:val="Header"/>
               <w:numPr>
-                <w:ilvl w:val="1"/>
+                <w:ilvl w:val="0"/>
                 <w:numId w:val="4"/>
               </w:numPr>
             </w:pPr>
@@ -3499,7 +3591,7 @@
             <w:pPr>
               <w:pStyle w:val="Header"/>
               <w:numPr>
-                <w:ilvl w:val="1"/>
+                <w:ilvl w:val="0"/>
                 <w:numId w:val="4"/>
               </w:numPr>
             </w:pPr>
@@ -3517,6 +3609,7 @@
           <w:ilvl w:val="2"/>
           <w:numId w:val="4"/>
         </w:numPr>
+        <w:ind w:left="1440"/>
         <w:rPr>
           <w:b/>
           <w:bCs/>
@@ -3537,6 +3630,7 @@
           <w:ilvl w:val="3"/>
           <w:numId w:val="4"/>
         </w:numPr>
+        <w:ind w:left="2160"/>
       </w:pPr>
       <w:r>
         <w:t>Represent applications screens</w:t>
@@ -3546,7 +3640,7 @@
       <w:tblPr>
         <w:tblStyle w:val="TableGrid"/>
         <w:tblW w:w="0" w:type="auto"/>
-        <w:tblInd w:w="2880" w:type="dxa"/>
+        <w:tblInd w:w="2160" w:type="dxa"/>
         <w:tblLook w:val="04A0" w:firstRow="1" w:lastRow="0" w:firstColumn="1" w:lastColumn="0" w:noHBand="0" w:noVBand="1"/>
       </w:tblPr>
       <w:tblGrid>
@@ -3555,7 +3649,7 @@
       <w:tr>
         <w:tc>
           <w:tcPr>
-            <w:tcW w:w="9016" w:type="dxa"/>
+            <w:tcW w:w="6136" w:type="dxa"/>
           </w:tcPr>
           <w:p>
             <w:pPr>
@@ -3603,6 +3697,7 @@
           <w:ilvl w:val="2"/>
           <w:numId w:val="4"/>
         </w:numPr>
+        <w:ind w:left="1440"/>
         <w:rPr>
           <w:b/>
           <w:bCs/>
@@ -3623,6 +3718,7 @@
           <w:ilvl w:val="3"/>
           <w:numId w:val="4"/>
         </w:numPr>
+        <w:ind w:left="2160"/>
       </w:pPr>
       <w:r>
         <w:t>Reusable UI Controls</w:t>
@@ -3632,7 +3728,7 @@
       <w:tblPr>
         <w:tblStyle w:val="TableGrid"/>
         <w:tblW w:w="0" w:type="auto"/>
-        <w:tblInd w:w="2880" w:type="dxa"/>
+        <w:tblInd w:w="2160" w:type="dxa"/>
         <w:tblLook w:val="04A0" w:firstRow="1" w:lastRow="0" w:firstColumn="1" w:lastColumn="0" w:noHBand="0" w:noVBand="1"/>
       </w:tblPr>
       <w:tblGrid>
@@ -3641,7 +3737,7 @@
       <w:tr>
         <w:tc>
           <w:tcPr>
-            <w:tcW w:w="9016" w:type="dxa"/>
+            <w:tcW w:w="6136" w:type="dxa"/>
           </w:tcPr>
           <w:p>
             <w:pPr>
@@ -3710,6 +3806,7 @@
           <w:ilvl w:val="2"/>
           <w:numId w:val="4"/>
         </w:numPr>
+        <w:ind w:left="1440"/>
         <w:rPr>
           <w:b/>
           <w:bCs/>
@@ -3730,6 +3827,7 @@
           <w:ilvl w:val="3"/>
           <w:numId w:val="4"/>
         </w:numPr>
+        <w:ind w:left="2160"/>
       </w:pPr>
       <w:r>
         <w:t xml:space="preserve">Store selectors independently </w:t>
@@ -3739,7 +3837,104 @@
       <w:tblPr>
         <w:tblStyle w:val="TableGrid"/>
         <w:tblW w:w="0" w:type="auto"/>
-        <w:tblInd w:w="2880" w:type="dxa"/>
+        <w:tblInd w:w="2160" w:type="dxa"/>
+        <w:tblLook w:val="04A0" w:firstRow="1" w:lastRow="0" w:firstColumn="1" w:lastColumn="0" w:noHBand="0" w:noVBand="1"/>
+      </w:tblPr>
+      <w:tblGrid>
+        <w:gridCol w:w="6136"/>
+      </w:tblGrid>
+      <w:tr>
+        <w:trPr>
+          <w:trHeight w:val="659"/>
+        </w:trPr>
+        <w:tc>
+          <w:tcPr>
+            <w:tcW w:w="6136" w:type="dxa"/>
+          </w:tcPr>
+          <w:p>
+            <w:pPr>
+              <w:pStyle w:val="Header"/>
+              <w:numPr>
+                <w:ilvl w:val="0"/>
+                <w:numId w:val="4"/>
+              </w:numPr>
+            </w:pPr>
+            <w:r>
+              <w:t>Locat</w:t>
+            </w:r>
+            <w:r>
+              <w:t>ors</w:t>
+            </w:r>
+          </w:p>
+          <w:p>
+            <w:pPr>
+              <w:pStyle w:val="Header"/>
+              <w:numPr>
+                <w:ilvl w:val="1"/>
+                <w:numId w:val="4"/>
+              </w:numPr>
+            </w:pPr>
+            <w:r>
+              <w:t>LoginPageLocators</w:t>
+            </w:r>
+          </w:p>
+          <w:p>
+            <w:pPr>
+              <w:pStyle w:val="Header"/>
+              <w:numPr>
+                <w:ilvl w:val="1"/>
+                <w:numId w:val="4"/>
+              </w:numPr>
+            </w:pPr>
+            <w:r>
+              <w:t>Name_PageLocato</w:t>
+            </w:r>
+            <w:r>
+              <w:t>rs</w:t>
+            </w:r>
+          </w:p>
+        </w:tc>
+      </w:tr>
+    </w:tbl>
+    <w:p>
+      <w:pPr>
+        <w:pStyle w:val="Header"/>
+        <w:numPr>
+          <w:ilvl w:val="2"/>
+          <w:numId w:val="4"/>
+        </w:numPr>
+        <w:ind w:left="1440"/>
+        <w:rPr>
+          <w:b/>
+          <w:bCs/>
+        </w:rPr>
+      </w:pPr>
+      <w:r>
+        <w:rPr>
+          <w:b/>
+          <w:bCs/>
+        </w:rPr>
+        <w:t>Actions</w:t>
+      </w:r>
+    </w:p>
+    <w:p>
+      <w:pPr>
+        <w:pStyle w:val="Header"/>
+        <w:numPr>
+          <w:ilvl w:val="3"/>
+          <w:numId w:val="4"/>
+        </w:numPr>
+        <w:ind w:left="2160"/>
+      </w:pPr>
+      <w:r>
+        <w:t>Encapsulates user interactions</w:t>
+      </w:r>
+    </w:p>
+    <w:tbl>
+      <w:tblPr>
+        <w:tblStyle w:val="TableGrid"/>
+        <w:tblW w:w="0" w:type="auto"/>
+        <w:tblInd w:w="2160" w:type="dxa"/>
         <w:tblLook w:val="04A0" w:firstRow="1" w:lastRow="0" w:firstColumn="1" w:lastColumn="0" w:noHBand="0" w:noVBand="1"/>
       </w:tblPr>
       <w:tblGrid>
@@ -3748,7 +3943,7 @@
       <w:tr>
         <w:tc>
           <w:tcPr>
-            <w:tcW w:w="9016" w:type="dxa"/>
+            <w:tcW w:w="6136" w:type="dxa"/>
           </w:tcPr>
           <w:p>
             <w:pPr>
@@ -3759,38 +3954,34 @@
               </w:numPr>
             </w:pPr>
             <w:r>
-              <w:t>Locat</w:t>
-            </w:r>
-            <w:r>
-              <w:t>ors</w:t>
-            </w:r>
-          </w:p>
-          <w:p>
-            <w:pPr>
-              <w:pStyle w:val="Header"/>
-              <w:numPr>
-                <w:ilvl w:val="1"/>
-                <w:numId w:val="4"/>
-              </w:numPr>
-            </w:pPr>
-            <w:r>
-              <w:t>LoginPageLocators</w:t>
-            </w:r>
-          </w:p>
-          <w:p>
-            <w:pPr>
-              <w:pStyle w:val="Header"/>
-              <w:numPr>
-                <w:ilvl w:val="1"/>
-                <w:numId w:val="4"/>
-              </w:numPr>
-            </w:pPr>
-            <w:r>
-              <w:lastRenderedPageBreak/>
-              <w:t>Name_PageLocato</w:t>
-            </w:r>
-            <w:r>
-              <w:t>rs</w:t>
+              <w:t>Actions</w:t>
+            </w:r>
+          </w:p>
+          <w:p>
+            <w:pPr>
+              <w:pStyle w:val="Header"/>
+              <w:numPr>
+                <w:ilvl w:val="1"/>
+                <w:numId w:val="4"/>
+              </w:numPr>
+            </w:pPr>
+            <w:r>
+              <w:t>Async Login (username, password)</w:t>
+            </w:r>
+          </w:p>
+          <w:p>
+            <w:pPr>
+              <w:pStyle w:val="Header"/>
+              <w:numPr>
+                <w:ilvl w:val="1"/>
+                <w:numId w:val="4"/>
+              </w:numPr>
+            </w:pPr>
+            <w:r>
+              <w:t xml:space="preserve">Async </w:t>
+            </w:r>
+            <w:r>
+              <w:t>Register (fName, lName, Password, Address)</w:t>
             </w:r>
           </w:p>
         </w:tc>
@@ -3799,41 +3990,275 @@
     <w:p>
       <w:pPr>
         <w:pStyle w:val="Header"/>
-        <w:numPr>
-          <w:ilvl w:val="2"/>
-          <w:numId w:val="4"/>
-        </w:numPr>
+        <w:ind w:left="720"/>
         <w:rPr>
           <w:b/>
           <w:bCs/>
-        </w:rPr>
-      </w:pPr>
-      <w:r>
+          <w:u w:val="single"/>
+        </w:rPr>
+      </w:pPr>
+    </w:p>
+    <w:p>
+      <w:pPr>
+        <w:rPr>
+          <w:rFonts w:asciiTheme="majorHAnsi" w:eastAsiaTheme="majorEastAsia" w:hAnsiTheme="majorHAnsi" w:cstheme="majorBidi"/>
+          <w:b/>
+          <w:spacing w:val="-10"/>
+          <w:kern w:val="28"/>
+          <w:sz w:val="44"/>
+          <w:szCs w:val="56"/>
+        </w:rPr>
+      </w:pPr>
+      <w:r>
+        <w:br w:type="page"/>
+      </w:r>
+    </w:p>
+    <w:p>
+      <w:pPr>
+        <w:pStyle w:val="Title"/>
+      </w:pPr>
+      <w:r>
+        <w:lastRenderedPageBreak/>
+        <w:t>Database Layer</w:t>
+      </w:r>
+    </w:p>
+    <w:p>
+      <w:pPr>
+        <w:pStyle w:val="Header"/>
+      </w:pPr>
+      <w:r>
+        <w:t>Provide backend validation capa</w:t>
+      </w:r>
+      <w:r>
+        <w:t>bility</w:t>
+      </w:r>
+      <w:r>
+        <w:t xml:space="preserve">. </w:t>
+      </w:r>
+    </w:p>
+    <w:p>
+      <w:pPr>
+        <w:pStyle w:val="Header"/>
+        <w:numPr>
+          <w:ilvl w:val="1"/>
+          <w:numId w:val="4"/>
+        </w:numPr>
+        <w:ind w:left="360"/>
         <w:rPr>
           <w:b/>
           <w:bCs/>
         </w:rPr>
-        <w:lastRenderedPageBreak/>
-        <w:t>Actions</w:t>
-      </w:r>
-    </w:p>
-    <w:p>
-      <w:pPr>
-        <w:pStyle w:val="Header"/>
-        <w:numPr>
-          <w:ilvl w:val="3"/>
-          <w:numId w:val="4"/>
-        </w:numPr>
-      </w:pPr>
-      <w:r>
-        <w:t>Encapsulates user interactions</w:t>
+      </w:pPr>
+      <w:r>
+        <w:rPr>
+          <w:b/>
+          <w:bCs/>
+        </w:rPr>
+        <w:t>Structure</w:t>
       </w:r>
     </w:p>
     <w:tbl>
       <w:tblPr>
         <w:tblStyle w:val="TableGrid"/>
         <w:tblW w:w="0" w:type="auto"/>
-        <w:tblInd w:w="2880" w:type="dxa"/>
+        <w:tblInd w:w="1080" w:type="dxa"/>
+        <w:tblLook w:val="04A0" w:firstRow="1" w:lastRow="0" w:firstColumn="1" w:lastColumn="0" w:noHBand="0" w:noVBand="1"/>
+      </w:tblPr>
+      <w:tblGrid>
+        <w:gridCol w:w="6856"/>
+      </w:tblGrid>
+      <w:tr>
+        <w:tc>
+          <w:tcPr>
+            <w:tcW w:w="6856" w:type="dxa"/>
+          </w:tcPr>
+          <w:p>
+            <w:pPr>
+              <w:pStyle w:val="Header"/>
+              <w:numPr>
+                <w:ilvl w:val="0"/>
+                <w:numId w:val="4"/>
+              </w:numPr>
+            </w:pPr>
+            <w:r>
+              <w:t>Database</w:t>
+            </w:r>
+          </w:p>
+          <w:p>
+            <w:pPr>
+              <w:pStyle w:val="Header"/>
+              <w:numPr>
+                <w:ilvl w:val="1"/>
+                <w:numId w:val="4"/>
+              </w:numPr>
+            </w:pPr>
+            <w:r>
+              <w:t>Contracts</w:t>
+            </w:r>
+          </w:p>
+          <w:p>
+            <w:pPr>
+              <w:pStyle w:val="Header"/>
+              <w:numPr>
+                <w:ilvl w:val="1"/>
+                <w:numId w:val="4"/>
+              </w:numPr>
+            </w:pPr>
+            <w:r>
+              <w:t>Repositories</w:t>
+            </w:r>
+          </w:p>
+          <w:p>
+            <w:pPr>
+              <w:pStyle w:val="Header"/>
+              <w:numPr>
+                <w:ilvl w:val="1"/>
+                <w:numId w:val="4"/>
+              </w:numPr>
+            </w:pPr>
+            <w:r>
+              <w:t>Services</w:t>
+            </w:r>
+          </w:p>
+          <w:p>
+            <w:pPr>
+              <w:pStyle w:val="Header"/>
+              <w:numPr>
+                <w:ilvl w:val="1"/>
+                <w:numId w:val="4"/>
+              </w:numPr>
+            </w:pPr>
+            <w:r>
+              <w:t>Queries</w:t>
+            </w:r>
+          </w:p>
+        </w:tc>
+      </w:tr>
+    </w:tbl>
+    <w:p>
+      <w:pPr>
+        <w:pStyle w:val="Header"/>
+        <w:numPr>
+          <w:ilvl w:val="1"/>
+          <w:numId w:val="4"/>
+        </w:numPr>
+        <w:ind w:left="360"/>
+        <w:rPr>
+          <w:b/>
+          <w:bCs/>
+        </w:rPr>
+      </w:pPr>
+      <w:r>
+        <w:rPr>
+          <w:b/>
+          <w:bCs/>
+        </w:rPr>
+        <w:t>Contracts</w:t>
+      </w:r>
+    </w:p>
+    <w:p>
+      <w:pPr>
+        <w:pStyle w:val="Header"/>
+        <w:numPr>
+          <w:ilvl w:val="2"/>
+          <w:numId w:val="4"/>
+        </w:numPr>
+        <w:ind w:left="1080"/>
+      </w:pPr>
+      <w:r>
+        <w:t>Define data access operations</w:t>
+      </w:r>
+    </w:p>
+    <w:tbl>
+      <w:tblPr>
+        <w:tblStyle w:val="TableGrid"/>
+        <w:tblW w:w="0" w:type="auto"/>
+        <w:tblInd w:w="1080" w:type="dxa"/>
+        <w:tblLook w:val="04A0" w:firstRow="1" w:lastRow="0" w:firstColumn="1" w:lastColumn="0" w:noHBand="0" w:noVBand="1"/>
+      </w:tblPr>
+      <w:tblGrid>
+        <w:gridCol w:w="6856"/>
+      </w:tblGrid>
+      <w:tr>
+        <w:tc>
+          <w:tcPr>
+            <w:tcW w:w="6856" w:type="dxa"/>
+          </w:tcPr>
+          <w:p>
+            <w:pPr>
+              <w:pStyle w:val="Header"/>
+              <w:numPr>
+                <w:ilvl w:val="0"/>
+                <w:numId w:val="4"/>
+              </w:numPr>
+            </w:pPr>
+            <w:r>
+              <w:t>Contracts</w:t>
+            </w:r>
+          </w:p>
+          <w:p>
+            <w:pPr>
+              <w:pStyle w:val="Header"/>
+              <w:numPr>
+                <w:ilvl w:val="1"/>
+                <w:numId w:val="4"/>
+              </w:numPr>
+            </w:pPr>
+            <w:r>
+              <w:t>IDataAccess</w:t>
+            </w:r>
+          </w:p>
+        </w:tc>
+      </w:tr>
+    </w:tbl>
+    <w:p>
+      <w:pPr>
+        <w:pStyle w:val="Header"/>
+        <w:numPr>
+          <w:ilvl w:val="1"/>
+          <w:numId w:val="4"/>
+        </w:numPr>
+        <w:ind w:left="360"/>
+        <w:rPr>
+          <w:b/>
+          <w:bCs/>
+        </w:rPr>
+      </w:pPr>
+      <w:r>
+        <w:rPr>
+          <w:b/>
+          <w:bCs/>
+        </w:rPr>
+        <w:t>Repositories</w:t>
+      </w:r>
+    </w:p>
+    <w:p>
+      <w:pPr>
+        <w:pStyle w:val="Header"/>
+        <w:numPr>
+          <w:ilvl w:val="2"/>
+          <w:numId w:val="4"/>
+        </w:numPr>
+        <w:ind w:left="1080"/>
+      </w:pPr>
+      <w:r>
+        <w:t xml:space="preserve">Contains </w:t>
+      </w:r>
+      <w:r>
+        <w:t>business</w:t>
+      </w:r>
+      <w:r>
+        <w:t xml:space="preserve"> specific </w:t>
+      </w:r>
+      <w:r>
+        <w:t>repositories</w:t>
+      </w:r>
+    </w:p>
+    <w:tbl>
+      <w:tblPr>
+        <w:tblStyle w:val="TableGrid"/>
+        <w:tblW w:w="0" w:type="auto"/>
+        <w:tblInd w:w="1800" w:type="dxa"/>
         <w:tblLook w:val="04A0" w:firstRow="1" w:lastRow="0" w:firstColumn="1" w:lastColumn="0" w:noHBand="0" w:noVBand="1"/>
       </w:tblPr>
       <w:tblGrid>
@@ -3842,7 +4267,7 @@
       <w:tr>
         <w:tc>
           <w:tcPr>
-            <w:tcW w:w="9016" w:type="dxa"/>
+            <w:tcW w:w="6136" w:type="dxa"/>
           </w:tcPr>
           <w:p>
             <w:pPr>
@@ -3853,35 +4278,20 @@
               </w:numPr>
             </w:pPr>
             <w:r>
-              <w:t>Actions</w:t>
-            </w:r>
-          </w:p>
-          <w:p>
-            <w:pPr>
-              <w:pStyle w:val="Header"/>
-              <w:numPr>
-                <w:ilvl w:val="0"/>
-                <w:numId w:val="4"/>
-              </w:numPr>
-            </w:pPr>
-            <w:r>
-              <w:t>Async Login (username, password)</w:t>
-            </w:r>
-          </w:p>
-          <w:p>
-            <w:pPr>
-              <w:pStyle w:val="Header"/>
-              <w:numPr>
-                <w:ilvl w:val="0"/>
-                <w:numId w:val="4"/>
-              </w:numPr>
-            </w:pPr>
-            <w:r>
-              <w:t xml:space="preserve">Async </w:t>
-            </w:r>
-            <w:r>
-              <w:t>Register (fName, lName, Password, Address)</w:t>
-            </w:r>
+              <w:t>Re</w:t>
+            </w:r>
+            <w:r>
+              <w:t xml:space="preserve">positories </w:t>
+            </w:r>
+          </w:p>
+          <w:p>
+            <w:pPr>
+              <w:pStyle w:val="Header"/>
+              <w:numPr>
+                <w:ilvl w:val="1"/>
+                <w:numId w:val="4"/>
+              </w:numPr>
+            </w:pPr>
           </w:p>
         </w:tc>
       </w:tr>
@@ -3889,58 +4299,1971 @@
     <w:p>
       <w:pPr>
         <w:pStyle w:val="Header"/>
-        <w:numPr>
-          <w:ilvl w:val="0"/>
-          <w:numId w:val="4"/>
-        </w:numPr>
+        <w:ind w:left="-1080"/>
+      </w:pPr>
+    </w:p>
+    <w:p>
+      <w:pPr>
+        <w:pStyle w:val="Header"/>
+        <w:numPr>
+          <w:ilvl w:val="2"/>
+          <w:numId w:val="4"/>
+        </w:numPr>
+        <w:ind w:left="1080"/>
+        <w:rPr>
+          <w:u w:val="single"/>
+        </w:rPr>
+      </w:pPr>
+      <w:r>
+        <w:rPr>
+          <w:u w:val="single"/>
+        </w:rPr>
+        <w:t>Responsibilities</w:t>
+      </w:r>
+      <w:r>
+        <w:rPr>
+          <w:u w:val="single"/>
+        </w:rPr>
+        <w:t xml:space="preserve"> </w:t>
+      </w:r>
+    </w:p>
+    <w:p>
+      <w:pPr>
+        <w:pStyle w:val="Header"/>
+        <w:numPr>
+          <w:ilvl w:val="3"/>
+          <w:numId w:val="4"/>
+        </w:numPr>
+        <w:ind w:left="1800"/>
+      </w:pPr>
+      <w:r>
+        <w:t>SQL Execution</w:t>
+      </w:r>
+    </w:p>
+    <w:p>
+      <w:pPr>
+        <w:pStyle w:val="Header"/>
+        <w:numPr>
+          <w:ilvl w:val="3"/>
+          <w:numId w:val="4"/>
+        </w:numPr>
+        <w:ind w:left="1800"/>
+      </w:pPr>
+      <w:r>
+        <w:t>Data retrieval</w:t>
+      </w:r>
+    </w:p>
+    <w:p>
+      <w:pPr>
+        <w:pStyle w:val="Header"/>
+        <w:numPr>
+          <w:ilvl w:val="3"/>
+          <w:numId w:val="4"/>
+        </w:numPr>
+        <w:ind w:left="1800"/>
+      </w:pPr>
+      <w:r>
+        <w:t>Backend Validation</w:t>
+      </w:r>
+    </w:p>
+    <w:p>
+      <w:pPr>
+        <w:pStyle w:val="Header"/>
+        <w:numPr>
+          <w:ilvl w:val="1"/>
+          <w:numId w:val="4"/>
+        </w:numPr>
+        <w:ind w:left="360"/>
+        <w:rPr>
+          <w:b/>
+          <w:bCs/>
+        </w:rPr>
+      </w:pPr>
+      <w:r>
+        <w:rPr>
+          <w:b/>
+          <w:bCs/>
+        </w:rPr>
+        <w:t>Services</w:t>
+      </w:r>
+    </w:p>
+    <w:p>
+      <w:pPr>
+        <w:pStyle w:val="Header"/>
+        <w:numPr>
+          <w:ilvl w:val="2"/>
+          <w:numId w:val="4"/>
+        </w:numPr>
+        <w:ind w:left="1080"/>
+        <w:rPr>
+          <w:u w:val="single"/>
+        </w:rPr>
+      </w:pPr>
+      <w:r>
+        <w:rPr>
+          <w:u w:val="single"/>
+        </w:rPr>
+        <w:t>Responsibilities</w:t>
+      </w:r>
+    </w:p>
+    <w:p>
+      <w:pPr>
+        <w:pStyle w:val="Header"/>
+        <w:numPr>
+          <w:ilvl w:val="3"/>
+          <w:numId w:val="4"/>
+        </w:numPr>
+        <w:ind w:left="1800"/>
+      </w:pPr>
+      <w:r>
+        <w:t>Database Connections</w:t>
+      </w:r>
+    </w:p>
+    <w:p>
+      <w:pPr>
+        <w:pStyle w:val="Header"/>
+        <w:numPr>
+          <w:ilvl w:val="3"/>
+          <w:numId w:val="4"/>
+        </w:numPr>
+        <w:ind w:left="1800"/>
+      </w:pPr>
+      <w:r>
+        <w:t>Tr</w:t>
+      </w:r>
+      <w:r>
+        <w:t>ansaction Management</w:t>
+      </w:r>
+    </w:p>
+    <w:p>
+      <w:pPr>
+        <w:pStyle w:val="Header"/>
+        <w:numPr>
+          <w:ilvl w:val="3"/>
+          <w:numId w:val="4"/>
+        </w:numPr>
+        <w:ind w:left="1800"/>
+      </w:pPr>
+      <w:r>
+        <w:t>Query Execution</w:t>
+      </w:r>
+    </w:p>
+    <w:p>
+      <w:pPr>
+        <w:pStyle w:val="Header"/>
+        <w:numPr>
+          <w:ilvl w:val="1"/>
+          <w:numId w:val="4"/>
+        </w:numPr>
+        <w:ind w:left="360"/>
+        <w:rPr>
+          <w:b/>
+          <w:bCs/>
+        </w:rPr>
+      </w:pPr>
+      <w:r>
+        <w:rPr>
+          <w:b/>
+          <w:bCs/>
+        </w:rPr>
+        <w:t>Queries</w:t>
+      </w:r>
+    </w:p>
+    <w:p>
+      <w:pPr>
+        <w:pStyle w:val="Header"/>
+        <w:numPr>
+          <w:ilvl w:val="2"/>
+          <w:numId w:val="4"/>
+        </w:numPr>
+        <w:ind w:left="1080"/>
+      </w:pPr>
+      <w:r>
+        <w:t>Reusable SQL Scrip</w:t>
+      </w:r>
+      <w:r>
+        <w:t>t</w:t>
+      </w:r>
+      <w:r>
+        <w:t>s</w:t>
+      </w:r>
+    </w:p>
+    <w:p>
+      <w:pPr>
+        <w:rPr>
+          <w:b/>
+          <w:bCs/>
+        </w:rPr>
+      </w:pPr>
+      <w:r>
+        <w:rPr>
+          <w:b/>
+          <w:bCs/>
+        </w:rPr>
+        <w:br w:type="page"/>
+      </w:r>
+    </w:p>
+    <w:p>
+      <w:pPr>
+        <w:pStyle w:val="Title"/>
+      </w:pPr>
+      <w:r>
+        <w:lastRenderedPageBreak/>
+        <w:t>Reports Layer</w:t>
+      </w:r>
+    </w:p>
+    <w:p>
+      <w:pPr>
+        <w:pStyle w:val="Header"/>
+      </w:pPr>
+      <w:r>
+        <w:t>P</w:t>
+      </w:r>
+      <w:r>
+        <w:t xml:space="preserve">rovides centralized </w:t>
+      </w:r>
+      <w:r>
+        <w:t xml:space="preserve">execution reporting, analytics, evidence </w:t>
+      </w:r>
+      <w:r>
+        <w:t>management and result visualization. It serves as the frameworks single source of truth for automation execution outcome.</w:t>
+      </w:r>
+    </w:p>
+    <w:p>
+      <w:pPr>
+        <w:pStyle w:val="Header"/>
+        <w:numPr>
+          <w:ilvl w:val="1"/>
+          <w:numId w:val="4"/>
+        </w:numPr>
+        <w:ind w:left="360"/>
+        <w:rPr>
+          <w:u w:val="single"/>
+        </w:rPr>
+      </w:pPr>
+      <w:r>
+        <w:rPr>
+          <w:u w:val="single"/>
+        </w:rPr>
+        <w:t>Purpose</w:t>
+      </w:r>
+    </w:p>
+    <w:p>
+      <w:pPr>
+        <w:pStyle w:val="Header"/>
+        <w:numPr>
+          <w:ilvl w:val="2"/>
+          <w:numId w:val="4"/>
+        </w:numPr>
+        <w:ind w:left="1080"/>
+      </w:pPr>
+      <w:r>
+        <w:t>Capture test execution results</w:t>
+      </w:r>
+    </w:p>
+    <w:p>
+      <w:pPr>
+        <w:pStyle w:val="Header"/>
+        <w:numPr>
+          <w:ilvl w:val="2"/>
+          <w:numId w:val="4"/>
+        </w:numPr>
+        <w:ind w:left="1080"/>
+      </w:pPr>
+      <w:r>
+        <w:t>Generate de</w:t>
+      </w:r>
+      <w:r>
+        <w:t>tai</w:t>
+      </w:r>
+      <w:r>
+        <w:t>led</w:t>
+      </w:r>
+      <w:r>
+        <w:t xml:space="preserve"> </w:t>
+      </w:r>
+      <w:r>
+        <w:t>automation reports</w:t>
+      </w:r>
+    </w:p>
+    <w:p>
+      <w:pPr>
+        <w:pStyle w:val="Header"/>
+        <w:numPr>
+          <w:ilvl w:val="2"/>
+          <w:numId w:val="4"/>
+        </w:numPr>
+        <w:ind w:left="1080"/>
+      </w:pPr>
+      <w:r>
+        <w:t>Provide Historical execution insights</w:t>
+      </w:r>
+    </w:p>
+    <w:p>
+      <w:pPr>
+        <w:pStyle w:val="Header"/>
+        <w:numPr>
+          <w:ilvl w:val="2"/>
+          <w:numId w:val="4"/>
+        </w:numPr>
+        <w:ind w:left="1080"/>
+      </w:pPr>
+      <w:r>
+        <w:t>Support audit and compliance requirements</w:t>
+      </w:r>
+    </w:p>
+    <w:p>
+      <w:pPr>
+        <w:pStyle w:val="Header"/>
+        <w:numPr>
+          <w:ilvl w:val="2"/>
+          <w:numId w:val="4"/>
+        </w:numPr>
+        <w:ind w:left="1080"/>
+      </w:pPr>
+      <w:r>
+        <w:t>Provide e</w:t>
+      </w:r>
+      <w:r>
+        <w:t>vidence for defect triage</w:t>
+      </w:r>
+    </w:p>
+    <w:p>
+      <w:pPr>
+        <w:pStyle w:val="Header"/>
+        <w:numPr>
+          <w:ilvl w:val="1"/>
+          <w:numId w:val="4"/>
+        </w:numPr>
+        <w:ind w:left="360"/>
+        <w:rPr>
+          <w:u w:val="single"/>
+        </w:rPr>
+      </w:pPr>
+      <w:r>
+        <w:rPr>
+          <w:u w:val="single"/>
+        </w:rPr>
+        <w:t xml:space="preserve">Structure </w:t>
+      </w:r>
+    </w:p>
+    <w:tbl>
+      <w:tblPr>
+        <w:tblStyle w:val="TableGrid"/>
+        <w:tblW w:w="0" w:type="auto"/>
+        <w:tblInd w:w="1080" w:type="dxa"/>
+        <w:tblLook w:val="04A0" w:firstRow="1" w:lastRow="0" w:firstColumn="1" w:lastColumn="0" w:noHBand="0" w:noVBand="1"/>
+      </w:tblPr>
+      <w:tblGrid>
+        <w:gridCol w:w="6856"/>
+      </w:tblGrid>
+      <w:tr>
+        <w:tc>
+          <w:tcPr>
+            <w:tcW w:w="6856" w:type="dxa"/>
+          </w:tcPr>
+          <w:p>
+            <w:pPr>
+              <w:pStyle w:val="Header"/>
+              <w:numPr>
+                <w:ilvl w:val="0"/>
+                <w:numId w:val="4"/>
+              </w:numPr>
+            </w:pPr>
+            <w:r>
+              <w:t>Reports</w:t>
+            </w:r>
+          </w:p>
+          <w:p>
+            <w:pPr>
+              <w:pStyle w:val="Header"/>
+              <w:numPr>
+                <w:ilvl w:val="1"/>
+                <w:numId w:val="4"/>
+              </w:numPr>
+            </w:pPr>
+            <w:r>
+              <w:t>AllureReports</w:t>
+            </w:r>
+          </w:p>
+          <w:p>
+            <w:pPr>
+              <w:pStyle w:val="Header"/>
+              <w:numPr>
+                <w:ilvl w:val="1"/>
+                <w:numId w:val="4"/>
+              </w:numPr>
+            </w:pPr>
+            <w:r>
+              <w:t>ExecutionSummary</w:t>
+            </w:r>
+          </w:p>
+          <w:p>
+            <w:pPr>
+              <w:pStyle w:val="Header"/>
+              <w:numPr>
+                <w:ilvl w:val="1"/>
+                <w:numId w:val="4"/>
+              </w:numPr>
+            </w:pPr>
+            <w:r>
+              <w:t>Dashboard</w:t>
+            </w:r>
+          </w:p>
+          <w:p>
+            <w:pPr>
+              <w:pStyle w:val="Header"/>
+              <w:numPr>
+                <w:ilvl w:val="1"/>
+                <w:numId w:val="4"/>
+              </w:numPr>
+            </w:pPr>
+            <w:r>
+              <w:t>Screenshots</w:t>
+            </w:r>
+          </w:p>
+          <w:p>
+            <w:pPr>
+              <w:pStyle w:val="Header"/>
+              <w:numPr>
+                <w:ilvl w:val="3"/>
+                <w:numId w:val="4"/>
+              </w:numPr>
+            </w:pPr>
+            <w:r>
+              <w:t>Logs</w:t>
+            </w:r>
+          </w:p>
+          <w:p>
+            <w:pPr>
+              <w:pStyle w:val="Header"/>
+              <w:numPr>
+                <w:ilvl w:val="3"/>
+                <w:numId w:val="4"/>
+              </w:numPr>
+            </w:pPr>
+            <w:r>
+              <w:t>Attachments</w:t>
+            </w:r>
+          </w:p>
+          <w:p>
+            <w:pPr>
+              <w:pStyle w:val="Header"/>
+              <w:numPr>
+                <w:ilvl w:val="3"/>
+                <w:numId w:val="4"/>
+              </w:numPr>
+            </w:pPr>
+            <w:r>
+              <w:t>Evidence</w:t>
+            </w:r>
+          </w:p>
+          <w:p>
+            <w:pPr>
+              <w:pStyle w:val="Header"/>
+              <w:numPr>
+                <w:ilvl w:val="2"/>
+                <w:numId w:val="4"/>
+              </w:numPr>
+            </w:pPr>
+            <w:r>
+              <w:t>Components</w:t>
+            </w:r>
+          </w:p>
+          <w:p>
+            <w:pPr>
+              <w:pStyle w:val="Header"/>
+              <w:numPr>
+                <w:ilvl w:val="3"/>
+                <w:numId w:val="4"/>
+              </w:numPr>
+            </w:pPr>
+            <w:r>
+              <w:t>ReportManager</w:t>
+            </w:r>
+          </w:p>
+          <w:p>
+            <w:pPr>
+              <w:pStyle w:val="Header"/>
+              <w:numPr>
+                <w:ilvl w:val="3"/>
+                <w:numId w:val="4"/>
+              </w:numPr>
+            </w:pPr>
+            <w:r>
+              <w:t>EvidenceManager</w:t>
+            </w:r>
+          </w:p>
+        </w:tc>
+      </w:tr>
+    </w:tbl>
+    <w:p>
+      <w:pPr>
+        <w:pStyle w:val="Header"/>
+        <w:numPr>
+          <w:ilvl w:val="2"/>
+          <w:numId w:val="4"/>
+        </w:numPr>
+        <w:ind w:left="1080"/>
+        <w:rPr>
+          <w:u w:val="single"/>
+        </w:rPr>
+      </w:pPr>
+    </w:p>
+    <w:p>
+      <w:pPr>
+        <w:pStyle w:val="Header"/>
+        <w:numPr>
+          <w:ilvl w:val="1"/>
+          <w:numId w:val="4"/>
+        </w:numPr>
+        <w:ind w:left="360"/>
+        <w:rPr>
+          <w:u w:val="single"/>
+        </w:rPr>
+      </w:pPr>
+      <w:r>
+        <w:rPr>
+          <w:u w:val="single"/>
+        </w:rPr>
+        <w:t>Components</w:t>
+      </w:r>
+    </w:p>
+    <w:p>
+      <w:pPr>
+        <w:pStyle w:val="Header"/>
+        <w:numPr>
+          <w:ilvl w:val="2"/>
+          <w:numId w:val="4"/>
+        </w:numPr>
+        <w:ind w:left="1080"/>
+        <w:rPr>
+          <w:b/>
+          <w:bCs/>
+        </w:rPr>
+      </w:pPr>
+      <w:r>
+        <w:rPr>
+          <w:b/>
+          <w:bCs/>
+        </w:rPr>
+        <w:t>Report Man</w:t>
+      </w:r>
+      <w:r>
+        <w:rPr>
+          <w:b/>
+          <w:bCs/>
+        </w:rPr>
+        <w:t>a</w:t>
+      </w:r>
+      <w:r>
+        <w:rPr>
+          <w:b/>
+          <w:bCs/>
+        </w:rPr>
+        <w:t>ger</w:t>
+      </w:r>
+    </w:p>
+    <w:p>
+      <w:pPr>
+        <w:pStyle w:val="Header"/>
+        <w:numPr>
+          <w:ilvl w:val="3"/>
+          <w:numId w:val="4"/>
+        </w:numPr>
+        <w:ind w:left="1800"/>
+      </w:pPr>
+      <w:r>
+        <w:t>R</w:t>
+      </w:r>
+      <w:r>
+        <w:t>e</w:t>
+      </w:r>
+      <w:r>
+        <w:t>spon</w:t>
+      </w:r>
+      <w:r>
+        <w:t>si</w:t>
+      </w:r>
+      <w:r>
+        <w:t>ble</w:t>
+      </w:r>
+      <w:r>
+        <w:t xml:space="preserve"> for report initialization and lifecycle management</w:t>
+      </w:r>
+    </w:p>
+    <w:tbl>
+      <w:tblPr>
+        <w:tblStyle w:val="TableGrid"/>
+        <w:tblW w:w="0" w:type="auto"/>
+        <w:tblInd w:w="1800" w:type="dxa"/>
+        <w:tblLook w:val="04A0" w:firstRow="1" w:lastRow="0" w:firstColumn="1" w:lastColumn="0" w:noHBand="0" w:noVBand="1"/>
+      </w:tblPr>
+      <w:tblGrid>
+        <w:gridCol w:w="6136"/>
+      </w:tblGrid>
+      <w:tr>
+        <w:tc>
+          <w:tcPr>
+            <w:tcW w:w="6136" w:type="dxa"/>
+          </w:tcPr>
+          <w:p>
+            <w:pPr>
+              <w:pStyle w:val="Header"/>
+              <w:numPr>
+                <w:ilvl w:val="0"/>
+                <w:numId w:val="4"/>
+              </w:numPr>
+            </w:pPr>
+            <w:r>
+              <w:t>ReportManager</w:t>
+            </w:r>
+          </w:p>
+          <w:p>
+            <w:pPr>
+              <w:pStyle w:val="Header"/>
+              <w:numPr>
+                <w:ilvl w:val="1"/>
+                <w:numId w:val="4"/>
+              </w:numPr>
+            </w:pPr>
+            <w:r>
+              <w:t>ReportInitializer</w:t>
+            </w:r>
+          </w:p>
+          <w:p>
+            <w:pPr>
+              <w:pStyle w:val="Header"/>
+              <w:numPr>
+                <w:ilvl w:val="1"/>
+                <w:numId w:val="4"/>
+              </w:numPr>
+            </w:pPr>
+            <w:r>
+              <w:t>ReportCofiguration</w:t>
+            </w:r>
+          </w:p>
+          <w:p>
+            <w:pPr>
+              <w:pStyle w:val="Header"/>
+              <w:numPr>
+                <w:ilvl w:val="1"/>
+                <w:numId w:val="4"/>
+              </w:numPr>
+            </w:pPr>
+            <w:r>
+              <w:t>ReportPublisher</w:t>
+            </w:r>
+          </w:p>
+        </w:tc>
+      </w:tr>
+    </w:tbl>
+    <w:p>
+      <w:pPr>
+        <w:pStyle w:val="Header"/>
+        <w:numPr>
+          <w:ilvl w:val="2"/>
+          <w:numId w:val="4"/>
+        </w:numPr>
+        <w:ind w:left="1080"/>
+        <w:rPr>
+          <w:b/>
+          <w:bCs/>
+        </w:rPr>
+      </w:pPr>
+      <w:r>
+        <w:rPr>
+          <w:b/>
+          <w:bCs/>
+        </w:rPr>
+        <w:t>Evidence Manager</w:t>
+      </w:r>
+    </w:p>
+    <w:p>
+      <w:pPr>
+        <w:pStyle w:val="Header"/>
+        <w:numPr>
+          <w:ilvl w:val="3"/>
+          <w:numId w:val="4"/>
+        </w:numPr>
+        <w:ind w:left="1800"/>
+      </w:pPr>
+      <w:r>
+        <w:t>Respons</w:t>
+      </w:r>
+      <w:r>
+        <w:t xml:space="preserve">ible </w:t>
+      </w:r>
+      <w:r>
+        <w:t>for collating execution evidence</w:t>
+      </w:r>
+    </w:p>
+    <w:tbl>
+      <w:tblPr>
+        <w:tblStyle w:val="TableGrid"/>
+        <w:tblW w:w="0" w:type="auto"/>
+        <w:tblInd w:w="1800" w:type="dxa"/>
+        <w:tblLook w:val="04A0" w:firstRow="1" w:lastRow="0" w:firstColumn="1" w:lastColumn="0" w:noHBand="0" w:noVBand="1"/>
+      </w:tblPr>
+      <w:tblGrid>
+        <w:gridCol w:w="6136"/>
+      </w:tblGrid>
+      <w:tr>
+        <w:tc>
+          <w:tcPr>
+            <w:tcW w:w="6136" w:type="dxa"/>
+          </w:tcPr>
+          <w:p>
+            <w:pPr>
+              <w:pStyle w:val="Header"/>
+              <w:numPr>
+                <w:ilvl w:val="0"/>
+                <w:numId w:val="4"/>
+              </w:numPr>
+            </w:pPr>
+            <w:r>
+              <w:t>EvidenceManager</w:t>
+            </w:r>
+          </w:p>
+          <w:p>
+            <w:pPr>
+              <w:pStyle w:val="Header"/>
+              <w:numPr>
+                <w:ilvl w:val="1"/>
+                <w:numId w:val="4"/>
+              </w:numPr>
+            </w:pPr>
+            <w:r>
+              <w:t>ScreenshotCapture</w:t>
+            </w:r>
+          </w:p>
+          <w:p>
+            <w:pPr>
+              <w:pStyle w:val="Header"/>
+              <w:numPr>
+                <w:ilvl w:val="1"/>
+                <w:numId w:val="4"/>
+              </w:numPr>
+            </w:pPr>
+            <w:r>
+              <w:t>RequestLogger</w:t>
+            </w:r>
+          </w:p>
+          <w:p>
+            <w:pPr>
+              <w:pStyle w:val="Header"/>
+              <w:numPr>
+                <w:ilvl w:val="1"/>
+                <w:numId w:val="4"/>
+              </w:numPr>
+            </w:pPr>
+            <w:r>
+              <w:t>ResponseLogger</w:t>
+            </w:r>
+          </w:p>
+          <w:p>
+            <w:pPr>
+              <w:pStyle w:val="Header"/>
+              <w:numPr>
+                <w:ilvl w:val="1"/>
+                <w:numId w:val="4"/>
+              </w:numPr>
+            </w:pPr>
+            <w:r>
+              <w:t>SQLEvidence</w:t>
+            </w:r>
+          </w:p>
+          <w:p>
+            <w:pPr>
+              <w:pStyle w:val="Header"/>
+              <w:numPr>
+                <w:ilvl w:val="1"/>
+                <w:numId w:val="4"/>
+              </w:numPr>
+            </w:pPr>
+            <w:r>
+              <w:t>ExceptionCapture</w:t>
+            </w:r>
+          </w:p>
+        </w:tc>
+      </w:tr>
+    </w:tbl>
+    <w:p>
+      <w:pPr>
+        <w:pStyle w:val="Header"/>
+        <w:numPr>
+          <w:ilvl w:val="2"/>
+          <w:numId w:val="4"/>
+        </w:numPr>
+        <w:ind w:left="1080"/>
+        <w:rPr>
+          <w:b/>
+          <w:bCs/>
+        </w:rPr>
+      </w:pPr>
+      <w:r>
+        <w:rPr>
+          <w:b/>
+          <w:bCs/>
+        </w:rPr>
+        <w:t>Responsibilities</w:t>
+      </w:r>
+    </w:p>
+    <w:p>
+      <w:pPr>
+        <w:pStyle w:val="Header"/>
+        <w:numPr>
+          <w:ilvl w:val="3"/>
+          <w:numId w:val="4"/>
+        </w:numPr>
+        <w:ind w:left="1800"/>
+      </w:pPr>
+      <w:r>
+        <w:t>Execution Reporting</w:t>
+      </w:r>
+    </w:p>
+    <w:p>
+      <w:pPr>
+        <w:pStyle w:val="Header"/>
+        <w:numPr>
+          <w:ilvl w:val="3"/>
+          <w:numId w:val="4"/>
+        </w:numPr>
+        <w:ind w:left="1800"/>
+      </w:pPr>
+      <w:r>
+        <w:t>Screensh</w:t>
+      </w:r>
+      <w:r>
+        <w:t>ot Management</w:t>
+      </w:r>
+    </w:p>
+    <w:p>
+      <w:pPr>
+        <w:pStyle w:val="Header"/>
+        <w:numPr>
+          <w:ilvl w:val="3"/>
+          <w:numId w:val="4"/>
+        </w:numPr>
+        <w:ind w:left="1800"/>
+      </w:pPr>
+      <w:r>
+        <w:t>API Request Logging</w:t>
+      </w:r>
+    </w:p>
+    <w:p>
+      <w:pPr>
+        <w:pStyle w:val="Header"/>
+        <w:numPr>
+          <w:ilvl w:val="3"/>
+          <w:numId w:val="4"/>
+        </w:numPr>
+        <w:ind w:left="1800"/>
+      </w:pPr>
+      <w:r>
+        <w:t>API Response Logging</w:t>
+      </w:r>
+    </w:p>
+    <w:p>
+      <w:pPr>
+        <w:pStyle w:val="Header"/>
+        <w:numPr>
+          <w:ilvl w:val="3"/>
+          <w:numId w:val="4"/>
+        </w:numPr>
+        <w:ind w:left="1800"/>
+      </w:pPr>
+      <w:r>
+        <w:t>Database Validation Evidence</w:t>
+      </w:r>
+    </w:p>
+    <w:p>
+      <w:pPr>
+        <w:pStyle w:val="Header"/>
+        <w:numPr>
+          <w:ilvl w:val="3"/>
+          <w:numId w:val="4"/>
+        </w:numPr>
+        <w:ind w:left="1800"/>
+      </w:pPr>
+      <w:r>
+        <w:t>Exception Tracking</w:t>
+      </w:r>
+    </w:p>
+    <w:p>
+      <w:pPr>
+        <w:pStyle w:val="Header"/>
+        <w:numPr>
+          <w:ilvl w:val="3"/>
+          <w:numId w:val="4"/>
+        </w:numPr>
+        <w:ind w:left="1800"/>
+      </w:pPr>
+      <w:r>
+        <w:t>Trend Analysis</w:t>
+      </w:r>
+    </w:p>
+    <w:p>
+      <w:pPr>
+        <w:pStyle w:val="Header"/>
+        <w:numPr>
+          <w:ilvl w:val="3"/>
+          <w:numId w:val="4"/>
+        </w:numPr>
+        <w:ind w:left="1800"/>
+      </w:pPr>
+      <w:r>
+        <w:t>Historical Reporting</w:t>
+      </w:r>
+    </w:p>
+    <w:p>
+      <w:pPr>
+        <w:pStyle w:val="Header"/>
+        <w:numPr>
+          <w:ilvl w:val="3"/>
+          <w:numId w:val="4"/>
+        </w:numPr>
+        <w:ind w:left="1800"/>
+      </w:pPr>
+      <w:r>
+        <w:t>Test Metric Generation</w:t>
+      </w:r>
+    </w:p>
+    <w:p>
+      <w:pPr>
+        <w:pStyle w:val="Header"/>
+        <w:numPr>
+          <w:ilvl w:val="2"/>
+          <w:numId w:val="4"/>
+        </w:numPr>
+        <w:ind w:left="1080"/>
+        <w:rPr>
+          <w:b/>
+          <w:bCs/>
+        </w:rPr>
+      </w:pPr>
+      <w:r>
+        <w:rPr>
+          <w:b/>
+          <w:bCs/>
+        </w:rPr>
+        <w:t>Report Outputs</w:t>
+      </w:r>
+    </w:p>
+    <w:p>
+      <w:pPr>
+        <w:pStyle w:val="Header"/>
+        <w:numPr>
+          <w:ilvl w:val="3"/>
+          <w:numId w:val="4"/>
+        </w:numPr>
+        <w:ind w:left="1800"/>
+      </w:pPr>
+      <w:r>
+        <w:lastRenderedPageBreak/>
+        <w:t>HTML Reports</w:t>
+      </w:r>
+    </w:p>
+    <w:p>
+      <w:pPr>
+        <w:pStyle w:val="Header"/>
+        <w:numPr>
+          <w:ilvl w:val="3"/>
+          <w:numId w:val="4"/>
+        </w:numPr>
+        <w:ind w:left="1800"/>
+      </w:pPr>
+      <w:r>
+        <w:t>Allu</w:t>
+      </w:r>
+      <w:r>
+        <w:t>re Reports</w:t>
+      </w:r>
+    </w:p>
+    <w:p>
+      <w:pPr>
+        <w:pStyle w:val="Header"/>
+        <w:numPr>
+          <w:ilvl w:val="3"/>
+          <w:numId w:val="4"/>
+        </w:numPr>
+        <w:ind w:left="1800"/>
+      </w:pPr>
+      <w:r>
+        <w:t xml:space="preserve">PDF </w:t>
+      </w:r>
+      <w:r>
+        <w:t>Reports</w:t>
+      </w:r>
+    </w:p>
+    <w:p>
+      <w:pPr>
+        <w:pStyle w:val="Header"/>
+        <w:numPr>
+          <w:ilvl w:val="3"/>
+          <w:numId w:val="4"/>
+        </w:numPr>
+        <w:ind w:left="1800"/>
+      </w:pPr>
+      <w:r>
+        <w:t>Azure DevOps Test Results</w:t>
+      </w:r>
+    </w:p>
+    <w:p>
+      <w:pPr>
+        <w:pStyle w:val="Header"/>
+        <w:numPr>
+          <w:ilvl w:val="3"/>
+          <w:numId w:val="4"/>
+        </w:numPr>
+        <w:ind w:left="1800"/>
+      </w:pPr>
+      <w:r>
+        <w:t xml:space="preserve">CSV Export </w:t>
+      </w:r>
+      <w:r>
+        <w:t>Reports</w:t>
+      </w:r>
+    </w:p>
+    <w:p>
+      <w:pPr>
+        <w:pStyle w:val="Header"/>
+        <w:numPr>
+          <w:ilvl w:val="2"/>
+          <w:numId w:val="4"/>
+        </w:numPr>
+        <w:ind w:left="1080"/>
+        <w:rPr>
+          <w:b/>
+          <w:bCs/>
+        </w:rPr>
+      </w:pPr>
+      <w:r>
+        <w:rPr>
+          <w:b/>
+          <w:bCs/>
+        </w:rPr>
+        <w:t>Metrics</w:t>
+      </w:r>
+    </w:p>
+    <w:p>
+      <w:pPr>
+        <w:pStyle w:val="Header"/>
+        <w:numPr>
+          <w:ilvl w:val="3"/>
+          <w:numId w:val="4"/>
+        </w:numPr>
+        <w:ind w:left="1800"/>
+      </w:pPr>
+      <w:r>
+        <w:t>Total Test Executed</w:t>
+      </w:r>
+    </w:p>
+    <w:p>
+      <w:pPr>
+        <w:pStyle w:val="Header"/>
+        <w:numPr>
+          <w:ilvl w:val="3"/>
+          <w:numId w:val="4"/>
+        </w:numPr>
+        <w:ind w:left="1800"/>
+      </w:pPr>
+      <w:r>
+        <w:t>Passed Tests</w:t>
+      </w:r>
+    </w:p>
+    <w:p>
+      <w:pPr>
+        <w:pStyle w:val="Header"/>
+        <w:numPr>
+          <w:ilvl w:val="3"/>
+          <w:numId w:val="4"/>
+        </w:numPr>
+        <w:ind w:left="1800"/>
+      </w:pPr>
+      <w:r>
+        <w:t>Failed Tests</w:t>
+      </w:r>
+    </w:p>
+    <w:p>
+      <w:pPr>
+        <w:pStyle w:val="Header"/>
+        <w:numPr>
+          <w:ilvl w:val="3"/>
+          <w:numId w:val="4"/>
+        </w:numPr>
+        <w:ind w:left="1800"/>
+      </w:pPr>
+      <w:r>
+        <w:t>Skipped Tests</w:t>
+      </w:r>
+    </w:p>
+    <w:p>
+      <w:pPr>
+        <w:pStyle w:val="Header"/>
+        <w:numPr>
+          <w:ilvl w:val="3"/>
+          <w:numId w:val="4"/>
+        </w:numPr>
+        <w:ind w:left="1800"/>
+      </w:pPr>
+      <w:r>
+        <w:t>Execution Duration</w:t>
+      </w:r>
+    </w:p>
+    <w:p>
+      <w:pPr>
+        <w:pStyle w:val="Header"/>
+        <w:numPr>
+          <w:ilvl w:val="3"/>
+          <w:numId w:val="4"/>
+        </w:numPr>
+        <w:ind w:left="1800"/>
+      </w:pPr>
+      <w:r>
+        <w:t>Defect Density</w:t>
+      </w:r>
+    </w:p>
+    <w:p>
+      <w:pPr>
+        <w:pStyle w:val="Header"/>
+        <w:numPr>
+          <w:ilvl w:val="3"/>
+          <w:numId w:val="4"/>
+        </w:numPr>
+        <w:ind w:left="1800"/>
+      </w:pPr>
+      <w:r>
+        <w:t>Environment Information</w:t>
+      </w:r>
+    </w:p>
+    <w:p>
+      <w:pPr>
+        <w:pStyle w:val="Header"/>
+        <w:numPr>
+          <w:ilvl w:val="3"/>
+          <w:numId w:val="4"/>
+        </w:numPr>
+        <w:ind w:left="1800"/>
+      </w:pPr>
+      <w:r>
+        <w:t>Build Information</w:t>
+      </w:r>
+    </w:p>
+    <w:p>
+      <w:pPr>
         <w:rPr>
           <w:b/>
           <w:bCs/>
           <w:u w:val="single"/>
         </w:rPr>
       </w:pPr>
-      <w:r>
+    </w:p>
+    <w:p>
+      <w:pPr>
+        <w:rPr>
+          <w:rStyle w:val="TitleChar"/>
+        </w:rPr>
+      </w:pPr>
+      <w:r>
+        <w:rPr>
+          <w:rStyle w:val="TitleChar"/>
+        </w:rPr>
+        <w:br w:type="page"/>
+      </w:r>
+    </w:p>
+    <w:p>
+      <w:pPr>
+        <w:pStyle w:val="Header"/>
         <w:rPr>
           <w:b/>
           <w:bCs/>
           <w:u w:val="single"/>
         </w:rPr>
-        <w:t>Database Layer</w:t>
-      </w:r>
-    </w:p>
-    <w:p>
-      <w:pPr>
-        <w:pStyle w:val="Header"/>
-        <w:ind w:left="720"/>
-      </w:pPr>
-      <w:r>
-        <w:t>Provide backend validation capa</w:t>
-      </w:r>
-      <w:r>
-        <w:t>bility</w:t>
-      </w:r>
-      <w:r>
-        <w:t xml:space="preserve">. </w:t>
-      </w:r>
-    </w:p>
-    <w:p>
-      <w:pPr>
-        <w:pStyle w:val="Header"/>
-        <w:numPr>
-          <w:ilvl w:val="1"/>
-          <w:numId w:val="4"/>
-        </w:numPr>
+      </w:pPr>
+      <w:r>
+        <w:rPr>
+          <w:rStyle w:val="TitleChar"/>
+        </w:rPr>
+        <w:lastRenderedPageBreak/>
+        <w:t>DevOps</w:t>
+      </w:r>
+      <w:r>
         <w:rPr>
           <w:b/>
           <w:bCs/>
-        </w:rPr>
-      </w:pPr>
-      <w:r>
+          <w:u w:val="single"/>
+        </w:rPr>
+        <w:t xml:space="preserve"> </w:t>
+      </w:r>
+      <w:r>
+        <w:rPr>
+          <w:rStyle w:val="TitleChar"/>
+        </w:rPr>
+        <w:t>Layer</w:t>
+      </w:r>
+    </w:p>
+    <w:p>
+      <w:pPr>
+        <w:pStyle w:val="Header"/>
+      </w:pPr>
+      <w:r>
+        <w:t xml:space="preserve">Integrates the automation framework with </w:t>
+      </w:r>
+      <w:r>
+        <w:t>Continuous</w:t>
+      </w:r>
+      <w:r>
+        <w:t xml:space="preserve"> Integration and Continuous Delivery (CI/CD) pip</w:t>
+      </w:r>
+      <w:r>
+        <w:t>elines</w:t>
+      </w:r>
+    </w:p>
+    <w:p>
+      <w:pPr>
+        <w:pStyle w:val="Header"/>
+        <w:numPr>
+          <w:ilvl w:val="1"/>
+          <w:numId w:val="4"/>
+        </w:numPr>
+        <w:ind w:left="360"/>
+        <w:rPr>
+          <w:u w:val="single"/>
+        </w:rPr>
+      </w:pPr>
+      <w:r>
+        <w:rPr>
+          <w:u w:val="single"/>
+        </w:rPr>
+        <w:t>Purpose</w:t>
+      </w:r>
+    </w:p>
+    <w:p>
+      <w:pPr>
+        <w:pStyle w:val="Header"/>
+        <w:numPr>
+          <w:ilvl w:val="2"/>
+          <w:numId w:val="4"/>
+        </w:numPr>
+        <w:ind w:left="1080"/>
+      </w:pPr>
+      <w:r>
+        <w:t xml:space="preserve">Provide automation build validation, scheduled execution, deployment quality gates and reporting </w:t>
+      </w:r>
+      <w:r>
+        <w:t>integration</w:t>
+      </w:r>
+    </w:p>
+    <w:p>
+      <w:pPr>
+        <w:pStyle w:val="Header"/>
+        <w:numPr>
+          <w:ilvl w:val="1"/>
+          <w:numId w:val="4"/>
+        </w:numPr>
+        <w:ind w:left="360"/>
+        <w:rPr>
+          <w:u w:val="single"/>
+        </w:rPr>
+      </w:pPr>
+      <w:r>
+        <w:rPr>
+          <w:u w:val="single"/>
+        </w:rPr>
+        <w:t>Structure</w:t>
+      </w:r>
+    </w:p>
+    <w:tbl>
+      <w:tblPr>
+        <w:tblStyle w:val="TableGrid"/>
+        <w:tblW w:w="0" w:type="auto"/>
+        <w:tblInd w:w="360" w:type="dxa"/>
+        <w:tblLook w:val="04A0" w:firstRow="1" w:lastRow="0" w:firstColumn="1" w:lastColumn="0" w:noHBand="0" w:noVBand="1"/>
+      </w:tblPr>
+      <w:tblGrid>
+        <w:gridCol w:w="7576"/>
+      </w:tblGrid>
+      <w:tr>
+        <w:tc>
+          <w:tcPr>
+            <w:tcW w:w="7576" w:type="dxa"/>
+          </w:tcPr>
+          <w:p>
+            <w:pPr>
+              <w:pStyle w:val="Header"/>
+              <w:numPr>
+                <w:ilvl w:val="0"/>
+                <w:numId w:val="4"/>
+              </w:numPr>
+            </w:pPr>
+            <w:r>
+              <w:t>DevOps</w:t>
+            </w:r>
+          </w:p>
+          <w:p>
+            <w:pPr>
+              <w:pStyle w:val="Header"/>
+              <w:numPr>
+                <w:ilvl w:val="1"/>
+                <w:numId w:val="4"/>
+              </w:numPr>
+              <w:rPr>
+                <w:strike/>
+              </w:rPr>
+            </w:pPr>
+            <w:r>
+              <w:rPr>
+                <w:strike/>
+              </w:rPr>
+              <w:t xml:space="preserve">Docker </w:t>
+            </w:r>
+          </w:p>
+          <w:p>
+            <w:pPr>
+              <w:pStyle w:val="Header"/>
+              <w:numPr>
+                <w:ilvl w:val="1"/>
+                <w:numId w:val="4"/>
+              </w:numPr>
+              <w:rPr>
+                <w:strike/>
+              </w:rPr>
+            </w:pPr>
+            <w:r>
+              <w:rPr>
+                <w:strike/>
+              </w:rPr>
+              <w:t>Kubernetes</w:t>
+            </w:r>
+          </w:p>
+          <w:p>
+            <w:pPr>
+              <w:pStyle w:val="Header"/>
+              <w:numPr>
+                <w:ilvl w:val="1"/>
+                <w:numId w:val="4"/>
+              </w:numPr>
+            </w:pPr>
+            <w:r>
+              <w:t>AzureDevOps</w:t>
+            </w:r>
+          </w:p>
+          <w:p>
+            <w:pPr>
+              <w:pStyle w:val="Header"/>
+              <w:numPr>
+                <w:ilvl w:val="1"/>
+                <w:numId w:val="4"/>
+              </w:numPr>
+            </w:pPr>
+            <w:r>
+              <w:t>GitHubActions</w:t>
+            </w:r>
+          </w:p>
+          <w:p>
+            <w:pPr>
+              <w:pStyle w:val="Header"/>
+              <w:numPr>
+                <w:ilvl w:val="1"/>
+                <w:numId w:val="4"/>
+              </w:numPr>
+            </w:pPr>
+            <w:r>
+              <w:t>Jenkins</w:t>
+            </w:r>
+          </w:p>
+          <w:p>
+            <w:pPr>
+              <w:pStyle w:val="Header"/>
+              <w:numPr>
+                <w:ilvl w:val="1"/>
+                <w:numId w:val="4"/>
+              </w:numPr>
+            </w:pPr>
+            <w:r>
+              <w:t>PipelineTemplates</w:t>
+            </w:r>
+          </w:p>
+          <w:p>
+            <w:pPr>
+              <w:pStyle w:val="Header"/>
+              <w:numPr>
+                <w:ilvl w:val="1"/>
+                <w:numId w:val="4"/>
+              </w:numPr>
+            </w:pPr>
+            <w:r>
+              <w:t>EnvironmentConfigs</w:t>
+            </w:r>
+          </w:p>
+          <w:p>
+            <w:pPr>
+              <w:pStyle w:val="Header"/>
+              <w:numPr>
+                <w:ilvl w:val="1"/>
+                <w:numId w:val="4"/>
+              </w:numPr>
+            </w:pPr>
+            <w:r>
+              <w:t>Components</w:t>
+            </w:r>
+          </w:p>
+          <w:p>
+            <w:pPr>
+              <w:pStyle w:val="Header"/>
+              <w:numPr>
+                <w:ilvl w:val="2"/>
+                <w:numId w:val="4"/>
+              </w:numPr>
+            </w:pPr>
+            <w:r>
+              <w:t>PipelineManager</w:t>
+            </w:r>
+          </w:p>
+        </w:tc>
+      </w:tr>
+    </w:tbl>
+    <w:p>
+      <w:pPr>
+        <w:pStyle w:val="Header"/>
+        <w:numPr>
+          <w:ilvl w:val="1"/>
+          <w:numId w:val="4"/>
+        </w:numPr>
+        <w:ind w:left="360"/>
+        <w:rPr>
+          <w:u w:val="single"/>
+        </w:rPr>
+      </w:pPr>
+      <w:r>
+        <w:rPr>
+          <w:u w:val="single"/>
+        </w:rPr>
+        <w:t>Components</w:t>
+      </w:r>
+    </w:p>
+    <w:p>
+      <w:pPr>
+        <w:pStyle w:val="Header"/>
+        <w:numPr>
+          <w:ilvl w:val="2"/>
+          <w:numId w:val="4"/>
+        </w:numPr>
+        <w:ind w:left="1080"/>
+      </w:pPr>
+      <w:r>
+        <w:t>PipelineManager</w:t>
+      </w:r>
+    </w:p>
+    <w:p>
+      <w:pPr>
+        <w:pStyle w:val="Header"/>
+        <w:numPr>
+          <w:ilvl w:val="3"/>
+          <w:numId w:val="4"/>
+        </w:numPr>
+        <w:ind w:left="1800"/>
+      </w:pPr>
+      <w:r>
+        <w:t>BuildPipeline</w:t>
+      </w:r>
+    </w:p>
+    <w:p>
+      <w:pPr>
+        <w:pStyle w:val="Header"/>
+        <w:numPr>
+          <w:ilvl w:val="3"/>
+          <w:numId w:val="4"/>
+        </w:numPr>
+        <w:ind w:left="1800"/>
+      </w:pPr>
+      <w:r>
+        <w:t>Release</w:t>
+      </w:r>
+      <w:r>
+        <w:t>Pipeline</w:t>
+      </w:r>
+    </w:p>
+    <w:p>
+      <w:pPr>
+        <w:pStyle w:val="Header"/>
+        <w:numPr>
+          <w:ilvl w:val="3"/>
+          <w:numId w:val="4"/>
+        </w:numPr>
+        <w:ind w:left="1800"/>
+      </w:pPr>
+      <w:r>
+        <w:t>Test</w:t>
+      </w:r>
+      <w:r>
+        <w:t>Pipeline</w:t>
+      </w:r>
+    </w:p>
+    <w:p>
+      <w:pPr>
+        <w:pStyle w:val="Header"/>
+        <w:numPr>
+          <w:ilvl w:val="3"/>
+          <w:numId w:val="4"/>
+        </w:numPr>
+        <w:ind w:left="1800"/>
+      </w:pPr>
+      <w:r>
+        <w:t>Deployment</w:t>
+      </w:r>
+      <w:r>
+        <w:t>Pipeline</w:t>
+      </w:r>
+    </w:p>
+    <w:p>
+      <w:pPr>
+        <w:pStyle w:val="Header"/>
+        <w:numPr>
+          <w:ilvl w:val="1"/>
+          <w:numId w:val="4"/>
+        </w:numPr>
+        <w:ind w:left="360"/>
+        <w:rPr>
+          <w:u w:val="single"/>
+        </w:rPr>
+      </w:pPr>
+      <w:r>
+        <w:rPr>
+          <w:u w:val="single"/>
+        </w:rPr>
+        <w:t>Responsibilities</w:t>
+      </w:r>
+    </w:p>
+    <w:p>
+      <w:pPr>
+        <w:pStyle w:val="Header"/>
+        <w:numPr>
+          <w:ilvl w:val="2"/>
+          <w:numId w:val="4"/>
+        </w:numPr>
+        <w:ind w:left="1080"/>
+      </w:pPr>
+      <w:r>
+        <w:t>CI/CD Integration</w:t>
+      </w:r>
+    </w:p>
+    <w:p>
+      <w:pPr>
+        <w:pStyle w:val="Header"/>
+        <w:numPr>
+          <w:ilvl w:val="2"/>
+          <w:numId w:val="4"/>
+        </w:numPr>
+        <w:ind w:left="1080"/>
+      </w:pPr>
+      <w:r>
+        <w:t>Build Validation</w:t>
+      </w:r>
+    </w:p>
+    <w:p>
+      <w:pPr>
+        <w:pStyle w:val="Header"/>
+        <w:numPr>
+          <w:ilvl w:val="2"/>
+          <w:numId w:val="4"/>
+        </w:numPr>
+        <w:ind w:left="1080"/>
+      </w:pPr>
+      <w:r>
+        <w:t>Automated Regression Execution</w:t>
+      </w:r>
+    </w:p>
+    <w:p>
+      <w:pPr>
+        <w:pStyle w:val="Header"/>
+        <w:numPr>
+          <w:ilvl w:val="2"/>
+          <w:numId w:val="4"/>
+        </w:numPr>
+        <w:ind w:left="1080"/>
+      </w:pPr>
+      <w:r>
+        <w:t>Scheduled Testing</w:t>
+      </w:r>
+    </w:p>
+    <w:p>
+      <w:pPr>
+        <w:pStyle w:val="Header"/>
+        <w:numPr>
+          <w:ilvl w:val="2"/>
+          <w:numId w:val="4"/>
+        </w:numPr>
+        <w:ind w:left="1080"/>
+      </w:pPr>
+      <w:r>
+        <w:t>Environment Provisioning</w:t>
+      </w:r>
+    </w:p>
+    <w:p>
+      <w:pPr>
+        <w:pStyle w:val="Header"/>
+        <w:numPr>
+          <w:ilvl w:val="2"/>
+          <w:numId w:val="4"/>
+        </w:numPr>
+        <w:ind w:left="1080"/>
+      </w:pPr>
+      <w:r>
+        <w:t>Test Result Publishing</w:t>
+      </w:r>
+    </w:p>
+    <w:p>
+      <w:pPr>
+        <w:pStyle w:val="Header"/>
+        <w:numPr>
+          <w:ilvl w:val="2"/>
+          <w:numId w:val="4"/>
+        </w:numPr>
+        <w:ind w:left="1080"/>
+      </w:pPr>
+      <w:r>
+        <w:t>Quality Gate Enforcement</w:t>
+      </w:r>
+    </w:p>
+    <w:p>
+      <w:pPr>
+        <w:pStyle w:val="Header"/>
+        <w:numPr>
+          <w:ilvl w:val="1"/>
+          <w:numId w:val="4"/>
+        </w:numPr>
+        <w:ind w:left="360"/>
+      </w:pPr>
+      <w:r>
+        <w:rPr>
+          <w:u w:val="single"/>
+        </w:rPr>
+        <w:t>Execution</w:t>
+      </w:r>
+      <w:r>
+        <w:t xml:space="preserve"> </w:t>
+      </w:r>
+      <w:r>
+        <w:rPr>
+          <w:u w:val="single"/>
+        </w:rPr>
+        <w:t>Flow</w:t>
+      </w:r>
+    </w:p>
+    <w:p>
+      <w:pPr>
+        <w:pStyle w:val="Header"/>
+        <w:ind w:left="-360"/>
+      </w:pPr>
+      <w:r>
+        <w:drawing>
+          <wp:inline distT="0" distB="0" distL="0" distR="0" wp14:anchorId="602ED7BE" wp14:editId="70D94337">
+            <wp:extent cx="5731510" cy="1798320"/>
+            <wp:effectExtent l="0" t="0" r="2540" b="0"/>
+            <wp:docPr id="842617071" name="Picture 1"/>
+            <wp:cNvGraphicFramePr>
+              <a:graphicFrameLocks xmlns:a="http://schemas.openxmlformats.org/drawingml/2006/main" noChangeAspect="1"/>
+            </wp:cNvGraphicFramePr>
+            <a:graphic xmlns:a="http://schemas.openxmlformats.org/drawingml/2006/main">
+              <a:graphicData uri="http://schemas.openxmlformats.org/drawingml/2006/picture">
+                <pic:pic xmlns:pic="http://schemas.openxmlformats.org/drawingml/2006/picture">
+                  <pic:nvPicPr>
+                    <pic:cNvPr id="842617071" name=""/>
+                    <pic:cNvPicPr/>
+                  </pic:nvPicPr>
+                  <pic:blipFill>
+                    <a:blip r:embed="rId8"/>
+                    <a:stretch>
+                      <a:fillRect/>
+                    </a:stretch>
+                  </pic:blipFill>
+                  <pic:spPr>
+                    <a:xfrm>
+                      <a:off x="0" y="0"/>
+                      <a:ext cx="5731510" cy="1798320"/>
+                    </a:xfrm>
+                    <a:prstGeom prst="rect">
+                      <a:avLst/>
+                    </a:prstGeom>
+                  </pic:spPr>
+                </pic:pic>
+              </a:graphicData>
+            </a:graphic>
+          </wp:inline>
+        </w:drawing>
+      </w:r>
+    </w:p>
+    <w:p>
+      <w:pPr>
+        <w:pStyle w:val="Header"/>
+        <w:ind w:left="720"/>
         <w:rPr>
           <w:b/>
           <w:bCs/>
+          <w:u w:val="single"/>
+        </w:rPr>
+      </w:pPr>
+    </w:p>
+    <w:p>
+      <w:pPr>
+        <w:rPr>
+          <w:rFonts w:asciiTheme="majorHAnsi" w:eastAsiaTheme="majorEastAsia" w:hAnsiTheme="majorHAnsi" w:cstheme="majorBidi"/>
+          <w:b/>
+          <w:spacing w:val="-10"/>
+          <w:kern w:val="28"/>
+          <w:sz w:val="44"/>
+          <w:szCs w:val="56"/>
+        </w:rPr>
+      </w:pPr>
+      <w:r>
+        <w:br w:type="page"/>
+      </w:r>
+    </w:p>
+    <w:p>
+      <w:pPr>
+        <w:pStyle w:val="Title"/>
+      </w:pPr>
+      <w:r>
+        <w:lastRenderedPageBreak/>
+        <w:t>TestData Layer</w:t>
+      </w:r>
+    </w:p>
+    <w:p>
+      <w:pPr>
+        <w:pStyle w:val="Header"/>
+      </w:pPr>
+      <w:r>
+        <w:t>Provides a centralized management, storage</w:t>
+      </w:r>
+      <w:r>
+        <w:t>, generation and maintenance of test data.</w:t>
+      </w:r>
+    </w:p>
+    <w:p>
+      <w:pPr>
+        <w:pStyle w:val="Header"/>
+        <w:numPr>
+          <w:ilvl w:val="0"/>
+          <w:numId w:val="10"/>
+        </w:numPr>
+        <w:rPr>
+          <w:u w:val="single"/>
+        </w:rPr>
+      </w:pPr>
+      <w:r>
+        <w:rPr>
+          <w:u w:val="single"/>
+        </w:rPr>
+        <w:t>Purpose</w:t>
+      </w:r>
+    </w:p>
+    <w:p>
+      <w:pPr>
+        <w:pStyle w:val="Header"/>
+        <w:numPr>
+          <w:ilvl w:val="1"/>
+          <w:numId w:val="4"/>
+        </w:numPr>
+      </w:pPr>
+      <w:r>
+        <w:t>Ensure</w:t>
+      </w:r>
+      <w:r>
+        <w:t xml:space="preserve"> </w:t>
+      </w:r>
+      <w:r>
+        <w:t>all tests utilize controlled, reusable, environment-independent datasets</w:t>
+      </w:r>
+    </w:p>
+    <w:p>
+      <w:pPr>
+        <w:pStyle w:val="Header"/>
+        <w:numPr>
+          <w:ilvl w:val="0"/>
+          <w:numId w:val="4"/>
+        </w:numPr>
+        <w:rPr>
+          <w:u w:val="single"/>
+        </w:rPr>
+      </w:pPr>
+      <w:r>
+        <w:rPr>
+          <w:u w:val="single"/>
         </w:rPr>
         <w:t>Structure</w:t>
+      </w:r>
+    </w:p>
+    <w:tbl>
+      <w:tblPr>
+        <w:tblStyle w:val="TableGrid"/>
+        <w:tblW w:w="0" w:type="auto"/>
+        <w:tblInd w:w="1079" w:type="dxa"/>
+        <w:tblLook w:val="04A0" w:firstRow="1" w:lastRow="0" w:firstColumn="1" w:lastColumn="0" w:noHBand="0" w:noVBand="1"/>
+      </w:tblPr>
+      <w:tblGrid>
+        <w:gridCol w:w="6856"/>
+      </w:tblGrid>
+      <w:tr>
+        <w:tc>
+          <w:tcPr>
+            <w:tcW w:w="6856" w:type="dxa"/>
+          </w:tcPr>
+          <w:p>
+            <w:pPr>
+              <w:pStyle w:val="Header"/>
+              <w:numPr>
+                <w:ilvl w:val="0"/>
+                <w:numId w:val="4"/>
+              </w:numPr>
+            </w:pPr>
+            <w:r>
+              <w:t>TestData</w:t>
+            </w:r>
+          </w:p>
+          <w:p>
+            <w:pPr>
+              <w:pStyle w:val="Header"/>
+              <w:numPr>
+                <w:ilvl w:val="1"/>
+                <w:numId w:val="4"/>
+              </w:numPr>
+            </w:pPr>
+            <w:r>
+              <w:t>Json</w:t>
+            </w:r>
+          </w:p>
+          <w:p>
+            <w:pPr>
+              <w:pStyle w:val="Header"/>
+              <w:numPr>
+                <w:ilvl w:val="1"/>
+                <w:numId w:val="4"/>
+              </w:numPr>
+            </w:pPr>
+            <w:r>
+              <w:t>XML</w:t>
+            </w:r>
+          </w:p>
+          <w:p>
+            <w:pPr>
+              <w:pStyle w:val="Header"/>
+              <w:numPr>
+                <w:ilvl w:val="1"/>
+                <w:numId w:val="4"/>
+              </w:numPr>
+            </w:pPr>
+            <w:r>
+              <w:t>CSV</w:t>
+            </w:r>
+          </w:p>
+          <w:p>
+            <w:pPr>
+              <w:pStyle w:val="Header"/>
+              <w:numPr>
+                <w:ilvl w:val="1"/>
+                <w:numId w:val="4"/>
+              </w:numPr>
+            </w:pPr>
+            <w:r>
+              <w:t>Excel</w:t>
+            </w:r>
+          </w:p>
+          <w:p>
+            <w:pPr>
+              <w:pStyle w:val="Header"/>
+              <w:numPr>
+                <w:ilvl w:val="1"/>
+                <w:numId w:val="4"/>
+              </w:numPr>
+            </w:pPr>
+            <w:r>
+              <w:t>DynamicData</w:t>
+            </w:r>
+          </w:p>
+          <w:p>
+            <w:pPr>
+              <w:pStyle w:val="Header"/>
+              <w:numPr>
+                <w:ilvl w:val="1"/>
+                <w:numId w:val="4"/>
+              </w:numPr>
+            </w:pPr>
+            <w:r>
+              <w:t xml:space="preserve">Environment </w:t>
+            </w:r>
+          </w:p>
+          <w:p>
+            <w:pPr>
+              <w:pStyle w:val="Header"/>
+              <w:numPr>
+                <w:ilvl w:val="1"/>
+                <w:numId w:val="4"/>
+              </w:numPr>
+            </w:pPr>
+            <w:r>
+              <w:t>MockData</w:t>
+            </w:r>
+          </w:p>
+          <w:p>
+            <w:pPr>
+              <w:pStyle w:val="Header"/>
+              <w:numPr>
+                <w:ilvl w:val="1"/>
+                <w:numId w:val="4"/>
+              </w:numPr>
+            </w:pPr>
+            <w:r>
+              <w:t>DataProviders</w:t>
+            </w:r>
+          </w:p>
+          <w:p>
+            <w:pPr>
+              <w:pStyle w:val="Header"/>
+              <w:numPr>
+                <w:ilvl w:val="1"/>
+                <w:numId w:val="4"/>
+              </w:numPr>
+            </w:pPr>
+            <w:r>
+              <w:t>DataGenerators</w:t>
+            </w:r>
+          </w:p>
+        </w:tc>
+      </w:tr>
+    </w:tbl>
+    <w:p>
+      <w:pPr>
+        <w:pStyle w:val="Header"/>
+        <w:numPr>
+          <w:ilvl w:val="0"/>
+          <w:numId w:val="4"/>
+        </w:numPr>
+        <w:rPr>
+          <w:u w:val="single"/>
+        </w:rPr>
+      </w:pPr>
+      <w:r>
+        <w:rPr>
+          <w:u w:val="single"/>
+        </w:rPr>
+        <w:t>Components</w:t>
+      </w:r>
+    </w:p>
+    <w:p>
+      <w:pPr>
+        <w:pStyle w:val="Header"/>
+        <w:numPr>
+          <w:ilvl w:val="1"/>
+          <w:numId w:val="4"/>
+        </w:numPr>
+      </w:pPr>
+      <w:r>
+        <w:t>Data</w:t>
+      </w:r>
+      <w:r>
+        <w:t xml:space="preserve"> Providers</w:t>
       </w:r>
     </w:p>
     <w:tbl>
@@ -3967,55 +6290,73 @@
               </w:numPr>
             </w:pPr>
             <w:r>
-              <w:t>Database</w:t>
-            </w:r>
-          </w:p>
-          <w:p>
-            <w:pPr>
-              <w:pStyle w:val="Header"/>
-              <w:numPr>
-                <w:ilvl w:val="1"/>
-                <w:numId w:val="4"/>
-              </w:numPr>
-            </w:pPr>
-            <w:r>
-              <w:t>Contracts</w:t>
-            </w:r>
-          </w:p>
-          <w:p>
-            <w:pPr>
-              <w:pStyle w:val="Header"/>
-              <w:numPr>
-                <w:ilvl w:val="1"/>
-                <w:numId w:val="4"/>
-              </w:numPr>
-            </w:pPr>
-            <w:r>
-              <w:t>Repositories</w:t>
-            </w:r>
-          </w:p>
-          <w:p>
-            <w:pPr>
-              <w:pStyle w:val="Header"/>
-              <w:numPr>
-                <w:ilvl w:val="1"/>
-                <w:numId w:val="4"/>
-              </w:numPr>
-            </w:pPr>
-            <w:r>
-              <w:t>Services</w:t>
-            </w:r>
-          </w:p>
-          <w:p>
-            <w:pPr>
-              <w:pStyle w:val="Header"/>
-              <w:numPr>
-                <w:ilvl w:val="1"/>
-                <w:numId w:val="4"/>
-              </w:numPr>
-            </w:pPr>
-            <w:r>
-              <w:t>Queries</w:t>
+              <w:t>DataProviders</w:t>
+            </w:r>
+          </w:p>
+          <w:p>
+            <w:pPr>
+              <w:pStyle w:val="Header"/>
+              <w:numPr>
+                <w:ilvl w:val="1"/>
+                <w:numId w:val="4"/>
+              </w:numPr>
+            </w:pPr>
+            <w:r>
+              <w:t>JsonProvider</w:t>
+            </w:r>
+          </w:p>
+          <w:p>
+            <w:pPr>
+              <w:pStyle w:val="Header"/>
+              <w:numPr>
+                <w:ilvl w:val="1"/>
+                <w:numId w:val="4"/>
+              </w:numPr>
+            </w:pPr>
+            <w:r>
+              <w:t>XmlProvider</w:t>
+            </w:r>
+          </w:p>
+          <w:p>
+            <w:pPr>
+              <w:pStyle w:val="Header"/>
+              <w:numPr>
+                <w:ilvl w:val="1"/>
+                <w:numId w:val="4"/>
+              </w:numPr>
+            </w:pPr>
+            <w:r>
+              <w:t>CsvProvider</w:t>
+            </w:r>
+          </w:p>
+          <w:p>
+            <w:pPr>
+              <w:pStyle w:val="Header"/>
+              <w:numPr>
+                <w:ilvl w:val="1"/>
+                <w:numId w:val="4"/>
+              </w:numPr>
+            </w:pPr>
+            <w:r>
+              <w:t>Exc</w:t>
+            </w:r>
+            <w:r>
+              <w:t>e</w:t>
+            </w:r>
+            <w:r>
+              <w:t>lProvider</w:t>
+            </w:r>
+          </w:p>
+          <w:p>
+            <w:pPr>
+              <w:pStyle w:val="Header"/>
+              <w:numPr>
+                <w:ilvl w:val="1"/>
+                <w:numId w:val="4"/>
+              </w:numPr>
+            </w:pPr>
+            <w:r>
+              <w:t>DatabaseProvider</w:t>
             </w:r>
           </w:p>
         </w:tc>
@@ -4028,29 +6369,9 @@
           <w:ilvl w:val="1"/>
           <w:numId w:val="4"/>
         </w:numPr>
-        <w:rPr>
-          <w:b/>
-          <w:bCs/>
-        </w:rPr>
-      </w:pPr>
-      <w:r>
-        <w:rPr>
-          <w:b/>
-          <w:bCs/>
-        </w:rPr>
-        <w:t>Contracts</w:t>
-      </w:r>
-    </w:p>
-    <w:p>
-      <w:pPr>
-        <w:pStyle w:val="Header"/>
-        <w:numPr>
-          <w:ilvl w:val="2"/>
-          <w:numId w:val="4"/>
-        </w:numPr>
-      </w:pPr>
-      <w:r>
-        <w:t>Define data access operations</w:t>
+      </w:pPr>
+      <w:r>
+        <w:t>Data Generators</w:t>
       </w:r>
     </w:p>
     <w:tbl>
@@ -4077,19 +6398,43 @@
               </w:numPr>
             </w:pPr>
             <w:r>
-              <w:t>Contracts</w:t>
-            </w:r>
-          </w:p>
-          <w:p>
-            <w:pPr>
-              <w:pStyle w:val="Header"/>
-              <w:numPr>
-                <w:ilvl w:val="1"/>
-                <w:numId w:val="4"/>
-              </w:numPr>
-            </w:pPr>
-            <w:r>
-              <w:t>IDataAccess</w:t>
+              <w:t>DataGenerators</w:t>
+            </w:r>
+          </w:p>
+          <w:p>
+            <w:pPr>
+              <w:pStyle w:val="Header"/>
+              <w:numPr>
+                <w:ilvl w:val="1"/>
+                <w:numId w:val="4"/>
+              </w:numPr>
+            </w:pPr>
+            <w:r>
+              <w:t>RandomAgentDetailsGenerator</w:t>
+            </w:r>
+          </w:p>
+          <w:p>
+            <w:pPr>
+              <w:pStyle w:val="Header"/>
+              <w:numPr>
+                <w:ilvl w:val="1"/>
+                <w:numId w:val="4"/>
+              </w:numPr>
+            </w:pPr>
+            <w:r>
+              <w:t>TaskGenerator</w:t>
+            </w:r>
+          </w:p>
+          <w:p>
+            <w:pPr>
+              <w:pStyle w:val="Header"/>
+              <w:numPr>
+                <w:ilvl w:val="1"/>
+                <w:numId w:val="4"/>
+              </w:numPr>
+            </w:pPr>
+            <w:r>
+              <w:t>TransactionGenerator</w:t>
             </w:r>
           </w:p>
         </w:tc>
@@ -4099,153 +6444,1287 @@
       <w:pPr>
         <w:pStyle w:val="Header"/>
         <w:numPr>
+          <w:ilvl w:val="0"/>
+          <w:numId w:val="4"/>
+        </w:numPr>
+        <w:rPr>
+          <w:u w:val="single"/>
+        </w:rPr>
+      </w:pPr>
+      <w:r>
+        <w:rPr>
+          <w:u w:val="single"/>
+        </w:rPr>
+        <w:t>Responsibilities</w:t>
+      </w:r>
+    </w:p>
+    <w:p>
+      <w:pPr>
+        <w:pStyle w:val="Header"/>
+        <w:numPr>
           <w:ilvl w:val="1"/>
           <w:numId w:val="4"/>
         </w:numPr>
+      </w:pPr>
+      <w:r>
+        <w:t>Test Data Provision</w:t>
+      </w:r>
+      <w:r>
+        <w:t xml:space="preserve">ing </w:t>
+      </w:r>
+    </w:p>
+    <w:p>
+      <w:pPr>
+        <w:pStyle w:val="Header"/>
+        <w:numPr>
+          <w:ilvl w:val="1"/>
+          <w:numId w:val="4"/>
+        </w:numPr>
+      </w:pPr>
+      <w:r>
+        <w:t>Dynamic Data Generation</w:t>
+      </w:r>
+    </w:p>
+    <w:p>
+      <w:pPr>
+        <w:pStyle w:val="Header"/>
+        <w:numPr>
+          <w:ilvl w:val="1"/>
+          <w:numId w:val="4"/>
+        </w:numPr>
+      </w:pPr>
+      <w:r>
+        <w:t>Environmental Data Management</w:t>
+      </w:r>
+    </w:p>
+    <w:p>
+      <w:pPr>
+        <w:pStyle w:val="Header"/>
+        <w:numPr>
+          <w:ilvl w:val="1"/>
+          <w:numId w:val="4"/>
+        </w:numPr>
+      </w:pPr>
+      <w:r>
+        <w:t>Data Cleanup</w:t>
+      </w:r>
+    </w:p>
+    <w:p>
+      <w:pPr>
+        <w:pStyle w:val="Header"/>
+        <w:numPr>
+          <w:ilvl w:val="1"/>
+          <w:numId w:val="4"/>
+        </w:numPr>
+      </w:pPr>
+      <w:r>
+        <w:t>Data Masking</w:t>
+      </w:r>
+    </w:p>
+    <w:p>
+      <w:pPr>
+        <w:pStyle w:val="Header"/>
+        <w:numPr>
+          <w:ilvl w:val="1"/>
+          <w:numId w:val="4"/>
+        </w:numPr>
+      </w:pPr>
+      <w:r>
+        <w:t>Data Transformation</w:t>
+      </w:r>
+    </w:p>
+    <w:p>
+      <w:pPr>
+        <w:pStyle w:val="Header"/>
+        <w:numPr>
+          <w:ilvl w:val="1"/>
+          <w:numId w:val="4"/>
+        </w:numPr>
+      </w:pPr>
+      <w:r>
+        <w:t>Data Validation</w:t>
+      </w:r>
+    </w:p>
+    <w:p>
+      <w:pPr>
+        <w:pStyle w:val="Header"/>
+        <w:numPr>
+          <w:ilvl w:val="0"/>
+          <w:numId w:val="4"/>
+        </w:numPr>
+        <w:rPr>
+          <w:u w:val="single"/>
+        </w:rPr>
+      </w:pPr>
+      <w:r>
+        <w:rPr>
+          <w:u w:val="single"/>
+        </w:rPr>
+        <w:t>Benefits</w:t>
+      </w:r>
+    </w:p>
+    <w:p>
+      <w:pPr>
+        <w:pStyle w:val="Header"/>
+        <w:numPr>
+          <w:ilvl w:val="1"/>
+          <w:numId w:val="4"/>
+        </w:numPr>
+      </w:pPr>
+      <w:r>
+        <w:t>Environment Independence</w:t>
+      </w:r>
+    </w:p>
+    <w:p>
+      <w:pPr>
+        <w:pStyle w:val="Header"/>
+        <w:numPr>
+          <w:ilvl w:val="1"/>
+          <w:numId w:val="4"/>
+        </w:numPr>
+      </w:pPr>
+      <w:r>
+        <w:t>Data Reusability</w:t>
+      </w:r>
+    </w:p>
+    <w:p>
+      <w:pPr>
+        <w:pStyle w:val="Header"/>
+        <w:numPr>
+          <w:ilvl w:val="1"/>
+          <w:numId w:val="4"/>
+        </w:numPr>
+      </w:pPr>
+      <w:r>
+        <w:t>Reduce</w:t>
+      </w:r>
+      <w:r>
+        <w:t xml:space="preserve"> Maintenance</w:t>
+      </w:r>
+    </w:p>
+    <w:p>
+      <w:pPr>
+        <w:pStyle w:val="Header"/>
+        <w:numPr>
+          <w:ilvl w:val="1"/>
+          <w:numId w:val="4"/>
+        </w:numPr>
+      </w:pPr>
+      <w:r>
+        <w:t>Increased Test Reliability</w:t>
+      </w:r>
+    </w:p>
+    <w:p>
+      <w:pPr>
+        <w:pStyle w:val="Header"/>
+        <w:numPr>
+          <w:ilvl w:val="0"/>
+          <w:numId w:val="4"/>
+        </w:numPr>
+      </w:pPr>
+      <w:r>
+        <w:rPr>
+          <w:u w:val="single"/>
+        </w:rPr>
+        <w:t>Supported</w:t>
+      </w:r>
+      <w:r>
+        <w:t xml:space="preserve"> </w:t>
+      </w:r>
+      <w:r>
+        <w:rPr>
+          <w:u w:val="single"/>
+        </w:rPr>
+        <w:t>Sources</w:t>
+      </w:r>
+    </w:p>
+    <w:p>
+      <w:pPr>
+        <w:pStyle w:val="Header"/>
+        <w:numPr>
+          <w:ilvl w:val="1"/>
+          <w:numId w:val="4"/>
+        </w:numPr>
+      </w:pPr>
+      <w:r>
+        <w:t>Json files</w:t>
+      </w:r>
+    </w:p>
+    <w:p>
+      <w:pPr>
+        <w:pStyle w:val="Header"/>
+        <w:numPr>
+          <w:ilvl w:val="1"/>
+          <w:numId w:val="4"/>
+        </w:numPr>
+      </w:pPr>
+      <w:r>
+        <w:t>XML Files</w:t>
+      </w:r>
+    </w:p>
+    <w:p>
+      <w:pPr>
+        <w:pStyle w:val="Header"/>
+        <w:numPr>
+          <w:ilvl w:val="1"/>
+          <w:numId w:val="4"/>
+        </w:numPr>
+      </w:pPr>
+      <w:r>
+        <w:t>CSV Files</w:t>
+      </w:r>
+    </w:p>
+    <w:p>
+      <w:pPr>
+        <w:pStyle w:val="Header"/>
+        <w:numPr>
+          <w:ilvl w:val="1"/>
+          <w:numId w:val="4"/>
+        </w:numPr>
+      </w:pPr>
+      <w:r>
+        <w:t>Excel Document</w:t>
+      </w:r>
+    </w:p>
+    <w:p>
+      <w:pPr>
+        <w:pStyle w:val="Header"/>
+        <w:numPr>
+          <w:ilvl w:val="1"/>
+          <w:numId w:val="4"/>
+        </w:numPr>
+      </w:pPr>
+      <w:r>
+        <w:t>SQL Scripts</w:t>
+      </w:r>
+    </w:p>
+    <w:p>
+      <w:pPr>
+        <w:pStyle w:val="Header"/>
+        <w:numPr>
+          <w:ilvl w:val="1"/>
+          <w:numId w:val="4"/>
+        </w:numPr>
+      </w:pPr>
+      <w:r>
+        <w:t>Database Records</w:t>
+      </w:r>
+    </w:p>
+    <w:p>
+      <w:r>
+        <w:br w:type="page"/>
+      </w:r>
+    </w:p>
+    <w:p>
+      <w:pPr>
+        <w:pStyle w:val="Header"/>
+        <w:numPr>
+          <w:ilvl w:val="1"/>
+          <w:numId w:val="4"/>
+        </w:numPr>
+      </w:pPr>
+    </w:p>
+    <w:p>
+      <w:pPr>
+        <w:pStyle w:val="Header"/>
+        <w:rPr>
+          <w:rStyle w:val="TitleChar"/>
+        </w:rPr>
+      </w:pPr>
+      <w:r>
+        <w:rPr>
+          <w:rStyle w:val="TitleChar"/>
+        </w:rPr>
+        <w:t>Tests</w:t>
+      </w:r>
+      <w:r>
         <w:rPr>
           <w:b/>
           <w:bCs/>
-        </w:rPr>
-      </w:pPr>
-      <w:r>
-        <w:rPr>
-          <w:b/>
+          <w:u w:val="single"/>
+        </w:rPr>
+        <w:t xml:space="preserve"> </w:t>
+      </w:r>
+      <w:r>
+        <w:rPr>
+          <w:rStyle w:val="TitleChar"/>
+        </w:rPr>
+        <w:t>Layer</w:t>
+      </w:r>
+    </w:p>
+    <w:p>
+      <w:pPr>
+        <w:rPr>
           <w:bCs/>
         </w:rPr>
-        <w:t>Repositories</w:t>
-      </w:r>
-    </w:p>
-    <w:p>
-      <w:pPr>
-        <w:pStyle w:val="Header"/>
+      </w:pPr>
+      <w:r>
+        <w:rPr>
+          <w:bCs/>
+        </w:rPr>
+        <w:t>Contains all automated test suit</w:t>
+      </w:r>
+      <w:r>
+        <w:rPr>
+          <w:bCs/>
+        </w:rPr>
+        <w:t>e</w:t>
+      </w:r>
+      <w:r>
+        <w:rPr>
+          <w:bCs/>
+        </w:rPr>
+        <w:t>s executed by the framework</w:t>
+      </w:r>
+    </w:p>
+    <w:p>
+      <w:pPr>
+        <w:pStyle w:val="ListParagraph"/>
+        <w:numPr>
+          <w:ilvl w:val="0"/>
+          <w:numId w:val="11"/>
+        </w:numPr>
+        <w:rPr>
+          <w:bCs/>
+          <w:u w:val="single"/>
+        </w:rPr>
+      </w:pPr>
+      <w:r>
+        <w:rPr>
+          <w:bCs/>
+          <w:u w:val="single"/>
+        </w:rPr>
+        <w:t>Purpose</w:t>
+      </w:r>
+    </w:p>
+    <w:p>
+      <w:pPr>
+        <w:pStyle w:val="ListParagraph"/>
+        <w:numPr>
+          <w:ilvl w:val="1"/>
+          <w:numId w:val="11"/>
+        </w:numPr>
+        <w:rPr>
+          <w:bCs/>
+        </w:rPr>
+      </w:pPr>
+      <w:r>
+        <w:rPr>
+          <w:bCs/>
+        </w:rPr>
+        <w:t>Provide executable test scenarios aligned to business requirements and application functionality</w:t>
+      </w:r>
+      <w:r>
+        <w:rPr>
+          <w:bCs/>
+        </w:rPr>
+        <w:t>.</w:t>
+      </w:r>
+    </w:p>
+    <w:p>
+      <w:pPr>
+        <w:pStyle w:val="ListParagraph"/>
+        <w:numPr>
+          <w:ilvl w:val="0"/>
+          <w:numId w:val="11"/>
+        </w:numPr>
+        <w:rPr>
+          <w:bCs/>
+          <w:u w:val="single"/>
+        </w:rPr>
+      </w:pPr>
+      <w:r>
+        <w:rPr>
+          <w:bCs/>
+          <w:u w:val="single"/>
+        </w:rPr>
+        <w:t>Structure</w:t>
+      </w:r>
+    </w:p>
+    <w:p>
+      <w:pPr>
+        <w:pStyle w:val="ListParagraph"/>
+        <w:numPr>
+          <w:ilvl w:val="1"/>
+          <w:numId w:val="11"/>
+        </w:numPr>
+        <w:rPr>
+          <w:bCs/>
+        </w:rPr>
+      </w:pPr>
+      <w:r>
+        <w:rPr>
+          <w:bCs/>
+        </w:rPr>
+        <w:t>Tests</w:t>
+      </w:r>
+    </w:p>
+    <w:p>
+      <w:pPr>
+        <w:pStyle w:val="ListParagraph"/>
         <w:numPr>
           <w:ilvl w:val="2"/>
-          <w:numId w:val="4"/>
-        </w:numPr>
-      </w:pPr>
-      <w:r>
-        <w:t xml:space="preserve">Contains </w:t>
-      </w:r>
-      <w:r>
-        <w:t>business</w:t>
-      </w:r>
-      <w:r>
-        <w:t xml:space="preserve"> specific </w:t>
-      </w:r>
-      <w:r>
-        <w:t>repositories</w:t>
+          <w:numId w:val="11"/>
+        </w:numPr>
+        <w:rPr>
+          <w:bCs/>
+        </w:rPr>
+      </w:pPr>
+      <w:r>
+        <w:rPr>
+          <w:bCs/>
+        </w:rPr>
+        <w:t xml:space="preserve">Smoke </w:t>
+      </w:r>
+    </w:p>
+    <w:p>
+      <w:pPr>
+        <w:pStyle w:val="ListParagraph"/>
+        <w:numPr>
+          <w:ilvl w:val="2"/>
+          <w:numId w:val="11"/>
+        </w:numPr>
+        <w:rPr>
+          <w:bCs/>
+        </w:rPr>
+      </w:pPr>
+      <w:r>
+        <w:rPr>
+          <w:bCs/>
+        </w:rPr>
+        <w:t xml:space="preserve">Regression </w:t>
+      </w:r>
+    </w:p>
+    <w:p>
+      <w:pPr>
+        <w:pStyle w:val="ListParagraph"/>
+        <w:numPr>
+          <w:ilvl w:val="2"/>
+          <w:numId w:val="11"/>
+        </w:numPr>
+        <w:rPr>
+          <w:bCs/>
+        </w:rPr>
+      </w:pPr>
+      <w:r>
+        <w:rPr>
+          <w:bCs/>
+        </w:rPr>
+        <w:t xml:space="preserve">Performance </w:t>
+      </w:r>
+    </w:p>
+    <w:p>
+      <w:pPr>
+        <w:pStyle w:val="ListParagraph"/>
+        <w:numPr>
+          <w:ilvl w:val="2"/>
+          <w:numId w:val="11"/>
+        </w:numPr>
+        <w:rPr>
+          <w:bCs/>
+        </w:rPr>
+      </w:pPr>
+      <w:r>
+        <w:rPr>
+          <w:bCs/>
+        </w:rPr>
+        <w:t>UI</w:t>
+      </w:r>
+      <w:r>
+        <w:rPr>
+          <w:bCs/>
+        </w:rPr>
+        <w:t xml:space="preserve"> </w:t>
+      </w:r>
+    </w:p>
+    <w:p>
+      <w:pPr>
+        <w:pStyle w:val="ListParagraph"/>
+        <w:numPr>
+          <w:ilvl w:val="2"/>
+          <w:numId w:val="11"/>
+        </w:numPr>
+        <w:rPr>
+          <w:bCs/>
+        </w:rPr>
+      </w:pPr>
+      <w:r>
+        <w:rPr>
+          <w:bCs/>
+        </w:rPr>
+        <w:t>API</w:t>
+      </w:r>
+      <w:r>
+        <w:rPr>
+          <w:bCs/>
+        </w:rPr>
+        <w:t xml:space="preserve"> </w:t>
+      </w:r>
+    </w:p>
+    <w:p>
+      <w:pPr>
+        <w:pStyle w:val="ListParagraph"/>
+        <w:numPr>
+          <w:ilvl w:val="2"/>
+          <w:numId w:val="11"/>
+        </w:numPr>
+        <w:rPr>
+          <w:bCs/>
+        </w:rPr>
+      </w:pPr>
+      <w:r>
+        <w:rPr>
+          <w:bCs/>
+        </w:rPr>
+        <w:t xml:space="preserve">Database </w:t>
+      </w:r>
+    </w:p>
+    <w:p>
+      <w:pPr>
+        <w:pStyle w:val="ListParagraph"/>
+        <w:numPr>
+          <w:ilvl w:val="2"/>
+          <w:numId w:val="11"/>
+        </w:numPr>
+        <w:rPr>
+          <w:bCs/>
+        </w:rPr>
+      </w:pPr>
+      <w:r>
+        <w:rPr>
+          <w:bCs/>
+        </w:rPr>
+        <w:t xml:space="preserve">Integration </w:t>
+      </w:r>
+    </w:p>
+    <w:p>
+      <w:pPr>
+        <w:pStyle w:val="ListParagraph"/>
+        <w:numPr>
+          <w:ilvl w:val="2"/>
+          <w:numId w:val="11"/>
+        </w:numPr>
+        <w:rPr>
+          <w:bCs/>
+        </w:rPr>
+      </w:pPr>
+      <w:r>
+        <w:rPr>
+          <w:bCs/>
+        </w:rPr>
+        <w:t xml:space="preserve">Security </w:t>
+      </w:r>
+    </w:p>
+    <w:p>
+      <w:pPr>
+        <w:pStyle w:val="ListParagraph"/>
+        <w:numPr>
+          <w:ilvl w:val="0"/>
+          <w:numId w:val="11"/>
+        </w:numPr>
+        <w:rPr>
+          <w:bCs/>
+          <w:u w:val="single"/>
+        </w:rPr>
+      </w:pPr>
+      <w:r>
+        <w:rPr>
+          <w:bCs/>
+          <w:u w:val="single"/>
+        </w:rPr>
+        <w:t>Categories</w:t>
       </w:r>
     </w:p>
     <w:tbl>
       <w:tblPr>
         <w:tblStyle w:val="TableGrid"/>
         <w:tblW w:w="0" w:type="auto"/>
-        <w:tblInd w:w="2880" w:type="dxa"/>
+        <w:tblInd w:w="1440" w:type="dxa"/>
         <w:tblLook w:val="04A0" w:firstRow="1" w:lastRow="0" w:firstColumn="1" w:lastColumn="0" w:noHBand="0" w:noVBand="1"/>
       </w:tblPr>
       <w:tblGrid>
-        <w:gridCol w:w="6136"/>
+        <w:gridCol w:w="3788"/>
+        <w:gridCol w:w="3788"/>
       </w:tblGrid>
       <w:tr>
         <w:tc>
           <w:tcPr>
-            <w:tcW w:w="9016" w:type="dxa"/>
+            <w:tcW w:w="3788" w:type="dxa"/>
           </w:tcPr>
           <w:p>
             <w:pPr>
-              <w:pStyle w:val="Header"/>
-              <w:numPr>
-                <w:ilvl w:val="0"/>
-                <w:numId w:val="4"/>
-              </w:numPr>
-            </w:pPr>
-            <w:r>
-              <w:t>Re</w:t>
-            </w:r>
-            <w:r>
-              <w:t xml:space="preserve">positories </w:t>
-            </w:r>
-          </w:p>
-          <w:p>
-            <w:pPr>
-              <w:pStyle w:val="Header"/>
-              <w:numPr>
-                <w:ilvl w:val="1"/>
-                <w:numId w:val="4"/>
-              </w:numPr>
-            </w:pPr>
+              <w:rPr>
+                <w:bCs/>
+              </w:rPr>
+            </w:pPr>
+            <w:r>
+              <w:rPr>
+                <w:bCs/>
+              </w:rPr>
+              <w:t xml:space="preserve">Smoke Tests </w:t>
+            </w:r>
+          </w:p>
+        </w:tc>
+        <w:tc>
+          <w:tcPr>
+            <w:tcW w:w="3788" w:type="dxa"/>
+          </w:tcPr>
+          <w:p>
+            <w:pPr>
+              <w:rPr>
+                <w:bCs/>
+              </w:rPr>
+            </w:pPr>
+            <w:r>
+              <w:rPr>
+                <w:bCs/>
+              </w:rPr>
+              <w:t xml:space="preserve">Validates critical </w:t>
+            </w:r>
+            <w:r>
+              <w:rPr>
+                <w:bCs/>
+              </w:rPr>
+              <w:t>functionality after rel</w:t>
+            </w:r>
+            <w:r>
+              <w:rPr>
+                <w:bCs/>
+              </w:rPr>
+              <w:t>ea</w:t>
+            </w:r>
+            <w:r>
+              <w:rPr>
+                <w:bCs/>
+              </w:rPr>
+              <w:t>se deployment</w:t>
+            </w:r>
+          </w:p>
+        </w:tc>
+      </w:tr>
+      <w:tr>
+        <w:tc>
+          <w:tcPr>
+            <w:tcW w:w="3788" w:type="dxa"/>
+          </w:tcPr>
+          <w:p>
+            <w:pPr>
+              <w:rPr>
+                <w:bCs/>
+              </w:rPr>
+            </w:pPr>
+            <w:r>
+              <w:rPr>
+                <w:bCs/>
+              </w:rPr>
+              <w:t>Regression Tests</w:t>
+            </w:r>
+          </w:p>
+        </w:tc>
+        <w:tc>
+          <w:tcPr>
+            <w:tcW w:w="3788" w:type="dxa"/>
+          </w:tcPr>
+          <w:p>
+            <w:pPr>
+              <w:rPr>
+                <w:bCs/>
+              </w:rPr>
+            </w:pPr>
+            <w:r>
+              <w:rPr>
+                <w:bCs/>
+              </w:rPr>
+              <w:t xml:space="preserve">Verifies existing functionality remains </w:t>
+            </w:r>
+            <w:r>
+              <w:rPr>
+                <w:bCs/>
+              </w:rPr>
+              <w:t xml:space="preserve">functional after </w:t>
+            </w:r>
+            <w:r>
+              <w:rPr>
+                <w:bCs/>
+              </w:rPr>
+              <w:t>changes</w:t>
+            </w:r>
+          </w:p>
+        </w:tc>
+      </w:tr>
+      <w:tr>
+        <w:tc>
+          <w:tcPr>
+            <w:tcW w:w="3788" w:type="dxa"/>
+          </w:tcPr>
+          <w:p>
+            <w:pPr>
+              <w:rPr>
+                <w:bCs/>
+              </w:rPr>
+            </w:pPr>
+            <w:r>
+              <w:rPr>
+                <w:bCs/>
+              </w:rPr>
+              <w:t>Performance Tests</w:t>
+            </w:r>
+          </w:p>
+        </w:tc>
+        <w:tc>
+          <w:tcPr>
+            <w:tcW w:w="3788" w:type="dxa"/>
+          </w:tcPr>
+          <w:p>
+            <w:pPr>
+              <w:rPr>
+                <w:bCs/>
+              </w:rPr>
+            </w:pPr>
+            <w:r>
+              <w:rPr>
+                <w:bCs/>
+              </w:rPr>
+              <w:t>Measure scalability, throug</w:t>
+            </w:r>
+            <w:r>
+              <w:rPr>
+                <w:bCs/>
+              </w:rPr>
+              <w:t>hput and response times</w:t>
+            </w:r>
+          </w:p>
+        </w:tc>
+      </w:tr>
+      <w:tr>
+        <w:tc>
+          <w:tcPr>
+            <w:tcW w:w="3788" w:type="dxa"/>
+          </w:tcPr>
+          <w:p>
+            <w:pPr>
+              <w:rPr>
+                <w:bCs/>
+              </w:rPr>
+            </w:pPr>
+            <w:r>
+              <w:rPr>
+                <w:bCs/>
+              </w:rPr>
+              <w:t>UI Tests</w:t>
+            </w:r>
+          </w:p>
+        </w:tc>
+        <w:tc>
+          <w:tcPr>
+            <w:tcW w:w="3788" w:type="dxa"/>
+          </w:tcPr>
+          <w:p>
+            <w:pPr>
+              <w:rPr>
+                <w:bCs/>
+              </w:rPr>
+            </w:pPr>
+            <w:r>
+              <w:rPr>
+                <w:bCs/>
+              </w:rPr>
+              <w:t xml:space="preserve">Validates </w:t>
+            </w:r>
+            <w:r>
+              <w:rPr>
+                <w:bCs/>
+              </w:rPr>
+              <w:t>frontend</w:t>
+            </w:r>
+            <w:r>
+              <w:rPr>
+                <w:bCs/>
+              </w:rPr>
+              <w:t xml:space="preserve"> user journey</w:t>
+            </w:r>
+            <w:r>
+              <w:rPr>
+                <w:bCs/>
+              </w:rPr>
+              <w:t xml:space="preserve"> an</w:t>
+            </w:r>
+            <w:r>
+              <w:rPr>
+                <w:bCs/>
+              </w:rPr>
+              <w:t>d interaction with the application</w:t>
+            </w:r>
+          </w:p>
+        </w:tc>
+      </w:tr>
+      <w:tr>
+        <w:tc>
+          <w:tcPr>
+            <w:tcW w:w="3788" w:type="dxa"/>
+          </w:tcPr>
+          <w:p>
+            <w:pPr>
+              <w:rPr>
+                <w:bCs/>
+              </w:rPr>
+            </w:pPr>
+            <w:r>
+              <w:rPr>
+                <w:bCs/>
+              </w:rPr>
+              <w:t>API Tests</w:t>
+            </w:r>
+          </w:p>
+        </w:tc>
+        <w:tc>
+          <w:tcPr>
+            <w:tcW w:w="3788" w:type="dxa"/>
+          </w:tcPr>
+          <w:p>
+            <w:pPr>
+              <w:rPr>
+                <w:bCs/>
+              </w:rPr>
+            </w:pPr>
+            <w:r>
+              <w:rPr>
+                <w:bCs/>
+              </w:rPr>
+              <w:t>Validates service contracts</w:t>
+            </w:r>
+            <w:r>
+              <w:rPr>
+                <w:bCs/>
+              </w:rPr>
+              <w:t>, responses and business logic</w:t>
+            </w:r>
+          </w:p>
+        </w:tc>
+      </w:tr>
+      <w:tr>
+        <w:tc>
+          <w:tcPr>
+            <w:tcW w:w="3788" w:type="dxa"/>
+          </w:tcPr>
+          <w:p>
+            <w:pPr>
+              <w:rPr>
+                <w:bCs/>
+              </w:rPr>
+            </w:pPr>
+            <w:r>
+              <w:rPr>
+                <w:bCs/>
+              </w:rPr>
+              <w:t>Database Tests</w:t>
+            </w:r>
+          </w:p>
+        </w:tc>
+        <w:tc>
+          <w:tcPr>
+            <w:tcW w:w="3788" w:type="dxa"/>
+          </w:tcPr>
+          <w:p>
+            <w:pPr>
+              <w:rPr>
+                <w:bCs/>
+              </w:rPr>
+            </w:pPr>
+            <w:r>
+              <w:rPr>
+                <w:bCs/>
+              </w:rPr>
+              <w:t xml:space="preserve">Validate </w:t>
+            </w:r>
+            <w:r>
+              <w:rPr>
+                <w:bCs/>
+              </w:rPr>
+              <w:t>backend</w:t>
+            </w:r>
+            <w:r>
+              <w:rPr>
+                <w:bCs/>
+              </w:rPr>
+              <w:t xml:space="preserve"> </w:t>
+            </w:r>
+            <w:r>
+              <w:rPr>
+                <w:bCs/>
+              </w:rPr>
+              <w:t>transactions</w:t>
+            </w:r>
+            <w:r>
+              <w:rPr>
+                <w:bCs/>
+              </w:rPr>
+              <w:t xml:space="preserve"> and data integrity</w:t>
+            </w:r>
+          </w:p>
+        </w:tc>
+      </w:tr>
+      <w:tr>
+        <w:tc>
+          <w:tcPr>
+            <w:tcW w:w="3788" w:type="dxa"/>
+          </w:tcPr>
+          <w:p>
+            <w:pPr>
+              <w:rPr>
+                <w:bCs/>
+              </w:rPr>
+            </w:pPr>
+            <w:r>
+              <w:rPr>
+                <w:bCs/>
+              </w:rPr>
+              <w:t>Integration Tests</w:t>
+            </w:r>
+          </w:p>
+        </w:tc>
+        <w:tc>
+          <w:tcPr>
+            <w:tcW w:w="3788" w:type="dxa"/>
+          </w:tcPr>
+          <w:p>
+            <w:pPr>
+              <w:rPr>
+                <w:bCs/>
+              </w:rPr>
+            </w:pPr>
+            <w:r>
+              <w:rPr>
+                <w:bCs/>
+              </w:rPr>
+              <w:t xml:space="preserve">Validates interactions between </w:t>
+            </w:r>
+            <w:r>
+              <w:rPr>
+                <w:bCs/>
+              </w:rPr>
+              <w:t>multiple systems</w:t>
+            </w:r>
+          </w:p>
+        </w:tc>
+      </w:tr>
+      <w:tr>
+        <w:tc>
+          <w:tcPr>
+            <w:tcW w:w="3788" w:type="dxa"/>
+          </w:tcPr>
+          <w:p>
+            <w:pPr>
+              <w:rPr>
+                <w:bCs/>
+              </w:rPr>
+            </w:pPr>
+            <w:r>
+              <w:rPr>
+                <w:bCs/>
+              </w:rPr>
+              <w:t>Security Tests</w:t>
+            </w:r>
+          </w:p>
+        </w:tc>
+        <w:tc>
+          <w:tcPr>
+            <w:tcW w:w="3788" w:type="dxa"/>
+          </w:tcPr>
+          <w:p>
+            <w:pPr>
+              <w:rPr>
+                <w:bCs/>
+              </w:rPr>
+            </w:pPr>
+            <w:r>
+              <w:rPr>
+                <w:bCs/>
+              </w:rPr>
+              <w:t>Va</w:t>
+            </w:r>
+            <w:r>
+              <w:rPr>
+                <w:bCs/>
+              </w:rPr>
+              <w:t>lidate authentication, authorization and access control</w:t>
+            </w:r>
           </w:p>
         </w:tc>
       </w:tr>
     </w:tbl>
     <w:p>
       <w:pPr>
-        <w:pStyle w:val="Header"/>
-      </w:pPr>
-    </w:p>
-    <w:p>
-      <w:pPr>
-        <w:pStyle w:val="Header"/>
-        <w:numPr>
-          <w:ilvl w:val="2"/>
-          <w:numId w:val="4"/>
-        </w:numPr>
-        <w:rPr>
+        <w:pStyle w:val="ListParagraph"/>
+        <w:numPr>
+          <w:ilvl w:val="1"/>
+          <w:numId w:val="11"/>
+        </w:numPr>
+        <w:rPr>
+          <w:bCs/>
+        </w:rPr>
+      </w:pPr>
+    </w:p>
+    <w:p>
+      <w:pPr>
+        <w:pStyle w:val="ListParagraph"/>
+        <w:numPr>
+          <w:ilvl w:val="0"/>
+          <w:numId w:val="11"/>
+        </w:numPr>
+        <w:rPr>
+          <w:bCs/>
           <w:u w:val="single"/>
         </w:rPr>
       </w:pPr>
       <w:r>
         <w:rPr>
+          <w:bCs/>
           <w:u w:val="single"/>
         </w:rPr>
+        <w:t>Execution Workflow</w:t>
+      </w:r>
+    </w:p>
+    <w:p>
+      <w:pPr>
+        <w:rPr>
+          <w:bCs/>
+        </w:rPr>
+      </w:pPr>
+      <w:r>
+        <w:drawing>
+          <wp:inline distT="0" distB="0" distL="0" distR="0" wp14:anchorId="5ABC2BB8" wp14:editId="15598845">
+            <wp:extent cx="5731510" cy="1697355"/>
+            <wp:effectExtent l="0" t="0" r="2540" b="0"/>
+            <wp:docPr id="743574575" name="Picture 1"/>
+            <wp:cNvGraphicFramePr>
+              <a:graphicFrameLocks xmlns:a="http://schemas.openxmlformats.org/drawingml/2006/main" noChangeAspect="1"/>
+            </wp:cNvGraphicFramePr>
+            <a:graphic xmlns:a="http://schemas.openxmlformats.org/drawingml/2006/main">
+              <a:graphicData uri="http://schemas.openxmlformats.org/drawingml/2006/picture">
+                <pic:pic xmlns:pic="http://schemas.openxmlformats.org/drawingml/2006/picture">
+                  <pic:nvPicPr>
+                    <pic:cNvPr id="743574575" name=""/>
+                    <pic:cNvPicPr/>
+                  </pic:nvPicPr>
+                  <pic:blipFill>
+                    <a:blip r:embed="rId9"/>
+                    <a:stretch>
+                      <a:fillRect/>
+                    </a:stretch>
+                  </pic:blipFill>
+                  <pic:spPr>
+                    <a:xfrm>
+                      <a:off x="0" y="0"/>
+                      <a:ext cx="5731510" cy="1697355"/>
+                    </a:xfrm>
+                    <a:prstGeom prst="rect">
+                      <a:avLst/>
+                    </a:prstGeom>
+                  </pic:spPr>
+                </pic:pic>
+              </a:graphicData>
+            </a:graphic>
+          </wp:inline>
+        </w:drawing>
+      </w:r>
+    </w:p>
+    <w:p>
+      <w:pPr>
+        <w:pStyle w:val="Header"/>
+        <w:numPr>
+          <w:ilvl w:val="0"/>
+          <w:numId w:val="4"/>
+        </w:numPr>
+        <w:rPr>
+          <w:u w:val="single"/>
+        </w:rPr>
+      </w:pPr>
+      <w:r>
+        <w:rPr>
+          <w:u w:val="single"/>
+        </w:rPr>
         <w:t>Responsibilities</w:t>
       </w:r>
-      <w:r>
+    </w:p>
+    <w:p>
+      <w:pPr>
+        <w:pStyle w:val="Header"/>
+        <w:numPr>
+          <w:ilvl w:val="1"/>
+          <w:numId w:val="4"/>
+        </w:numPr>
+      </w:pPr>
+      <w:r>
+        <w:lastRenderedPageBreak/>
+        <w:t>Test Execution</w:t>
+      </w:r>
+    </w:p>
+    <w:p>
+      <w:pPr>
+        <w:pStyle w:val="Header"/>
+        <w:numPr>
+          <w:ilvl w:val="1"/>
+          <w:numId w:val="4"/>
+        </w:numPr>
+      </w:pPr>
+      <w:r>
+        <w:t>Assertion</w:t>
+      </w:r>
+    </w:p>
+    <w:p>
+      <w:pPr>
+        <w:pStyle w:val="Header"/>
+        <w:numPr>
+          <w:ilvl w:val="1"/>
+          <w:numId w:val="4"/>
+        </w:numPr>
+      </w:pPr>
+      <w:r>
+        <w:t xml:space="preserve">Validation </w:t>
+      </w:r>
+      <w:r>
+        <w:t>Orchestration</w:t>
+      </w:r>
+    </w:p>
+    <w:p>
+      <w:pPr>
+        <w:pStyle w:val="Header"/>
+        <w:numPr>
+          <w:ilvl w:val="1"/>
+          <w:numId w:val="4"/>
+        </w:numPr>
+      </w:pPr>
+      <w:r>
+        <w:t>Defect Detection</w:t>
+      </w:r>
+    </w:p>
+    <w:p>
+      <w:pPr>
+        <w:pStyle w:val="Header"/>
+        <w:numPr>
+          <w:ilvl w:val="1"/>
+          <w:numId w:val="4"/>
+        </w:numPr>
+      </w:pPr>
+      <w:r>
+        <w:t>Evidence Coll</w:t>
+      </w:r>
+      <w:r>
+        <w:t>ating</w:t>
+      </w:r>
+    </w:p>
+    <w:p>
+      <w:pPr>
+        <w:pStyle w:val="Header"/>
+        <w:numPr>
+          <w:ilvl w:val="1"/>
+          <w:numId w:val="4"/>
+        </w:numPr>
+      </w:pPr>
+      <w:r>
+        <w:t xml:space="preserve">Reporting </w:t>
+      </w:r>
+    </w:p>
+    <w:p>
+      <w:pPr>
+        <w:rPr>
+          <w:rFonts w:asciiTheme="majorHAnsi" w:eastAsiaTheme="majorEastAsia" w:hAnsiTheme="majorHAnsi" w:cstheme="majorBidi"/>
+          <w:b/>
+          <w:spacing w:val="-10"/>
+          <w:kern w:val="28"/>
+          <w:sz w:val="44"/>
+          <w:szCs w:val="56"/>
+        </w:rPr>
+      </w:pPr>
+      <w:r>
+        <w:br w:type="page"/>
+      </w:r>
+    </w:p>
+    <w:p>
+      <w:pPr>
+        <w:pStyle w:val="Title"/>
+      </w:pPr>
+      <w:r>
+        <w:lastRenderedPageBreak/>
+        <w:t>Documentation Layer</w:t>
+      </w:r>
+    </w:p>
+    <w:p>
+      <w:pPr>
+        <w:pStyle w:val="ListParagraph"/>
+        <w:numPr>
+          <w:ilvl w:val="0"/>
+          <w:numId w:val="4"/>
+        </w:numPr>
+      </w:pPr>
+      <w:r>
+        <w:t>Consists of all framewo</w:t>
+      </w:r>
+      <w:r>
+        <w:t>rk related technical, operational and governance documentation</w:t>
+      </w:r>
+    </w:p>
+    <w:p>
+      <w:pPr>
+        <w:pStyle w:val="ListParagraph"/>
+        <w:numPr>
+          <w:ilvl w:val="0"/>
+          <w:numId w:val="4"/>
+        </w:numPr>
         <w:rPr>
           <w:u w:val="single"/>
         </w:rPr>
-        <w:t xml:space="preserve"> </w:t>
-      </w:r>
-    </w:p>
-    <w:p>
-      <w:pPr>
-        <w:pStyle w:val="Header"/>
-        <w:numPr>
-          <w:ilvl w:val="3"/>
-          <w:numId w:val="4"/>
-        </w:numPr>
-      </w:pPr>
-      <w:r>
-        <w:t>SQL Execution</w:t>
-      </w:r>
-    </w:p>
-    <w:p>
-      <w:pPr>
-        <w:pStyle w:val="Header"/>
-        <w:numPr>
-          <w:ilvl w:val="3"/>
-          <w:numId w:val="4"/>
-        </w:numPr>
-      </w:pPr>
-      <w:r>
-        <w:t>Data retrieval</w:t>
-      </w:r>
-    </w:p>
-    <w:p>
-      <w:pPr>
-        <w:pStyle w:val="Header"/>
-        <w:numPr>
-          <w:ilvl w:val="3"/>
-          <w:numId w:val="4"/>
-        </w:numPr>
-      </w:pPr>
-      <w:r>
-        <w:t>Backend Validation</w:t>
-      </w:r>
-    </w:p>
-    <w:p>
-      <w:pPr>
-        <w:pStyle w:val="Header"/>
+      </w:pPr>
+      <w:r>
+        <w:rPr>
+          <w:u w:val="single"/>
+        </w:rPr>
+        <w:t>Purpose</w:t>
+      </w:r>
+    </w:p>
+    <w:p>
+      <w:pPr>
+        <w:pStyle w:val="ListParagraph"/>
+        <w:numPr>
+          <w:ilvl w:val="1"/>
+          <w:numId w:val="4"/>
+        </w:numPr>
+      </w:pPr>
+      <w:r>
+        <w:t>Pr</w:t>
+      </w:r>
+      <w:r>
+        <w:t>ovides knowledge management, onboarding support, architecture</w:t>
+      </w:r>
+      <w:r>
+        <w:t xml:space="preserve"> guid</w:t>
+      </w:r>
+      <w:r>
+        <w:t>ance and framework governance.</w:t>
+      </w:r>
+    </w:p>
+    <w:p>
+      <w:pPr>
+        <w:pStyle w:val="ListParagraph"/>
+        <w:numPr>
+          <w:ilvl w:val="0"/>
+          <w:numId w:val="4"/>
+        </w:numPr>
+        <w:rPr>
+          <w:u w:val="single"/>
+        </w:rPr>
+      </w:pPr>
+      <w:r>
+        <w:rPr>
+          <w:u w:val="single"/>
+        </w:rPr>
+        <w:t>Structure</w:t>
+      </w:r>
+    </w:p>
+    <w:p>
+      <w:pPr>
+        <w:pStyle w:val="ListParagraph"/>
         <w:numPr>
           <w:ilvl w:val="1"/>
           <w:numId w:val="4"/>
@@ -4260,16 +7739,100 @@
           <w:b/>
           <w:bCs/>
         </w:rPr>
-        <w:t>Services</w:t>
-      </w:r>
-    </w:p>
-    <w:p>
-      <w:pPr>
-        <w:pStyle w:val="Header"/>
+        <w:t>Documentation</w:t>
+      </w:r>
+    </w:p>
+    <w:p>
+      <w:pPr>
+        <w:pStyle w:val="ListParagraph"/>
         <w:numPr>
           <w:ilvl w:val="2"/>
           <w:numId w:val="4"/>
         </w:numPr>
+      </w:pPr>
+      <w:r>
+        <w:t>Architecture</w:t>
+      </w:r>
+    </w:p>
+    <w:p>
+      <w:pPr>
+        <w:pStyle w:val="ListParagraph"/>
+        <w:numPr>
+          <w:ilvl w:val="2"/>
+          <w:numId w:val="4"/>
+        </w:numPr>
+      </w:pPr>
+      <w:r>
+        <w:t>User Guide</w:t>
+      </w:r>
+    </w:p>
+    <w:p>
+      <w:pPr>
+        <w:pStyle w:val="ListParagraph"/>
+        <w:numPr>
+          <w:ilvl w:val="2"/>
+          <w:numId w:val="4"/>
+        </w:numPr>
+      </w:pPr>
+      <w:r>
+        <w:t>Coding Standards</w:t>
+      </w:r>
+    </w:p>
+    <w:p>
+      <w:pPr>
+        <w:pStyle w:val="ListParagraph"/>
+        <w:numPr>
+          <w:ilvl w:val="2"/>
+          <w:numId w:val="4"/>
+        </w:numPr>
+      </w:pPr>
+      <w:r>
+        <w:t>Design Patterns</w:t>
+      </w:r>
+    </w:p>
+    <w:p>
+      <w:pPr>
+        <w:pStyle w:val="ListParagraph"/>
+        <w:numPr>
+          <w:ilvl w:val="2"/>
+          <w:numId w:val="4"/>
+        </w:numPr>
+      </w:pPr>
+      <w:r>
+        <w:t>API Reference</w:t>
+      </w:r>
+    </w:p>
+    <w:p>
+      <w:pPr>
+        <w:pStyle w:val="ListParagraph"/>
+        <w:numPr>
+          <w:ilvl w:val="2"/>
+          <w:numId w:val="4"/>
+        </w:numPr>
+      </w:pPr>
+      <w:r>
+        <w:t>Troubleshooting</w:t>
+      </w:r>
+    </w:p>
+    <w:p>
+      <w:pPr>
+        <w:pStyle w:val="ListParagraph"/>
+        <w:numPr>
+          <w:ilvl w:val="2"/>
+          <w:numId w:val="4"/>
+        </w:numPr>
+      </w:pPr>
+      <w:r>
+        <w:t>Release Notes</w:t>
+      </w:r>
+    </w:p>
+    <w:p>
+      <w:pPr>
+        <w:pStyle w:val="ListParagraph"/>
+        <w:numPr>
+          <w:ilvl w:val="0"/>
+          <w:numId w:val="4"/>
+        </w:numPr>
         <w:rPr>
           <w:u w:val="single"/>
         </w:rPr>
@@ -4278,51 +7841,12 @@
         <w:rPr>
           <w:u w:val="single"/>
         </w:rPr>
-        <w:t>Responsibilities</w:t>
-      </w:r>
-    </w:p>
-    <w:p>
-      <w:pPr>
-        <w:pStyle w:val="Header"/>
-        <w:numPr>
-          <w:ilvl w:val="3"/>
-          <w:numId w:val="4"/>
-        </w:numPr>
-      </w:pPr>
-      <w:r>
-        <w:t>Database Connections</w:t>
-      </w:r>
-    </w:p>
-    <w:p>
-      <w:pPr>
-        <w:pStyle w:val="Header"/>
-        <w:numPr>
-          <w:ilvl w:val="3"/>
-          <w:numId w:val="4"/>
-        </w:numPr>
-      </w:pPr>
-      <w:r>
-        <w:t>Tr</w:t>
-      </w:r>
-      <w:r>
-        <w:t>ansaction Management</w:t>
-      </w:r>
-    </w:p>
-    <w:p>
-      <w:pPr>
-        <w:pStyle w:val="Header"/>
-        <w:numPr>
-          <w:ilvl w:val="3"/>
-          <w:numId w:val="4"/>
-        </w:numPr>
-      </w:pPr>
-      <w:r>
-        <w:t>Query Execution</w:t>
-      </w:r>
-    </w:p>
-    <w:p>
-      <w:pPr>
-        <w:pStyle w:val="Header"/>
+        <w:t>Components</w:t>
+      </w:r>
+    </w:p>
+    <w:p>
+      <w:pPr>
+        <w:pStyle w:val="ListParagraph"/>
         <w:numPr>
           <w:ilvl w:val="1"/>
           <w:numId w:val="4"/>
@@ -4337,89 +7861,499 @@
           <w:b/>
           <w:bCs/>
         </w:rPr>
-        <w:t>Queries</w:t>
-      </w:r>
-    </w:p>
-    <w:p>
-      <w:pPr>
-        <w:pStyle w:val="Header"/>
+        <w:t>Architecture Documentation</w:t>
+      </w:r>
+    </w:p>
+    <w:p>
+      <w:pPr>
+        <w:pStyle w:val="ListParagraph"/>
         <w:numPr>
           <w:ilvl w:val="2"/>
           <w:numId w:val="4"/>
         </w:numPr>
       </w:pPr>
       <w:r>
-        <w:t>Reusable SQL Scrip</w:t>
-      </w:r>
-      <w:r>
-        <w:t>t</w:t>
-      </w:r>
-      <w:r>
-        <w:t>s</w:t>
-      </w:r>
-    </w:p>
-    <w:p>
-      <w:pPr>
-        <w:pStyle w:val="Header"/>
+        <w:t>Architecture</w:t>
+      </w:r>
+    </w:p>
+    <w:p>
+      <w:pPr>
+        <w:pStyle w:val="ListParagraph"/>
+        <w:numPr>
+          <w:ilvl w:val="3"/>
+          <w:numId w:val="4"/>
+        </w:numPr>
+      </w:pPr>
+      <w:r>
+        <w:t>ArchitectureDesignDocument</w:t>
+      </w:r>
+    </w:p>
+    <w:p>
+      <w:pPr>
+        <w:pStyle w:val="ListParagraph"/>
+        <w:numPr>
+          <w:ilvl w:val="3"/>
+          <w:numId w:val="4"/>
+        </w:numPr>
+      </w:pPr>
+      <w:r>
+        <w:t>ComponentDiagrams</w:t>
+      </w:r>
+    </w:p>
+    <w:p>
+      <w:pPr>
+        <w:pStyle w:val="ListParagraph"/>
+        <w:numPr>
+          <w:ilvl w:val="3"/>
+          <w:numId w:val="4"/>
+        </w:numPr>
+      </w:pPr>
+      <w:r>
+        <w:t>SequenceDiagrams</w:t>
+      </w:r>
+    </w:p>
+    <w:p>
+      <w:pPr>
+        <w:pStyle w:val="ListParagraph"/>
+        <w:numPr>
+          <w:ilvl w:val="3"/>
+          <w:numId w:val="4"/>
+        </w:numPr>
+      </w:pPr>
+      <w:r>
+        <w:t>DeploymentDiagrams</w:t>
+      </w:r>
+    </w:p>
+    <w:p>
+      <w:pPr>
+        <w:pStyle w:val="ListParagraph"/>
+        <w:numPr>
+          <w:ilvl w:val="3"/>
+          <w:numId w:val="4"/>
+        </w:numPr>
+      </w:pPr>
+      <w:r>
+        <w:t>DataflowDiagrams</w:t>
+      </w:r>
+    </w:p>
+    <w:p>
+      <w:pPr>
+        <w:pStyle w:val="ListParagraph"/>
+        <w:numPr>
+          <w:ilvl w:val="2"/>
+          <w:numId w:val="4"/>
+        </w:numPr>
+      </w:pPr>
+      <w:r>
+        <w:t>Operations</w:t>
+      </w:r>
+    </w:p>
+    <w:p>
+      <w:pPr>
+        <w:pStyle w:val="ListParagraph"/>
+        <w:numPr>
+          <w:ilvl w:val="3"/>
+          <w:numId w:val="4"/>
+        </w:numPr>
+      </w:pPr>
+      <w:r>
+        <w:t>Installation Guide</w:t>
+      </w:r>
+    </w:p>
+    <w:p>
+      <w:pPr>
+        <w:pStyle w:val="ListParagraph"/>
+        <w:numPr>
+          <w:ilvl w:val="3"/>
+          <w:numId w:val="4"/>
+        </w:numPr>
+      </w:pPr>
+      <w:r>
+        <w:t>User Guide</w:t>
+      </w:r>
+    </w:p>
+    <w:p>
+      <w:pPr>
+        <w:pStyle w:val="ListParagraph"/>
+        <w:numPr>
+          <w:ilvl w:val="3"/>
+          <w:numId w:val="4"/>
+        </w:numPr>
+      </w:pPr>
+      <w:r>
+        <w:t>Execution Guide</w:t>
+      </w:r>
+    </w:p>
+    <w:p>
+      <w:pPr>
+        <w:pStyle w:val="ListParagraph"/>
+        <w:numPr>
+          <w:ilvl w:val="3"/>
+          <w:numId w:val="4"/>
+        </w:numPr>
+      </w:pPr>
+      <w:r>
+        <w:t>Troubleshooting Guide</w:t>
+      </w:r>
+    </w:p>
+    <w:p>
+      <w:pPr>
+        <w:pStyle w:val="ListParagraph"/>
+        <w:numPr>
+          <w:ilvl w:val="3"/>
+          <w:numId w:val="4"/>
+        </w:numPr>
+      </w:pPr>
+      <w:r>
+        <w:t>Support Guide</w:t>
+      </w:r>
+    </w:p>
+    <w:p>
+      <w:pPr>
+        <w:pStyle w:val="ListParagraph"/>
         <w:numPr>
           <w:ilvl w:val="0"/>
           <w:numId w:val="4"/>
         </w:numPr>
-      </w:pPr>
-      <w:r>
-        <w:t>Reports Layer</w:t>
-      </w:r>
-    </w:p>
-    <w:p>
-      <w:pPr>
-        <w:pStyle w:val="Header"/>
+        <w:rPr>
+          <w:u w:val="single"/>
+        </w:rPr>
+      </w:pPr>
+      <w:r>
+        <w:rPr>
+          <w:u w:val="single"/>
+        </w:rPr>
+        <w:t>Responsibilities</w:t>
+      </w:r>
+    </w:p>
+    <w:p>
+      <w:pPr>
+        <w:pStyle w:val="ListParagraph"/>
+        <w:numPr>
+          <w:ilvl w:val="1"/>
+          <w:numId w:val="4"/>
+        </w:numPr>
+      </w:pPr>
+      <w:r>
+        <w:t>Framework Governance</w:t>
+      </w:r>
+    </w:p>
+    <w:p>
+      <w:pPr>
+        <w:pStyle w:val="ListParagraph"/>
+        <w:numPr>
+          <w:ilvl w:val="1"/>
+          <w:numId w:val="4"/>
+        </w:numPr>
+      </w:pPr>
+      <w:r>
+        <w:t>Know</w:t>
+      </w:r>
+      <w:r>
+        <w:t>ledge Sharing</w:t>
+      </w:r>
+    </w:p>
+    <w:p>
+      <w:pPr>
+        <w:pStyle w:val="ListParagraph"/>
+        <w:numPr>
+          <w:ilvl w:val="1"/>
+          <w:numId w:val="4"/>
+        </w:numPr>
+      </w:pPr>
+      <w:r>
+        <w:t>Standardization</w:t>
+      </w:r>
+    </w:p>
+    <w:p>
+      <w:pPr>
+        <w:pStyle w:val="ListParagraph"/>
+        <w:numPr>
+          <w:ilvl w:val="1"/>
+          <w:numId w:val="4"/>
+        </w:numPr>
+      </w:pPr>
+      <w:r>
+        <w:t>Onboarding Support</w:t>
+      </w:r>
+    </w:p>
+    <w:p>
+      <w:pPr>
+        <w:pStyle w:val="ListParagraph"/>
+        <w:numPr>
+          <w:ilvl w:val="1"/>
+          <w:numId w:val="4"/>
+        </w:numPr>
+      </w:pPr>
+      <w:r>
+        <w:t>Change Management</w:t>
+      </w:r>
+    </w:p>
+    <w:p>
+      <w:pPr>
+        <w:pStyle w:val="ListParagraph"/>
+        <w:numPr>
+          <w:ilvl w:val="1"/>
+          <w:numId w:val="4"/>
+        </w:numPr>
+      </w:pPr>
+      <w:r>
+        <w:t>Audit Compliance</w:t>
+      </w:r>
+    </w:p>
+    <w:p>
+      <w:pPr>
+        <w:pStyle w:val="ListParagraph"/>
         <w:numPr>
           <w:ilvl w:val="0"/>
           <w:numId w:val="4"/>
         </w:numPr>
-      </w:pPr>
-      <w:r>
-        <w:t>DevOps Layer</w:t>
-      </w:r>
-    </w:p>
-    <w:p>
-      <w:pPr>
-        <w:pStyle w:val="Header"/>
+        <w:rPr>
+          <w:u w:val="single"/>
+        </w:rPr>
+      </w:pPr>
+      <w:r>
+        <w:rPr>
+          <w:u w:val="single"/>
+        </w:rPr>
+        <w:t xml:space="preserve">Documentation Deliverables </w:t>
+      </w:r>
+    </w:p>
+    <w:p>
+      <w:pPr>
+        <w:pStyle w:val="ListParagraph"/>
+        <w:numPr>
+          <w:ilvl w:val="2"/>
+          <w:numId w:val="4"/>
+        </w:numPr>
+      </w:pPr>
+      <w:r>
+        <w:t>Architecture Design Document</w:t>
+      </w:r>
+    </w:p>
+    <w:p>
+      <w:pPr>
+        <w:pStyle w:val="ListParagraph"/>
+        <w:numPr>
+          <w:ilvl w:val="2"/>
+          <w:numId w:val="4"/>
+        </w:numPr>
+      </w:pPr>
+      <w:r>
+        <w:t>Technical Specification</w:t>
+      </w:r>
+    </w:p>
+    <w:p>
+      <w:pPr>
+        <w:pStyle w:val="ListParagraph"/>
+        <w:numPr>
+          <w:ilvl w:val="2"/>
+          <w:numId w:val="4"/>
+        </w:numPr>
+      </w:pPr>
+      <w:r>
+        <w:t>Framework User Guide</w:t>
+      </w:r>
+    </w:p>
+    <w:p>
+      <w:pPr>
+        <w:pStyle w:val="ListParagraph"/>
+        <w:numPr>
+          <w:ilvl w:val="2"/>
+          <w:numId w:val="4"/>
+        </w:numPr>
+      </w:pPr>
+      <w:r>
+        <w:t>CI/CD Setup Guide</w:t>
+      </w:r>
+    </w:p>
+    <w:p>
+      <w:pPr>
+        <w:pStyle w:val="ListParagraph"/>
+        <w:numPr>
+          <w:ilvl w:val="2"/>
+          <w:numId w:val="4"/>
+        </w:numPr>
+      </w:pPr>
+      <w:r>
+        <w:t>Coding standards</w:t>
+      </w:r>
+    </w:p>
+    <w:p>
+      <w:pPr>
+        <w:pStyle w:val="ListParagraph"/>
+        <w:numPr>
+          <w:ilvl w:val="2"/>
+          <w:numId w:val="4"/>
+        </w:numPr>
+      </w:pPr>
+      <w:r>
+        <w:t>Troubleshooting Guide</w:t>
+      </w:r>
+    </w:p>
+    <w:p>
+      <w:pPr>
+        <w:pStyle w:val="ListParagraph"/>
+        <w:numPr>
+          <w:ilvl w:val="2"/>
+          <w:numId w:val="4"/>
+        </w:numPr>
+      </w:pPr>
+      <w:r>
+        <w:t>Release Documentation</w:t>
+      </w:r>
+    </w:p>
+    <w:p>
+      <w:pPr>
+        <w:pStyle w:val="ListParagraph"/>
+        <w:numPr>
+          <w:ilvl w:val="2"/>
+          <w:numId w:val="4"/>
+        </w:numPr>
+      </w:pPr>
+      <w:r>
+        <w:t>Best Practises</w:t>
+      </w:r>
+    </w:p>
+    <w:p>
+      <w:pPr>
+        <w:pStyle w:val="ListParagraph"/>
         <w:numPr>
           <w:ilvl w:val="0"/>
           <w:numId w:val="4"/>
         </w:numPr>
-      </w:pPr>
-      <w:r>
-        <w:t>TestData Layer</w:t>
-      </w:r>
-    </w:p>
-    <w:p>
-      <w:pPr>
-        <w:pStyle w:val="Header"/>
+        <w:rPr>
+          <w:u w:val="single"/>
+        </w:rPr>
+      </w:pPr>
+      <w:r>
+        <w:rPr>
+          <w:u w:val="single"/>
+        </w:rPr>
+        <w:t>Benefits</w:t>
+      </w:r>
+    </w:p>
+    <w:p>
+      <w:pPr>
+        <w:pStyle w:val="ListParagraph"/>
+        <w:numPr>
+          <w:ilvl w:val="1"/>
+          <w:numId w:val="4"/>
+        </w:numPr>
+      </w:pPr>
+      <w:r>
+        <w:t>Fa</w:t>
+      </w:r>
+      <w:r>
+        <w:t>st adoption and onboarding</w:t>
+      </w:r>
+    </w:p>
+    <w:p>
+      <w:pPr>
+        <w:pStyle w:val="ListParagraph"/>
+        <w:numPr>
+          <w:ilvl w:val="1"/>
+          <w:numId w:val="4"/>
+        </w:numPr>
+      </w:pPr>
+      <w:r>
+        <w:lastRenderedPageBreak/>
+        <w:t>Consistent Development Standards</w:t>
+      </w:r>
+    </w:p>
+    <w:p>
+      <w:pPr>
+        <w:pStyle w:val="ListParagraph"/>
+        <w:numPr>
+          <w:ilvl w:val="1"/>
+          <w:numId w:val="4"/>
+        </w:numPr>
+      </w:pPr>
+      <w:r>
+        <w:t>Improved Maintaina</w:t>
+      </w:r>
+      <w:r>
+        <w:t>bility</w:t>
+      </w:r>
+    </w:p>
+    <w:p>
+      <w:pPr>
+        <w:pStyle w:val="ListParagraph"/>
+        <w:numPr>
+          <w:ilvl w:val="1"/>
+          <w:numId w:val="4"/>
+        </w:numPr>
+      </w:pPr>
+      <w:r>
+        <w:t>Reduce keyman reliance</w:t>
+      </w:r>
+    </w:p>
+    <w:p>
+      <w:pPr>
+        <w:pStyle w:val="ListParagraph"/>
         <w:numPr>
           <w:ilvl w:val="0"/>
           <w:numId w:val="4"/>
         </w:numPr>
-      </w:pPr>
-      <w:r>
-        <w:t>Tests Layer</w:t>
-      </w:r>
-    </w:p>
-    <w:p>
-      <w:pPr>
-        <w:pStyle w:val="Header"/>
-        <w:numPr>
-          <w:ilvl w:val="0"/>
-          <w:numId w:val="4"/>
-        </w:numPr>
-      </w:pPr>
-      <w:r>
-        <w:t>Documentation Layer</w:t>
+        <w:rPr>
+          <w:u w:val="single"/>
+        </w:rPr>
+      </w:pPr>
+      <w:r>
+        <w:rPr>
+          <w:u w:val="single"/>
+        </w:rPr>
+        <w:t>Layer Interaction Summary</w:t>
+      </w:r>
+    </w:p>
+    <w:p>
+      <w:pPr>
+        <w:pStyle w:val="ListParagraph"/>
+        <w:numPr>
+          <w:ilvl w:val="1"/>
+          <w:numId w:val="4"/>
+        </w:numPr>
+      </w:pPr>
+      <w:r>
+        <w:drawing>
+          <wp:inline distT="0" distB="0" distL="0" distR="0" wp14:anchorId="3805CE65" wp14:editId="51CBC664">
+            <wp:extent cx="3703641" cy="7064352"/>
+            <wp:effectExtent l="0" t="0" r="0" b="3810"/>
+            <wp:docPr id="1546888675" name="Picture 1"/>
+            <wp:cNvGraphicFramePr>
+              <a:graphicFrameLocks xmlns:a="http://schemas.openxmlformats.org/drawingml/2006/main" noChangeAspect="1"/>
+            </wp:cNvGraphicFramePr>
+            <a:graphic xmlns:a="http://schemas.openxmlformats.org/drawingml/2006/main">
+              <a:graphicData uri="http://schemas.openxmlformats.org/drawingml/2006/picture">
+                <pic:pic xmlns:pic="http://schemas.openxmlformats.org/drawingml/2006/picture">
+                  <pic:nvPicPr>
+                    <pic:cNvPr id="1546888675" name=""/>
+                    <pic:cNvPicPr/>
+                  </pic:nvPicPr>
+                  <pic:blipFill>
+                    <a:blip r:embed="rId10"/>
+                    <a:stretch>
+                      <a:fillRect/>
+                    </a:stretch>
+                  </pic:blipFill>
+                  <pic:spPr>
+                    <a:xfrm>
+                      <a:off x="0" y="0"/>
+                      <a:ext cx="3703641" cy="7064352"/>
+                    </a:xfrm>
+                    <a:prstGeom prst="rect">
+                      <a:avLst/>
+                    </a:prstGeom>
+                  </pic:spPr>
+                </pic:pic>
+              </a:graphicData>
+            </a:graphic>
+          </wp:inline>
+        </w:drawing>
       </w:r>
     </w:p>
     <w:sectPr>
-      <w:headerReference w:type="default" r:id="rId8"/>
+      <w:headerReference w:type="default" r:id="rId11"/>
       <w:pgSz w:w="11906" w:h="16838"/>
       <w:pgMar w:top="1440" w:right="1440" w:bottom="1440" w:left="1440" w:header="708" w:footer="708" w:gutter="0"/>
       <w:cols w:space="708"/>
@@ -4486,11 +8420,18 @@
       <w:pStyle w:val="Header"/>
     </w:pPr>
     <w:r>
-      <w:tab/>
+      <w:t>Architecture Design Document</w:t>
+    </w:r>
+  </w:p>
+  <w:p>
+    <w:pPr>
+      <w:pStyle w:val="Header"/>
+    </w:pPr>
+    <w:r>
+      <w:t>Version:</w:t>
     </w:r>
     <w:r>
-      <w:tab/>
-      <w:t>Architecture Design Document</w:t>
+      <w:t xml:space="preserve"> 01</w:t>
     </w:r>
   </w:p>
 </w:hdr>
@@ -4501,7 +8442,7 @@
   <w:abstractNum w:abstractNumId="0" w15:restartNumberingAfterBreak="0">
     <w:nsid w:val="033A01AF"/>
     <w:multiLevelType w:val="hybridMultilevel"/>
-    <w:tmpl w:val="CD5AA586"/>
+    <w:tmpl w:val="F320AF9E"/>
     <w:lvl w:ilvl="0" w:tplc="1C090003">
       <w:start w:val="1"/>
       <w:numFmt w:val="bullet"/>
@@ -4526,16 +8467,16 @@
         <w:rFonts w:ascii="Symbol" w:hAnsi="Symbol" w:hint="default"/>
       </w:rPr>
     </w:lvl>
-    <w:lvl w:ilvl="2" w:tplc="FFFFFFFF">
+    <w:lvl w:ilvl="2" w:tplc="1C090005">
       <w:start w:val="1"/>
       <w:numFmt w:val="bullet"/>
-      <w:lvlText w:val="o"/>
+      <w:lvlText w:val=""/>
       <w:lvlJc w:val="left"/>
       <w:pPr>
         <w:ind w:left="2160" w:hanging="360"/>
       </w:pPr>
       <w:rPr>
-        <w:rFonts w:ascii="Courier New" w:hAnsi="Courier New" w:cs="Courier New" w:hint="default"/>
+        <w:rFonts w:ascii="Wingdings" w:hAnsi="Wingdings" w:hint="default"/>
       </w:rPr>
     </w:lvl>
     <w:lvl w:ilvl="3" w:tplc="FFFFFFFF">
@@ -4597,6 +8538,119 @@
     </w:lvl>
   </w:abstractNum>
   <w:abstractNum w:abstractNumId="1" w15:restartNumberingAfterBreak="0">
+    <w:nsid w:val="23CE4B6E"/>
+    <w:multiLevelType w:val="hybridMultilevel"/>
+    <w:tmpl w:val="1C787FD8"/>
+    <w:lvl w:ilvl="0" w:tplc="1C090001">
+      <w:start w:val="1"/>
+      <w:numFmt w:val="bullet"/>
+      <w:lvlText w:val=""/>
+      <w:lvlJc w:val="left"/>
+      <w:pPr>
+        <w:ind w:left="720" w:hanging="360"/>
+      </w:pPr>
+      <w:rPr>
+        <w:rFonts w:ascii="Symbol" w:hAnsi="Symbol" w:hint="default"/>
+      </w:rPr>
+    </w:lvl>
+    <w:lvl w:ilvl="1" w:tplc="1C090003">
+      <w:start w:val="1"/>
+      <w:numFmt w:val="bullet"/>
+      <w:lvlText w:val="o"/>
+      <w:lvlJc w:val="left"/>
+      <w:pPr>
+        <w:ind w:left="1440" w:hanging="360"/>
+      </w:pPr>
+      <w:rPr>
+        <w:rFonts w:ascii="Courier New" w:hAnsi="Courier New" w:cs="Courier New" w:hint="default"/>
+      </w:rPr>
+    </w:lvl>
+    <w:lvl w:ilvl="2" w:tplc="1C090005">
+      <w:start w:val="1"/>
+      <w:numFmt w:val="bullet"/>
+      <w:lvlText w:val=""/>
+      <w:lvlJc w:val="left"/>
+      <w:pPr>
+        <w:ind w:left="2160" w:hanging="360"/>
+      </w:pPr>
+      <w:rPr>
+        <w:rFonts w:ascii="Wingdings" w:hAnsi="Wingdings" w:hint="default"/>
+      </w:rPr>
+    </w:lvl>
+    <w:lvl w:ilvl="3" w:tplc="1C090001" w:tentative="1">
+      <w:start w:val="1"/>
+      <w:numFmt w:val="bullet"/>
+      <w:lvlText w:val=""/>
+      <w:lvlJc w:val="left"/>
+      <w:pPr>
+        <w:ind w:left="2880" w:hanging="360"/>
+      </w:pPr>
+      <w:rPr>
+        <w:rFonts w:ascii="Symbol" w:hAnsi="Symbol" w:hint="default"/>
+      </w:rPr>
+    </w:lvl>
+    <w:lvl w:ilvl="4" w:tplc="1C090003" w:tentative="1">
+      <w:start w:val="1"/>
+      <w:numFmt w:val="bullet"/>
+      <w:lvlText w:val="o"/>
+      <w:lvlJc w:val="left"/>
+      <w:pPr>
+        <w:ind w:left="3600" w:hanging="360"/>
+      </w:pPr>
+      <w:rPr>
+        <w:rFonts w:ascii="Courier New" w:hAnsi="Courier New" w:cs="Courier New" w:hint="default"/>
+      </w:rPr>
+    </w:lvl>
+    <w:lvl w:ilvl="5" w:tplc="1C090005" w:tentative="1">
+      <w:start w:val="1"/>
+      <w:numFmt w:val="bullet"/>
+      <w:lvlText w:val=""/>
+      <w:lvlJc w:val="left"/>
+      <w:pPr>
+        <w:ind w:left="4320" w:hanging="360"/>
+      </w:pPr>
+      <w:rPr>
+        <w:rFonts w:ascii="Wingdings" w:hAnsi="Wingdings" w:hint="default"/>
+      </w:rPr>
+    </w:lvl>
+    <w:lvl w:ilvl="6" w:tplc="1C090001" w:tentative="1">
+      <w:start w:val="1"/>
+      <w:numFmt w:val="bullet"/>
+      <w:lvlText w:val=""/>
+      <w:lvlJc w:val="left"/>
+      <w:pPr>
+        <w:ind w:left="5040" w:hanging="360"/>
+      </w:pPr>
+      <w:rPr>
+        <w:rFonts w:ascii="Symbol" w:hAnsi="Symbol" w:hint="default"/>
+      </w:rPr>
+    </w:lvl>
+    <w:lvl w:ilvl="7" w:tplc="1C090003" w:tentative="1">
+      <w:start w:val="1"/>
+      <w:numFmt w:val="bullet"/>
+      <w:lvlText w:val="o"/>
+      <w:lvlJc w:val="left"/>
+      <w:pPr>
+        <w:ind w:left="5760" w:hanging="360"/>
+      </w:pPr>
+      <w:rPr>
+        <w:rFonts w:ascii="Courier New" w:hAnsi="Courier New" w:cs="Courier New" w:hint="default"/>
+      </w:rPr>
+    </w:lvl>
+    <w:lvl w:ilvl="8" w:tplc="1C090005" w:tentative="1">
+      <w:start w:val="1"/>
+      <w:numFmt w:val="bullet"/>
+      <w:lvlText w:val=""/>
+      <w:lvlJc w:val="left"/>
+      <w:pPr>
+        <w:ind w:left="6480" w:hanging="360"/>
+      </w:pPr>
+      <w:rPr>
+        <w:rFonts w:ascii="Wingdings" w:hAnsi="Wingdings" w:hint="default"/>
+      </w:rPr>
+    </w:lvl>
+  </w:abstractNum>
+  <w:abstractNum w:abstractNumId="2" w15:restartNumberingAfterBreak="0">
     <w:nsid w:val="26EE273E"/>
     <w:multiLevelType w:val="hybridMultilevel"/>
     <w:tmpl w:val="81AAFB44"/>
@@ -4709,23 +8763,237 @@
       </w:rPr>
     </w:lvl>
   </w:abstractNum>
-  <w:abstractNum w:abstractNumId="2" w15:restartNumberingAfterBreak="0">
+  <w:abstractNum w:abstractNumId="3" w15:restartNumberingAfterBreak="0">
     <w:nsid w:val="3A0215C8"/>
     <w:multiLevelType w:val="hybridMultilevel"/>
-    <w:tmpl w:val="54DAB024"/>
-    <w:lvl w:ilvl="0" w:tplc="1C090003">
+    <w:tmpl w:val="DC460994"/>
+    <w:lvl w:ilvl="0" w:tplc="1C090001">
+      <w:start w:val="1"/>
+      <w:numFmt w:val="bullet"/>
+      <w:lvlText w:val=""/>
+      <w:lvlJc w:val="left"/>
+      <w:pPr>
+        <w:ind w:left="720" w:hanging="360"/>
+      </w:pPr>
+      <w:rPr>
+        <w:rFonts w:ascii="Symbol" w:hAnsi="Symbol" w:hint="default"/>
+      </w:rPr>
+    </w:lvl>
+    <w:lvl w:ilvl="1" w:tplc="1C090003">
       <w:start w:val="1"/>
       <w:numFmt w:val="bullet"/>
       <w:lvlText w:val="o"/>
       <w:lvlJc w:val="left"/>
       <w:pPr>
-        <w:ind w:left="720" w:hanging="360"/>
+        <w:ind w:left="1440" w:hanging="360"/>
       </w:pPr>
       <w:rPr>
         <w:rFonts w:ascii="Courier New" w:hAnsi="Courier New" w:cs="Courier New" w:hint="default"/>
       </w:rPr>
     </w:lvl>
-    <w:lvl w:ilvl="1" w:tplc="1C090001">
+    <w:lvl w:ilvl="2" w:tplc="1C090003">
+      <w:start w:val="1"/>
+      <w:numFmt w:val="bullet"/>
+      <w:lvlText w:val="o"/>
+      <w:lvlJc w:val="left"/>
+      <w:pPr>
+        <w:ind w:left="2160" w:hanging="360"/>
+      </w:pPr>
+      <w:rPr>
+        <w:rFonts w:ascii="Courier New" w:hAnsi="Courier New" w:cs="Courier New" w:hint="default"/>
+      </w:rPr>
+    </w:lvl>
+    <w:lvl w:ilvl="3" w:tplc="1C090001">
+      <w:start w:val="1"/>
+      <w:numFmt w:val="bullet"/>
+      <w:lvlText w:val=""/>
+      <w:lvlJc w:val="left"/>
+      <w:pPr>
+        <w:ind w:left="2880" w:hanging="360"/>
+      </w:pPr>
+      <w:rPr>
+        <w:rFonts w:ascii="Symbol" w:hAnsi="Symbol" w:hint="default"/>
+      </w:rPr>
+    </w:lvl>
+    <w:lvl w:ilvl="4" w:tplc="1C090003">
+      <w:start w:val="1"/>
+      <w:numFmt w:val="bullet"/>
+      <w:lvlText w:val="o"/>
+      <w:lvlJc w:val="left"/>
+      <w:pPr>
+        <w:ind w:left="3600" w:hanging="360"/>
+      </w:pPr>
+      <w:rPr>
+        <w:rFonts w:ascii="Courier New" w:hAnsi="Courier New" w:cs="Courier New" w:hint="default"/>
+      </w:rPr>
+    </w:lvl>
+    <w:lvl w:ilvl="5" w:tplc="1C09001B">
+      <w:start w:val="1"/>
+      <w:numFmt w:val="lowerRoman"/>
+      <w:lvlText w:val="%6."/>
+      <w:lvlJc w:val="right"/>
+      <w:pPr>
+        <w:ind w:left="4320" w:hanging="180"/>
+      </w:pPr>
+    </w:lvl>
+    <w:lvl w:ilvl="6" w:tplc="1C09000F">
+      <w:start w:val="1"/>
+      <w:numFmt w:val="decimal"/>
+      <w:lvlText w:val="%7."/>
+      <w:lvlJc w:val="left"/>
+      <w:pPr>
+        <w:ind w:left="5040" w:hanging="360"/>
+      </w:pPr>
+    </w:lvl>
+    <w:lvl w:ilvl="7" w:tplc="1C090019" w:tentative="1">
+      <w:start w:val="1"/>
+      <w:numFmt w:val="lowerLetter"/>
+      <w:lvlText w:val="%8."/>
+      <w:lvlJc w:val="left"/>
+      <w:pPr>
+        <w:ind w:left="5760" w:hanging="360"/>
+      </w:pPr>
+    </w:lvl>
+    <w:lvl w:ilvl="8" w:tplc="1C09001B" w:tentative="1">
+      <w:start w:val="1"/>
+      <w:numFmt w:val="lowerRoman"/>
+      <w:lvlText w:val="%9."/>
+      <w:lvlJc w:val="right"/>
+      <w:pPr>
+        <w:ind w:left="6480" w:hanging="180"/>
+      </w:pPr>
+    </w:lvl>
+  </w:abstractNum>
+  <w:abstractNum w:abstractNumId="4" w15:restartNumberingAfterBreak="0">
+    <w:nsid w:val="3CC176B6"/>
+    <w:multiLevelType w:val="hybridMultilevel"/>
+    <w:tmpl w:val="93664204"/>
+    <w:lvl w:ilvl="0" w:tplc="1C09000F">
+      <w:start w:val="1"/>
+      <w:numFmt w:val="decimal"/>
+      <w:lvlText w:val="%1."/>
+      <w:lvlJc w:val="left"/>
+      <w:pPr>
+        <w:ind w:left="720" w:hanging="360"/>
+      </w:pPr>
+      <w:rPr>
+        <w:rFonts w:hint="default"/>
+      </w:rPr>
+    </w:lvl>
+    <w:lvl w:ilvl="1" w:tplc="1C090003">
+      <w:start w:val="1"/>
+      <w:numFmt w:val="bullet"/>
+      <w:lvlText w:val="o"/>
+      <w:lvlJc w:val="left"/>
+      <w:pPr>
+        <w:ind w:left="1440" w:hanging="360"/>
+      </w:pPr>
+      <w:rPr>
+        <w:rFonts w:ascii="Courier New" w:hAnsi="Courier New" w:cs="Courier New" w:hint="default"/>
+      </w:rPr>
+    </w:lvl>
+    <w:lvl w:ilvl="2" w:tplc="1C090003">
+      <w:start w:val="1"/>
+      <w:numFmt w:val="bullet"/>
+      <w:lvlText w:val="o"/>
+      <w:lvlJc w:val="left"/>
+      <w:pPr>
+        <w:ind w:left="2160" w:hanging="360"/>
+      </w:pPr>
+      <w:rPr>
+        <w:rFonts w:ascii="Courier New" w:hAnsi="Courier New" w:cs="Courier New" w:hint="default"/>
+      </w:rPr>
+    </w:lvl>
+    <w:lvl w:ilvl="3" w:tplc="1C090005">
+      <w:start w:val="1"/>
+      <w:numFmt w:val="bullet"/>
+      <w:lvlText w:val=""/>
+      <w:lvlJc w:val="left"/>
+      <w:pPr>
+        <w:ind w:left="2880" w:hanging="360"/>
+      </w:pPr>
+      <w:rPr>
+        <w:rFonts w:ascii="Wingdings" w:hAnsi="Wingdings" w:hint="default"/>
+      </w:rPr>
+    </w:lvl>
+    <w:lvl w:ilvl="4" w:tplc="1C090003" w:tentative="1">
+      <w:start w:val="1"/>
+      <w:numFmt w:val="bullet"/>
+      <w:lvlText w:val="o"/>
+      <w:lvlJc w:val="left"/>
+      <w:pPr>
+        <w:ind w:left="3600" w:hanging="360"/>
+      </w:pPr>
+      <w:rPr>
+        <w:rFonts w:ascii="Courier New" w:hAnsi="Courier New" w:cs="Courier New" w:hint="default"/>
+      </w:rPr>
+    </w:lvl>
+    <w:lvl w:ilvl="5" w:tplc="1C090005" w:tentative="1">
+      <w:start w:val="1"/>
+      <w:numFmt w:val="bullet"/>
+      <w:lvlText w:val=""/>
+      <w:lvlJc w:val="left"/>
+      <w:pPr>
+        <w:ind w:left="4320" w:hanging="360"/>
+      </w:pPr>
+      <w:rPr>
+        <w:rFonts w:ascii="Wingdings" w:hAnsi="Wingdings" w:hint="default"/>
+      </w:rPr>
+    </w:lvl>
+    <w:lvl w:ilvl="6" w:tplc="1C090001" w:tentative="1">
+      <w:start w:val="1"/>
+      <w:numFmt w:val="bullet"/>
+      <w:lvlText w:val=""/>
+      <w:lvlJc w:val="left"/>
+      <w:pPr>
+        <w:ind w:left="5040" w:hanging="360"/>
+      </w:pPr>
+      <w:rPr>
+        <w:rFonts w:ascii="Symbol" w:hAnsi="Symbol" w:hint="default"/>
+      </w:rPr>
+    </w:lvl>
+    <w:lvl w:ilvl="7" w:tplc="1C090003" w:tentative="1">
+      <w:start w:val="1"/>
+      <w:numFmt w:val="bullet"/>
+      <w:lvlText w:val="o"/>
+      <w:lvlJc w:val="left"/>
+      <w:pPr>
+        <w:ind w:left="5760" w:hanging="360"/>
+      </w:pPr>
+      <w:rPr>
+        <w:rFonts w:ascii="Courier New" w:hAnsi="Courier New" w:cs="Courier New" w:hint="default"/>
+      </w:rPr>
+    </w:lvl>
+    <w:lvl w:ilvl="8" w:tplc="1C090005" w:tentative="1">
+      <w:start w:val="1"/>
+      <w:numFmt w:val="bullet"/>
+      <w:lvlText w:val=""/>
+      <w:lvlJc w:val="left"/>
+      <w:pPr>
+        <w:ind w:left="6480" w:hanging="360"/>
+      </w:pPr>
+      <w:rPr>
+        <w:rFonts w:ascii="Wingdings" w:hAnsi="Wingdings" w:hint="default"/>
+      </w:rPr>
+    </w:lvl>
+  </w:abstractNum>
+  <w:abstractNum w:abstractNumId="5" w15:restartNumberingAfterBreak="0">
+    <w:nsid w:val="4C343836"/>
+    <w:multiLevelType w:val="hybridMultilevel"/>
+    <w:tmpl w:val="EC8C4C50"/>
+    <w:lvl w:ilvl="0" w:tplc="FFFFFFFF">
+      <w:start w:val="1"/>
+      <w:numFmt w:val="bullet"/>
+      <w:lvlText w:val=""/>
+      <w:lvlJc w:val="left"/>
+      <w:pPr>
+        <w:ind w:left="720" w:hanging="360"/>
+      </w:pPr>
+      <w:rPr>
+        <w:rFonts w:ascii="Symbol" w:hAnsi="Symbol" w:hint="default"/>
+      </w:rPr>
+    </w:lvl>
+    <w:lvl w:ilvl="1" w:tplc="FFFFFFFF">
       <w:start w:val="1"/>
       <w:numFmt w:val="bullet"/>
       <w:lvlText w:val=""/>
@@ -4749,13 +9017,126 @@
         <w:rFonts w:ascii="Courier New" w:hAnsi="Courier New" w:cs="Courier New" w:hint="default"/>
       </w:rPr>
     </w:lvl>
+    <w:lvl w:ilvl="3" w:tplc="FFFFFFFF" w:tentative="1">
+      <w:start w:val="1"/>
+      <w:numFmt w:val="bullet"/>
+      <w:lvlText w:val=""/>
+      <w:lvlJc w:val="left"/>
+      <w:pPr>
+        <w:ind w:left="2880" w:hanging="360"/>
+      </w:pPr>
+      <w:rPr>
+        <w:rFonts w:ascii="Symbol" w:hAnsi="Symbol" w:hint="default"/>
+      </w:rPr>
+    </w:lvl>
+    <w:lvl w:ilvl="4" w:tplc="FFFFFFFF" w:tentative="1">
+      <w:start w:val="1"/>
+      <w:numFmt w:val="bullet"/>
+      <w:lvlText w:val="o"/>
+      <w:lvlJc w:val="left"/>
+      <w:pPr>
+        <w:ind w:left="3600" w:hanging="360"/>
+      </w:pPr>
+      <w:rPr>
+        <w:rFonts w:ascii="Courier New" w:hAnsi="Courier New" w:cs="Courier New" w:hint="default"/>
+      </w:rPr>
+    </w:lvl>
+    <w:lvl w:ilvl="5" w:tplc="FFFFFFFF" w:tentative="1">
+      <w:start w:val="1"/>
+      <w:numFmt w:val="bullet"/>
+      <w:lvlText w:val=""/>
+      <w:lvlJc w:val="left"/>
+      <w:pPr>
+        <w:ind w:left="4320" w:hanging="360"/>
+      </w:pPr>
+      <w:rPr>
+        <w:rFonts w:ascii="Wingdings" w:hAnsi="Wingdings" w:hint="default"/>
+      </w:rPr>
+    </w:lvl>
+    <w:lvl w:ilvl="6" w:tplc="FFFFFFFF" w:tentative="1">
+      <w:start w:val="1"/>
+      <w:numFmt w:val="bullet"/>
+      <w:lvlText w:val=""/>
+      <w:lvlJc w:val="left"/>
+      <w:pPr>
+        <w:ind w:left="5040" w:hanging="360"/>
+      </w:pPr>
+      <w:rPr>
+        <w:rFonts w:ascii="Symbol" w:hAnsi="Symbol" w:hint="default"/>
+      </w:rPr>
+    </w:lvl>
+    <w:lvl w:ilvl="7" w:tplc="FFFFFFFF" w:tentative="1">
+      <w:start w:val="1"/>
+      <w:numFmt w:val="bullet"/>
+      <w:lvlText w:val="o"/>
+      <w:lvlJc w:val="left"/>
+      <w:pPr>
+        <w:ind w:left="5760" w:hanging="360"/>
+      </w:pPr>
+      <w:rPr>
+        <w:rFonts w:ascii="Courier New" w:hAnsi="Courier New" w:cs="Courier New" w:hint="default"/>
+      </w:rPr>
+    </w:lvl>
+    <w:lvl w:ilvl="8" w:tplc="FFFFFFFF" w:tentative="1">
+      <w:start w:val="1"/>
+      <w:numFmt w:val="bullet"/>
+      <w:lvlText w:val=""/>
+      <w:lvlJc w:val="left"/>
+      <w:pPr>
+        <w:ind w:left="6480" w:hanging="360"/>
+      </w:pPr>
+      <w:rPr>
+        <w:rFonts w:ascii="Wingdings" w:hAnsi="Wingdings" w:hint="default"/>
+      </w:rPr>
+    </w:lvl>
+  </w:abstractNum>
+  <w:abstractNum w:abstractNumId="6" w15:restartNumberingAfterBreak="0">
+    <w:nsid w:val="4D9B086C"/>
+    <w:multiLevelType w:val="hybridMultilevel"/>
+    <w:tmpl w:val="A32692CC"/>
+    <w:lvl w:ilvl="0" w:tplc="1C090003">
+      <w:start w:val="1"/>
+      <w:numFmt w:val="bullet"/>
+      <w:lvlText w:val="o"/>
+      <w:lvlJc w:val="left"/>
+      <w:pPr>
+        <w:ind w:left="2520" w:hanging="360"/>
+      </w:pPr>
+      <w:rPr>
+        <w:rFonts w:ascii="Courier New" w:hAnsi="Courier New" w:cs="Courier New" w:hint="default"/>
+      </w:rPr>
+    </w:lvl>
+    <w:lvl w:ilvl="1" w:tplc="1C090003">
+      <w:start w:val="1"/>
+      <w:numFmt w:val="bullet"/>
+      <w:lvlText w:val="o"/>
+      <w:lvlJc w:val="left"/>
+      <w:pPr>
+        <w:ind w:left="1800" w:hanging="360"/>
+      </w:pPr>
+      <w:rPr>
+        <w:rFonts w:ascii="Courier New" w:hAnsi="Courier New" w:cs="Courier New" w:hint="default"/>
+      </w:rPr>
+    </w:lvl>
+    <w:lvl w:ilvl="2" w:tplc="1C090005">
+      <w:start w:val="1"/>
+      <w:numFmt w:val="bullet"/>
+      <w:lvlText w:val=""/>
+      <w:lvlJc w:val="left"/>
+      <w:pPr>
+        <w:ind w:left="2520" w:hanging="360"/>
+      </w:pPr>
+      <w:rPr>
+        <w:rFonts w:ascii="Wingdings" w:hAnsi="Wingdings" w:hint="default"/>
+      </w:rPr>
+    </w:lvl>
     <w:lvl w:ilvl="3" w:tplc="1C090001">
       <w:start w:val="1"/>
       <w:numFmt w:val="bullet"/>
       <w:lvlText w:val=""/>
       <w:lvlJc w:val="left"/>
       <w:pPr>
-        <w:ind w:left="2880" w:hanging="360"/>
+        <w:ind w:left="3240" w:hanging="360"/>
       </w:pPr>
       <w:rPr>
         <w:rFonts w:ascii="Symbol" w:hAnsi="Symbol" w:hint="default"/>
@@ -4767,78 +9148,78 @@
       <w:lvlText w:val="o"/>
       <w:lvlJc w:val="left"/>
       <w:pPr>
-        <w:ind w:left="3600" w:hanging="360"/>
+        <w:ind w:left="3960" w:hanging="360"/>
       </w:pPr>
       <w:rPr>
         <w:rFonts w:ascii="Courier New" w:hAnsi="Courier New" w:cs="Courier New" w:hint="default"/>
       </w:rPr>
     </w:lvl>
-    <w:lvl w:ilvl="5" w:tplc="1C09001B">
+    <w:lvl w:ilvl="5" w:tplc="1C090005">
       <w:start w:val="1"/>
-      <w:numFmt w:val="lowerRoman"/>
-      <w:lvlText w:val="%6."/>
-      <w:lvlJc w:val="right"/>
-      <w:pPr>
-        <w:ind w:left="4320" w:hanging="180"/>
-      </w:pPr>
-    </w:lvl>
-    <w:lvl w:ilvl="6" w:tplc="1C09000F">
-      <w:start w:val="1"/>
-      <w:numFmt w:val="decimal"/>
-      <w:lvlText w:val="%7."/>
+      <w:numFmt w:val="bullet"/>
+      <w:lvlText w:val=""/>
       <w:lvlJc w:val="left"/>
       <w:pPr>
-        <w:ind w:left="5040" w:hanging="360"/>
-      </w:pPr>
-    </w:lvl>
-    <w:lvl w:ilvl="7" w:tplc="1C090019" w:tentative="1">
-      <w:start w:val="1"/>
-      <w:numFmt w:val="lowerLetter"/>
-      <w:lvlText w:val="%8."/>
-      <w:lvlJc w:val="left"/>
-      <w:pPr>
-        <w:ind w:left="5760" w:hanging="360"/>
-      </w:pPr>
-    </w:lvl>
-    <w:lvl w:ilvl="8" w:tplc="1C09001B" w:tentative="1">
-      <w:start w:val="1"/>
-      <w:numFmt w:val="lowerRoman"/>
-      <w:lvlText w:val="%9."/>
-      <w:lvlJc w:val="right"/>
-      <w:pPr>
-        <w:ind w:left="6480" w:hanging="180"/>
-      </w:pPr>
-    </w:lvl>
-  </w:abstractNum>
-  <w:abstractNum w:abstractNumId="3" w15:restartNumberingAfterBreak="0">
-    <w:nsid w:val="3CC176B6"/>
-    <w:multiLevelType w:val="hybridMultilevel"/>
-    <w:tmpl w:val="93664204"/>
-    <w:lvl w:ilvl="0" w:tplc="1C09000F">
-      <w:start w:val="1"/>
-      <w:numFmt w:val="decimal"/>
-      <w:lvlText w:val="%1."/>
-      <w:lvlJc w:val="left"/>
-      <w:pPr>
-        <w:ind w:left="720" w:hanging="360"/>
+        <w:ind w:left="4680" w:hanging="360"/>
       </w:pPr>
       <w:rPr>
-        <w:rFonts w:hint="default"/>
+        <w:rFonts w:ascii="Wingdings" w:hAnsi="Wingdings" w:hint="default"/>
       </w:rPr>
     </w:lvl>
-    <w:lvl w:ilvl="1" w:tplc="1C090003">
+    <w:lvl w:ilvl="6" w:tplc="1C090001">
+      <w:start w:val="1"/>
+      <w:numFmt w:val="bullet"/>
+      <w:lvlText w:val=""/>
+      <w:lvlJc w:val="left"/>
+      <w:pPr>
+        <w:ind w:left="5400" w:hanging="360"/>
+      </w:pPr>
+      <w:rPr>
+        <w:rFonts w:ascii="Symbol" w:hAnsi="Symbol" w:hint="default"/>
+      </w:rPr>
+    </w:lvl>
+    <w:lvl w:ilvl="7" w:tplc="1C090003" w:tentative="1">
       <w:start w:val="1"/>
       <w:numFmt w:val="bullet"/>
       <w:lvlText w:val="o"/>
       <w:lvlJc w:val="left"/>
       <w:pPr>
-        <w:ind w:left="1440" w:hanging="360"/>
+        <w:ind w:left="6120" w:hanging="360"/>
       </w:pPr>
       <w:rPr>
         <w:rFonts w:ascii="Courier New" w:hAnsi="Courier New" w:cs="Courier New" w:hint="default"/>
       </w:rPr>
     </w:lvl>
-    <w:lvl w:ilvl="2" w:tplc="1C090003">
+    <w:lvl w:ilvl="8" w:tplc="1C090005" w:tentative="1">
+      <w:start w:val="1"/>
+      <w:numFmt w:val="bullet"/>
+      <w:lvlText w:val=""/>
+      <w:lvlJc w:val="left"/>
+      <w:pPr>
+        <w:ind w:left="6840" w:hanging="360"/>
+      </w:pPr>
+      <w:rPr>
+        <w:rFonts w:ascii="Wingdings" w:hAnsi="Wingdings" w:hint="default"/>
+      </w:rPr>
+    </w:lvl>
+  </w:abstractNum>
+  <w:abstractNum w:abstractNumId="7" w15:restartNumberingAfterBreak="0">
+    <w:nsid w:val="5F546228"/>
+    <w:multiLevelType w:val="hybridMultilevel"/>
+    <w:tmpl w:val="9394F976"/>
+    <w:lvl w:ilvl="0" w:tplc="1C090001">
+      <w:start w:val="1"/>
+      <w:numFmt w:val="bullet"/>
+      <w:lvlText w:val=""/>
+      <w:lvlJc w:val="left"/>
+      <w:pPr>
+        <w:ind w:left="1440" w:hanging="360"/>
+      </w:pPr>
+      <w:rPr>
+        <w:rFonts w:ascii="Symbol" w:hAnsi="Symbol" w:hint="default"/>
+      </w:rPr>
+    </w:lvl>
+    <w:lvl w:ilvl="1" w:tplc="1C090003" w:tentative="1">
       <w:start w:val="1"/>
       <w:numFmt w:val="bullet"/>
       <w:lvlText w:val="o"/>
@@ -4850,7 +9231,7 @@
         <w:rFonts w:ascii="Courier New" w:hAnsi="Courier New" w:cs="Courier New" w:hint="default"/>
       </w:rPr>
     </w:lvl>
-    <w:lvl w:ilvl="3" w:tplc="1C090005">
+    <w:lvl w:ilvl="2" w:tplc="1C090005" w:tentative="1">
       <w:start w:val="1"/>
       <w:numFmt w:val="bullet"/>
       <w:lvlText w:val=""/>
@@ -4860,6 +9241,18 @@
       </w:pPr>
       <w:rPr>
         <w:rFonts w:ascii="Wingdings" w:hAnsi="Wingdings" w:hint="default"/>
+      </w:rPr>
+    </w:lvl>
+    <w:lvl w:ilvl="3" w:tplc="1C090001" w:tentative="1">
+      <w:start w:val="1"/>
+      <w:numFmt w:val="bullet"/>
+      <w:lvlText w:val=""/>
+      <w:lvlJc w:val="left"/>
+      <w:pPr>
+        <w:ind w:left="3600" w:hanging="360"/>
+      </w:pPr>
+      <w:rPr>
+        <w:rFonts w:ascii="Symbol" w:hAnsi="Symbol" w:hint="default"/>
       </w:rPr>
     </w:lvl>
     <w:lvl w:ilvl="4" w:tplc="1C090003" w:tentative="1">
@@ -4868,7 +9261,7 @@
       <w:lvlText w:val="o"/>
       <w:lvlJc w:val="left"/>
       <w:pPr>
-        <w:ind w:left="3600" w:hanging="360"/>
+        <w:ind w:left="4320" w:hanging="360"/>
       </w:pPr>
       <w:rPr>
         <w:rFonts w:ascii="Courier New" w:hAnsi="Courier New" w:cs="Courier New" w:hint="default"/>
@@ -4880,7 +9273,7 @@
       <w:lvlText w:val=""/>
       <w:lvlJc w:val="left"/>
       <w:pPr>
-        <w:ind w:left="4320" w:hanging="360"/>
+        <w:ind w:left="5040" w:hanging="360"/>
       </w:pPr>
       <w:rPr>
         <w:rFonts w:ascii="Wingdings" w:hAnsi="Wingdings" w:hint="default"/>
@@ -4892,7 +9285,7 @@
       <w:lvlText w:val=""/>
       <w:lvlJc w:val="left"/>
       <w:pPr>
-        <w:ind w:left="5040" w:hanging="360"/>
+        <w:ind w:left="5760" w:hanging="360"/>
       </w:pPr>
       <w:rPr>
         <w:rFonts w:ascii="Symbol" w:hAnsi="Symbol" w:hint="default"/>
@@ -4904,7 +9297,7 @@
       <w:lvlText w:val="o"/>
       <w:lvlJc w:val="left"/>
       <w:pPr>
-        <w:ind w:left="5760" w:hanging="360"/>
+        <w:ind w:left="6480" w:hanging="360"/>
       </w:pPr>
       <w:rPr>
         <w:rFonts w:ascii="Courier New" w:hAnsi="Courier New" w:cs="Courier New" w:hint="default"/>
@@ -4916,17 +9309,130 @@
       <w:lvlText w:val=""/>
       <w:lvlJc w:val="left"/>
       <w:pPr>
-        <w:ind w:left="6480" w:hanging="360"/>
+        <w:ind w:left="7200" w:hanging="360"/>
       </w:pPr>
       <w:rPr>
         <w:rFonts w:ascii="Wingdings" w:hAnsi="Wingdings" w:hint="default"/>
       </w:rPr>
     </w:lvl>
   </w:abstractNum>
-  <w:abstractNum w:abstractNumId="4" w15:restartNumberingAfterBreak="0">
-    <w:nsid w:val="4C343836"/>
+  <w:abstractNum w:abstractNumId="8" w15:restartNumberingAfterBreak="0">
+    <w:nsid w:val="5FA745F0"/>
     <w:multiLevelType w:val="hybridMultilevel"/>
-    <w:tmpl w:val="EC8C4C50"/>
+    <w:tmpl w:val="A34AD6AA"/>
+    <w:lvl w:ilvl="0" w:tplc="1C090001">
+      <w:start w:val="1"/>
+      <w:numFmt w:val="bullet"/>
+      <w:lvlText w:val=""/>
+      <w:lvlJc w:val="left"/>
+      <w:pPr>
+        <w:ind w:left="720" w:hanging="360"/>
+      </w:pPr>
+      <w:rPr>
+        <w:rFonts w:ascii="Symbol" w:hAnsi="Symbol" w:hint="default"/>
+      </w:rPr>
+    </w:lvl>
+    <w:lvl w:ilvl="1" w:tplc="1C090001">
+      <w:start w:val="1"/>
+      <w:numFmt w:val="bullet"/>
+      <w:lvlText w:val=""/>
+      <w:lvlJc w:val="left"/>
+      <w:pPr>
+        <w:ind w:left="1440" w:hanging="360"/>
+      </w:pPr>
+      <w:rPr>
+        <w:rFonts w:ascii="Symbol" w:hAnsi="Symbol" w:hint="default"/>
+      </w:rPr>
+    </w:lvl>
+    <w:lvl w:ilvl="2" w:tplc="1C090005">
+      <w:start w:val="1"/>
+      <w:numFmt w:val="bullet"/>
+      <w:lvlText w:val=""/>
+      <w:lvlJc w:val="left"/>
+      <w:pPr>
+        <w:ind w:left="2160" w:hanging="360"/>
+      </w:pPr>
+      <w:rPr>
+        <w:rFonts w:ascii="Wingdings" w:hAnsi="Wingdings" w:hint="default"/>
+      </w:rPr>
+    </w:lvl>
+    <w:lvl w:ilvl="3" w:tplc="1C090001" w:tentative="1">
+      <w:start w:val="1"/>
+      <w:numFmt w:val="bullet"/>
+      <w:lvlText w:val=""/>
+      <w:lvlJc w:val="left"/>
+      <w:pPr>
+        <w:ind w:left="2880" w:hanging="360"/>
+      </w:pPr>
+      <w:rPr>
+        <w:rFonts w:ascii="Symbol" w:hAnsi="Symbol" w:hint="default"/>
+      </w:rPr>
+    </w:lvl>
+    <w:lvl w:ilvl="4" w:tplc="1C090003" w:tentative="1">
+      <w:start w:val="1"/>
+      <w:numFmt w:val="bullet"/>
+      <w:lvlText w:val="o"/>
+      <w:lvlJc w:val="left"/>
+      <w:pPr>
+        <w:ind w:left="3600" w:hanging="360"/>
+      </w:pPr>
+      <w:rPr>
+        <w:rFonts w:ascii="Courier New" w:hAnsi="Courier New" w:cs="Courier New" w:hint="default"/>
+      </w:rPr>
+    </w:lvl>
+    <w:lvl w:ilvl="5" w:tplc="1C090005" w:tentative="1">
+      <w:start w:val="1"/>
+      <w:numFmt w:val="bullet"/>
+      <w:lvlText w:val=""/>
+      <w:lvlJc w:val="left"/>
+      <w:pPr>
+        <w:ind w:left="4320" w:hanging="360"/>
+      </w:pPr>
+      <w:rPr>
+        <w:rFonts w:ascii="Wingdings" w:hAnsi="Wingdings" w:hint="default"/>
+      </w:rPr>
+    </w:lvl>
+    <w:lvl w:ilvl="6" w:tplc="1C090001" w:tentative="1">
+      <w:start w:val="1"/>
+      <w:numFmt w:val="bullet"/>
+      <w:lvlText w:val=""/>
+      <w:lvlJc w:val="left"/>
+      <w:pPr>
+        <w:ind w:left="5040" w:hanging="360"/>
+      </w:pPr>
+      <w:rPr>
+        <w:rFonts w:ascii="Symbol" w:hAnsi="Symbol" w:hint="default"/>
+      </w:rPr>
+    </w:lvl>
+    <w:lvl w:ilvl="7" w:tplc="1C090003" w:tentative="1">
+      <w:start w:val="1"/>
+      <w:numFmt w:val="bullet"/>
+      <w:lvlText w:val="o"/>
+      <w:lvlJc w:val="left"/>
+      <w:pPr>
+        <w:ind w:left="5760" w:hanging="360"/>
+      </w:pPr>
+      <w:rPr>
+        <w:rFonts w:ascii="Courier New" w:hAnsi="Courier New" w:cs="Courier New" w:hint="default"/>
+      </w:rPr>
+    </w:lvl>
+    <w:lvl w:ilvl="8" w:tplc="1C090005" w:tentative="1">
+      <w:start w:val="1"/>
+      <w:numFmt w:val="bullet"/>
+      <w:lvlText w:val=""/>
+      <w:lvlJc w:val="left"/>
+      <w:pPr>
+        <w:ind w:left="6480" w:hanging="360"/>
+      </w:pPr>
+      <w:rPr>
+        <w:rFonts w:ascii="Wingdings" w:hAnsi="Wingdings" w:hint="default"/>
+      </w:rPr>
+    </w:lvl>
+  </w:abstractNum>
+  <w:abstractNum w:abstractNumId="9" w15:restartNumberingAfterBreak="0">
+    <w:nsid w:val="613C782A"/>
+    <w:multiLevelType w:val="hybridMultilevel"/>
+    <w:tmpl w:val="B9C68660"/>
     <w:lvl w:ilvl="0" w:tplc="FFFFFFFF">
       <w:start w:val="1"/>
       <w:numFmt w:val="bullet"/>
@@ -5036,89 +9542,89 @@
       </w:rPr>
     </w:lvl>
   </w:abstractNum>
-  <w:abstractNum w:abstractNumId="5" w15:restartNumberingAfterBreak="0">
-    <w:nsid w:val="4D9B086C"/>
+  <w:abstractNum w:abstractNumId="10" w15:restartNumberingAfterBreak="0">
+    <w:nsid w:val="7FF647F7"/>
     <w:multiLevelType w:val="hybridMultilevel"/>
-    <w:tmpl w:val="A32692CC"/>
-    <w:lvl w:ilvl="0" w:tplc="1C090003">
+    <w:tmpl w:val="20FA5FD2"/>
+    <w:lvl w:ilvl="0" w:tplc="1C090001">
+      <w:start w:val="1"/>
+      <w:numFmt w:val="bullet"/>
+      <w:lvlText w:val=""/>
+      <w:lvlJc w:val="left"/>
+      <w:pPr>
+        <w:ind w:left="720" w:hanging="360"/>
+      </w:pPr>
+      <w:rPr>
+        <w:rFonts w:ascii="Symbol" w:hAnsi="Symbol" w:hint="default"/>
+      </w:rPr>
+    </w:lvl>
+    <w:lvl w:ilvl="1" w:tplc="1C090003" w:tentative="1">
       <w:start w:val="1"/>
       <w:numFmt w:val="bullet"/>
       <w:lvlText w:val="o"/>
       <w:lvlJc w:val="left"/>
       <w:pPr>
-        <w:ind w:left="2520" w:hanging="360"/>
+        <w:ind w:left="1440" w:hanging="360"/>
       </w:pPr>
       <w:rPr>
         <w:rFonts w:ascii="Courier New" w:hAnsi="Courier New" w:cs="Courier New" w:hint="default"/>
       </w:rPr>
     </w:lvl>
-    <w:lvl w:ilvl="1" w:tplc="1C090003">
+    <w:lvl w:ilvl="2" w:tplc="1C090005" w:tentative="1">
+      <w:start w:val="1"/>
+      <w:numFmt w:val="bullet"/>
+      <w:lvlText w:val=""/>
+      <w:lvlJc w:val="left"/>
+      <w:pPr>
+        <w:ind w:left="2160" w:hanging="360"/>
+      </w:pPr>
+      <w:rPr>
+        <w:rFonts w:ascii="Wingdings" w:hAnsi="Wingdings" w:hint="default"/>
+      </w:rPr>
+    </w:lvl>
+    <w:lvl w:ilvl="3" w:tplc="1C090001" w:tentative="1">
+      <w:start w:val="1"/>
+      <w:numFmt w:val="bullet"/>
+      <w:lvlText w:val=""/>
+      <w:lvlJc w:val="left"/>
+      <w:pPr>
+        <w:ind w:left="2880" w:hanging="360"/>
+      </w:pPr>
+      <w:rPr>
+        <w:rFonts w:ascii="Symbol" w:hAnsi="Symbol" w:hint="default"/>
+      </w:rPr>
+    </w:lvl>
+    <w:lvl w:ilvl="4" w:tplc="1C090003" w:tentative="1">
       <w:start w:val="1"/>
       <w:numFmt w:val="bullet"/>
       <w:lvlText w:val="o"/>
       <w:lvlJc w:val="left"/>
       <w:pPr>
-        <w:ind w:left="1800" w:hanging="360"/>
+        <w:ind w:left="3600" w:hanging="360"/>
       </w:pPr>
       <w:rPr>
         <w:rFonts w:ascii="Courier New" w:hAnsi="Courier New" w:cs="Courier New" w:hint="default"/>
       </w:rPr>
     </w:lvl>
-    <w:lvl w:ilvl="2" w:tplc="1C090005">
+    <w:lvl w:ilvl="5" w:tplc="1C090005" w:tentative="1">
       <w:start w:val="1"/>
       <w:numFmt w:val="bullet"/>
       <w:lvlText w:val=""/>
       <w:lvlJc w:val="left"/>
       <w:pPr>
-        <w:ind w:left="2520" w:hanging="360"/>
+        <w:ind w:left="4320" w:hanging="360"/>
       </w:pPr>
       <w:rPr>
         <w:rFonts w:ascii="Wingdings" w:hAnsi="Wingdings" w:hint="default"/>
       </w:rPr>
     </w:lvl>
-    <w:lvl w:ilvl="3" w:tplc="1C090001">
+    <w:lvl w:ilvl="6" w:tplc="1C090001" w:tentative="1">
       <w:start w:val="1"/>
       <w:numFmt w:val="bullet"/>
       <w:lvlText w:val=""/>
       <w:lvlJc w:val="left"/>
       <w:pPr>
-        <w:ind w:left="3240" w:hanging="360"/>
-      </w:pPr>
-      <w:rPr>
-        <w:rFonts w:ascii="Symbol" w:hAnsi="Symbol" w:hint="default"/>
-      </w:rPr>
-    </w:lvl>
-    <w:lvl w:ilvl="4" w:tplc="1C090003">
-      <w:start w:val="1"/>
-      <w:numFmt w:val="bullet"/>
-      <w:lvlText w:val="o"/>
-      <w:lvlJc w:val="left"/>
-      <w:pPr>
-        <w:ind w:left="3960" w:hanging="360"/>
-      </w:pPr>
-      <w:rPr>
-        <w:rFonts w:ascii="Courier New" w:hAnsi="Courier New" w:cs="Courier New" w:hint="default"/>
-      </w:rPr>
-    </w:lvl>
-    <w:lvl w:ilvl="5" w:tplc="1C090005">
-      <w:start w:val="1"/>
-      <w:numFmt w:val="bullet"/>
-      <w:lvlText w:val=""/>
-      <w:lvlJc w:val="left"/>
-      <w:pPr>
-        <w:ind w:left="4680" w:hanging="360"/>
-      </w:pPr>
-      <w:rPr>
-        <w:rFonts w:ascii="Wingdings" w:hAnsi="Wingdings" w:hint="default"/>
-      </w:rPr>
-    </w:lvl>
-    <w:lvl w:ilvl="6" w:tplc="1C090001">
-      <w:start w:val="1"/>
-      <w:numFmt w:val="bullet"/>
-      <w:lvlText w:val=""/>
-      <w:lvlJc w:val="left"/>
-      <w:pPr>
-        <w:ind w:left="5400" w:hanging="360"/>
+        <w:ind w:left="5040" w:hanging="360"/>
       </w:pPr>
       <w:rPr>
         <w:rFonts w:ascii="Symbol" w:hAnsi="Symbol" w:hint="default"/>
@@ -5130,7 +9636,7 @@
       <w:lvlText w:val="o"/>
       <w:lvlJc w:val="left"/>
       <w:pPr>
-        <w:ind w:left="6120" w:hanging="360"/>
+        <w:ind w:left="5760" w:hanging="360"/>
       </w:pPr>
       <w:rPr>
         <w:rFonts w:ascii="Courier New" w:hAnsi="Courier New" w:cs="Courier New" w:hint="default"/>
@@ -5142,345 +9648,6 @@
       <w:lvlText w:val=""/>
       <w:lvlJc w:val="left"/>
       <w:pPr>
-        <w:ind w:left="6840" w:hanging="360"/>
-      </w:pPr>
-      <w:rPr>
-        <w:rFonts w:ascii="Wingdings" w:hAnsi="Wingdings" w:hint="default"/>
-      </w:rPr>
-    </w:lvl>
-  </w:abstractNum>
-  <w:abstractNum w:abstractNumId="6" w15:restartNumberingAfterBreak="0">
-    <w:nsid w:val="5F546228"/>
-    <w:multiLevelType w:val="hybridMultilevel"/>
-    <w:tmpl w:val="9394F976"/>
-    <w:lvl w:ilvl="0" w:tplc="1C090001">
-      <w:start w:val="1"/>
-      <w:numFmt w:val="bullet"/>
-      <w:lvlText w:val=""/>
-      <w:lvlJc w:val="left"/>
-      <w:pPr>
-        <w:ind w:left="1440" w:hanging="360"/>
-      </w:pPr>
-      <w:rPr>
-        <w:rFonts w:ascii="Symbol" w:hAnsi="Symbol" w:hint="default"/>
-      </w:rPr>
-    </w:lvl>
-    <w:lvl w:ilvl="1" w:tplc="1C090003" w:tentative="1">
-      <w:start w:val="1"/>
-      <w:numFmt w:val="bullet"/>
-      <w:lvlText w:val="o"/>
-      <w:lvlJc w:val="left"/>
-      <w:pPr>
-        <w:ind w:left="2160" w:hanging="360"/>
-      </w:pPr>
-      <w:rPr>
-        <w:rFonts w:ascii="Courier New" w:hAnsi="Courier New" w:cs="Courier New" w:hint="default"/>
-      </w:rPr>
-    </w:lvl>
-    <w:lvl w:ilvl="2" w:tplc="1C090005" w:tentative="1">
-      <w:start w:val="1"/>
-      <w:numFmt w:val="bullet"/>
-      <w:lvlText w:val=""/>
-      <w:lvlJc w:val="left"/>
-      <w:pPr>
-        <w:ind w:left="2880" w:hanging="360"/>
-      </w:pPr>
-      <w:rPr>
-        <w:rFonts w:ascii="Wingdings" w:hAnsi="Wingdings" w:hint="default"/>
-      </w:rPr>
-    </w:lvl>
-    <w:lvl w:ilvl="3" w:tplc="1C090001" w:tentative="1">
-      <w:start w:val="1"/>
-      <w:numFmt w:val="bullet"/>
-      <w:lvlText w:val=""/>
-      <w:lvlJc w:val="left"/>
-      <w:pPr>
-        <w:ind w:left="3600" w:hanging="360"/>
-      </w:pPr>
-      <w:rPr>
-        <w:rFonts w:ascii="Symbol" w:hAnsi="Symbol" w:hint="default"/>
-      </w:rPr>
-    </w:lvl>
-    <w:lvl w:ilvl="4" w:tplc="1C090003" w:tentative="1">
-      <w:start w:val="1"/>
-      <w:numFmt w:val="bullet"/>
-      <w:lvlText w:val="o"/>
-      <w:lvlJc w:val="left"/>
-      <w:pPr>
-        <w:ind w:left="4320" w:hanging="360"/>
-      </w:pPr>
-      <w:rPr>
-        <w:rFonts w:ascii="Courier New" w:hAnsi="Courier New" w:cs="Courier New" w:hint="default"/>
-      </w:rPr>
-    </w:lvl>
-    <w:lvl w:ilvl="5" w:tplc="1C090005" w:tentative="1">
-      <w:start w:val="1"/>
-      <w:numFmt w:val="bullet"/>
-      <w:lvlText w:val=""/>
-      <w:lvlJc w:val="left"/>
-      <w:pPr>
-        <w:ind w:left="5040" w:hanging="360"/>
-      </w:pPr>
-      <w:rPr>
-        <w:rFonts w:ascii="Wingdings" w:hAnsi="Wingdings" w:hint="default"/>
-      </w:rPr>
-    </w:lvl>
-    <w:lvl w:ilvl="6" w:tplc="1C090001" w:tentative="1">
-      <w:start w:val="1"/>
-      <w:numFmt w:val="bullet"/>
-      <w:lvlText w:val=""/>
-      <w:lvlJc w:val="left"/>
-      <w:pPr>
-        <w:ind w:left="5760" w:hanging="360"/>
-      </w:pPr>
-      <w:rPr>
-        <w:rFonts w:ascii="Symbol" w:hAnsi="Symbol" w:hint="default"/>
-      </w:rPr>
-    </w:lvl>
-    <w:lvl w:ilvl="7" w:tplc="1C090003" w:tentative="1">
-      <w:start w:val="1"/>
-      <w:numFmt w:val="bullet"/>
-      <w:lvlText w:val="o"/>
-      <w:lvlJc w:val="left"/>
-      <w:pPr>
-        <w:ind w:left="6480" w:hanging="360"/>
-      </w:pPr>
-      <w:rPr>
-        <w:rFonts w:ascii="Courier New" w:hAnsi="Courier New" w:cs="Courier New" w:hint="default"/>
-      </w:rPr>
-    </w:lvl>
-    <w:lvl w:ilvl="8" w:tplc="1C090005" w:tentative="1">
-      <w:start w:val="1"/>
-      <w:numFmt w:val="bullet"/>
-      <w:lvlText w:val=""/>
-      <w:lvlJc w:val="left"/>
-      <w:pPr>
-        <w:ind w:left="7200" w:hanging="360"/>
-      </w:pPr>
-      <w:rPr>
-        <w:rFonts w:ascii="Wingdings" w:hAnsi="Wingdings" w:hint="default"/>
-      </w:rPr>
-    </w:lvl>
-  </w:abstractNum>
-  <w:abstractNum w:abstractNumId="7" w15:restartNumberingAfterBreak="0">
-    <w:nsid w:val="5FA745F0"/>
-    <w:multiLevelType w:val="hybridMultilevel"/>
-    <w:tmpl w:val="A34AD6AA"/>
-    <w:lvl w:ilvl="0" w:tplc="1C090001">
-      <w:start w:val="1"/>
-      <w:numFmt w:val="bullet"/>
-      <w:lvlText w:val=""/>
-      <w:lvlJc w:val="left"/>
-      <w:pPr>
-        <w:ind w:left="720" w:hanging="360"/>
-      </w:pPr>
-      <w:rPr>
-        <w:rFonts w:ascii="Symbol" w:hAnsi="Symbol" w:hint="default"/>
-      </w:rPr>
-    </w:lvl>
-    <w:lvl w:ilvl="1" w:tplc="1C090001">
-      <w:start w:val="1"/>
-      <w:numFmt w:val="bullet"/>
-      <w:lvlText w:val=""/>
-      <w:lvlJc w:val="left"/>
-      <w:pPr>
-        <w:ind w:left="1440" w:hanging="360"/>
-      </w:pPr>
-      <w:rPr>
-        <w:rFonts w:ascii="Symbol" w:hAnsi="Symbol" w:hint="default"/>
-      </w:rPr>
-    </w:lvl>
-    <w:lvl w:ilvl="2" w:tplc="1C090005">
-      <w:start w:val="1"/>
-      <w:numFmt w:val="bullet"/>
-      <w:lvlText w:val=""/>
-      <w:lvlJc w:val="left"/>
-      <w:pPr>
-        <w:ind w:left="2160" w:hanging="360"/>
-      </w:pPr>
-      <w:rPr>
-        <w:rFonts w:ascii="Wingdings" w:hAnsi="Wingdings" w:hint="default"/>
-      </w:rPr>
-    </w:lvl>
-    <w:lvl w:ilvl="3" w:tplc="1C090001" w:tentative="1">
-      <w:start w:val="1"/>
-      <w:numFmt w:val="bullet"/>
-      <w:lvlText w:val=""/>
-      <w:lvlJc w:val="left"/>
-      <w:pPr>
-        <w:ind w:left="2880" w:hanging="360"/>
-      </w:pPr>
-      <w:rPr>
-        <w:rFonts w:ascii="Symbol" w:hAnsi="Symbol" w:hint="default"/>
-      </w:rPr>
-    </w:lvl>
-    <w:lvl w:ilvl="4" w:tplc="1C090003" w:tentative="1">
-      <w:start w:val="1"/>
-      <w:numFmt w:val="bullet"/>
-      <w:lvlText w:val="o"/>
-      <w:lvlJc w:val="left"/>
-      <w:pPr>
-        <w:ind w:left="3600" w:hanging="360"/>
-      </w:pPr>
-      <w:rPr>
-        <w:rFonts w:ascii="Courier New" w:hAnsi="Courier New" w:cs="Courier New" w:hint="default"/>
-      </w:rPr>
-    </w:lvl>
-    <w:lvl w:ilvl="5" w:tplc="1C090005" w:tentative="1">
-      <w:start w:val="1"/>
-      <w:numFmt w:val="bullet"/>
-      <w:lvlText w:val=""/>
-      <w:lvlJc w:val="left"/>
-      <w:pPr>
-        <w:ind w:left="4320" w:hanging="360"/>
-      </w:pPr>
-      <w:rPr>
-        <w:rFonts w:ascii="Wingdings" w:hAnsi="Wingdings" w:hint="default"/>
-      </w:rPr>
-    </w:lvl>
-    <w:lvl w:ilvl="6" w:tplc="1C090001" w:tentative="1">
-      <w:start w:val="1"/>
-      <w:numFmt w:val="bullet"/>
-      <w:lvlText w:val=""/>
-      <w:lvlJc w:val="left"/>
-      <w:pPr>
-        <w:ind w:left="5040" w:hanging="360"/>
-      </w:pPr>
-      <w:rPr>
-        <w:rFonts w:ascii="Symbol" w:hAnsi="Symbol" w:hint="default"/>
-      </w:rPr>
-    </w:lvl>
-    <w:lvl w:ilvl="7" w:tplc="1C090003" w:tentative="1">
-      <w:start w:val="1"/>
-      <w:numFmt w:val="bullet"/>
-      <w:lvlText w:val="o"/>
-      <w:lvlJc w:val="left"/>
-      <w:pPr>
-        <w:ind w:left="5760" w:hanging="360"/>
-      </w:pPr>
-      <w:rPr>
-        <w:rFonts w:ascii="Courier New" w:hAnsi="Courier New" w:cs="Courier New" w:hint="default"/>
-      </w:rPr>
-    </w:lvl>
-    <w:lvl w:ilvl="8" w:tplc="1C090005" w:tentative="1">
-      <w:start w:val="1"/>
-      <w:numFmt w:val="bullet"/>
-      <w:lvlText w:val=""/>
-      <w:lvlJc w:val="left"/>
-      <w:pPr>
-        <w:ind w:left="6480" w:hanging="360"/>
-      </w:pPr>
-      <w:rPr>
-        <w:rFonts w:ascii="Wingdings" w:hAnsi="Wingdings" w:hint="default"/>
-      </w:rPr>
-    </w:lvl>
-  </w:abstractNum>
-  <w:abstractNum w:abstractNumId="8" w15:restartNumberingAfterBreak="0">
-    <w:nsid w:val="613C782A"/>
-    <w:multiLevelType w:val="hybridMultilevel"/>
-    <w:tmpl w:val="B9C68660"/>
-    <w:lvl w:ilvl="0" w:tplc="FFFFFFFF">
-      <w:start w:val="1"/>
-      <w:numFmt w:val="bullet"/>
-      <w:lvlText w:val=""/>
-      <w:lvlJc w:val="left"/>
-      <w:pPr>
-        <w:ind w:left="720" w:hanging="360"/>
-      </w:pPr>
-      <w:rPr>
-        <w:rFonts w:ascii="Symbol" w:hAnsi="Symbol" w:hint="default"/>
-      </w:rPr>
-    </w:lvl>
-    <w:lvl w:ilvl="1" w:tplc="FFFFFFFF">
-      <w:start w:val="1"/>
-      <w:numFmt w:val="bullet"/>
-      <w:lvlText w:val=""/>
-      <w:lvlJc w:val="left"/>
-      <w:pPr>
-        <w:ind w:left="1440" w:hanging="360"/>
-      </w:pPr>
-      <w:rPr>
-        <w:rFonts w:ascii="Symbol" w:hAnsi="Symbol" w:hint="default"/>
-      </w:rPr>
-    </w:lvl>
-    <w:lvl w:ilvl="2" w:tplc="1C090003">
-      <w:start w:val="1"/>
-      <w:numFmt w:val="bullet"/>
-      <w:lvlText w:val="o"/>
-      <w:lvlJc w:val="left"/>
-      <w:pPr>
-        <w:ind w:left="2160" w:hanging="360"/>
-      </w:pPr>
-      <w:rPr>
-        <w:rFonts w:ascii="Courier New" w:hAnsi="Courier New" w:cs="Courier New" w:hint="default"/>
-      </w:rPr>
-    </w:lvl>
-    <w:lvl w:ilvl="3" w:tplc="FFFFFFFF" w:tentative="1">
-      <w:start w:val="1"/>
-      <w:numFmt w:val="bullet"/>
-      <w:lvlText w:val=""/>
-      <w:lvlJc w:val="left"/>
-      <w:pPr>
-        <w:ind w:left="2880" w:hanging="360"/>
-      </w:pPr>
-      <w:rPr>
-        <w:rFonts w:ascii="Symbol" w:hAnsi="Symbol" w:hint="default"/>
-      </w:rPr>
-    </w:lvl>
-    <w:lvl w:ilvl="4" w:tplc="FFFFFFFF" w:tentative="1">
-      <w:start w:val="1"/>
-      <w:numFmt w:val="bullet"/>
-      <w:lvlText w:val="o"/>
-      <w:lvlJc w:val="left"/>
-      <w:pPr>
-        <w:ind w:left="3600" w:hanging="360"/>
-      </w:pPr>
-      <w:rPr>
-        <w:rFonts w:ascii="Courier New" w:hAnsi="Courier New" w:cs="Courier New" w:hint="default"/>
-      </w:rPr>
-    </w:lvl>
-    <w:lvl w:ilvl="5" w:tplc="FFFFFFFF" w:tentative="1">
-      <w:start w:val="1"/>
-      <w:numFmt w:val="bullet"/>
-      <w:lvlText w:val=""/>
-      <w:lvlJc w:val="left"/>
-      <w:pPr>
-        <w:ind w:left="4320" w:hanging="360"/>
-      </w:pPr>
-      <w:rPr>
-        <w:rFonts w:ascii="Wingdings" w:hAnsi="Wingdings" w:hint="default"/>
-      </w:rPr>
-    </w:lvl>
-    <w:lvl w:ilvl="6" w:tplc="FFFFFFFF" w:tentative="1">
-      <w:start w:val="1"/>
-      <w:numFmt w:val="bullet"/>
-      <w:lvlText w:val=""/>
-      <w:lvlJc w:val="left"/>
-      <w:pPr>
-        <w:ind w:left="5040" w:hanging="360"/>
-      </w:pPr>
-      <w:rPr>
-        <w:rFonts w:ascii="Symbol" w:hAnsi="Symbol" w:hint="default"/>
-      </w:rPr>
-    </w:lvl>
-    <w:lvl w:ilvl="7" w:tplc="FFFFFFFF" w:tentative="1">
-      <w:start w:val="1"/>
-      <w:numFmt w:val="bullet"/>
-      <w:lvlText w:val="o"/>
-      <w:lvlJc w:val="left"/>
-      <w:pPr>
-        <w:ind w:left="5760" w:hanging="360"/>
-      </w:pPr>
-      <w:rPr>
-        <w:rFonts w:ascii="Courier New" w:hAnsi="Courier New" w:cs="Courier New" w:hint="default"/>
-      </w:rPr>
-    </w:lvl>
-    <w:lvl w:ilvl="8" w:tplc="FFFFFFFF" w:tentative="1">
-      <w:start w:val="1"/>
-      <w:numFmt w:val="bullet"/>
-      <w:lvlText w:val=""/>
-      <w:lvlJc w:val="left"/>
-      <w:pPr>
         <w:ind w:left="6480" w:hanging="360"/>
       </w:pPr>
       <w:rPr>
@@ -5489,31 +9656,37 @@
     </w:lvl>
   </w:abstractNum>
   <w:num w:numId="1" w16cid:durableId="269092035">
-    <w:abstractNumId w:val="6"/>
+    <w:abstractNumId w:val="7"/>
   </w:num>
   <w:num w:numId="2" w16cid:durableId="591671151">
-    <w:abstractNumId w:val="7"/>
+    <w:abstractNumId w:val="8"/>
   </w:num>
   <w:num w:numId="3" w16cid:durableId="1119446414">
+    <w:abstractNumId w:val="4"/>
+  </w:num>
+  <w:num w:numId="4" w16cid:durableId="1420326941">
     <w:abstractNumId w:val="3"/>
   </w:num>
-  <w:num w:numId="4" w16cid:durableId="1420326941">
+  <w:num w:numId="5" w16cid:durableId="1445886434">
     <w:abstractNumId w:val="2"/>
   </w:num>
-  <w:num w:numId="5" w16cid:durableId="1445886434">
-    <w:abstractNumId w:val="1"/>
-  </w:num>
   <w:num w:numId="6" w16cid:durableId="590743207">
-    <w:abstractNumId w:val="4"/>
+    <w:abstractNumId w:val="5"/>
   </w:num>
   <w:num w:numId="7" w16cid:durableId="763380108">
-    <w:abstractNumId w:val="8"/>
+    <w:abstractNumId w:val="9"/>
   </w:num>
   <w:num w:numId="8" w16cid:durableId="980117251">
     <w:abstractNumId w:val="0"/>
   </w:num>
   <w:num w:numId="9" w16cid:durableId="363215570">
-    <w:abstractNumId w:val="5"/>
+    <w:abstractNumId w:val="6"/>
+  </w:num>
+  <w:num w:numId="10" w16cid:durableId="1808739133">
+    <w:abstractNumId w:val="10"/>
+  </w:num>
+  <w:num w:numId="11" w16cid:durableId="1760178519">
+    <w:abstractNumId w:val="1"/>
   </w:num>
 </w:numbering>
 </file>
@@ -6123,7 +10296,6 @@
   <w:style w:type="character" w:default="1" w:styleId="DefaultParagraphFont">
     <w:name w:val="Default Paragraph Font"/>
     <w:uiPriority w:val="1"/>
-    <w:semiHidden/>
     <w:unhideWhenUsed/>
   </w:style>
   <w:style w:type="table" w:default="1" w:styleId="TableNormal">
